--- a/sheets/sop.docx
+++ b/sheets/sop.docx
@@ -9,6 +9,36 @@
       </w:pPr>
       <w:r>
         <w:t>TABOOST — Talent Inbox SOP</w:t>
+      </w:r>
+    </w:p>
+    <w:p>
+      <w:pPr>
+        <w:pStyle w:val="Heading1"/>
+      </w:pPr>
+      <w:r>
+        <w:t>SOP STATUS — WHO IS READY</w:t>
+      </w:r>
+    </w:p>
+    <w:p>
+      <w:r>
+        <w:rPr>
+          <w:b/>
+        </w:rPr>
+        <w:t xml:space="preserve">✅ APPROVED (AI may draft): </w:t>
+      </w:r>
+      <w:r>
+        <w:t>Sylvia Van Hoeven</w:t>
+      </w:r>
+    </w:p>
+    <w:p>
+      <w:r>
+        <w:rPr>
+          <w:b/>
+        </w:rPr>
+        <w:t xml:space="preserve">⏳ PENDING (AI will NOT draft — Human Admin Required): </w:t>
+      </w:r>
+      <w:r>
+        <w:t>Trinity Blair, Sam Jones, Brittanie Hammer, Allee Baray, Lizz Freixas, Katrina, Jenn Lyles, Angela Callisto, Colleen Fusco, Alana Calviello, Grayson Finks, Kylika Miller, Anastasiya, Katrina D, Michaela, Skyler Clark</w:t>
       </w:r>
     </w:p>
     <w:p>
@@ -154,7 +184,15 @@
     </w:p>
     <w:p>
       <w:r>
-        <w:t>Manager: Cara  |  Minimum Rate: $1000 per video</w:t>
+        <w:rPr>
+          <w:b/>
+        </w:rPr>
+        <w:t>✅ SOP APPROVED — AI may draft for this talent</w:t>
+      </w:r>
+    </w:p>
+    <w:p>
+      <w:r>
+        <w:t>Manager: Cara Best (cara@taboost.me)  |  Minimum Rate: $1000 per video</w:t>
       </w:r>
     </w:p>
     <w:p>
@@ -162,7 +200,7 @@
         <w:pStyle w:val="Heading2"/>
       </w:pPr>
       <w:r>
-        <w:t>SCENARIO 1: Asking for rates or a potential to collab</w:t>
+        <w:t>Scenario A: Initial Inbound (Default Response) — DEFAULT RESPONSE</w:t>
       </w:r>
     </w:p>
     <w:p>
@@ -170,12 +208,17 @@
         <w:rPr>
           <w:b/>
         </w:rPr>
-        <w:t>Use when (triggers):</w:t>
+        <w:t>Use when:</w:t>
       </w:r>
     </w:p>
     <w:p>
       <w:r>
-        <w:t>Asking for rates or a potential to collab</w:t>
+        <w:t>• Asking for rates or a potential to collab</w:t>
+      </w:r>
+    </w:p>
+    <w:p>
+      <w:r>
+        <w:t>• All other general inquiries</w:t>
       </w:r>
     </w:p>
     <w:p>
@@ -183,12 +226,12 @@
         <w:rPr>
           <w:b/>
         </w:rPr>
-        <w:t>Do not use when (exceptions):</w:t>
+        <w:t>Do not use when:</w:t>
       </w:r>
     </w:p>
     <w:p>
       <w:r>
-        <w:t>—</w:t>
+        <w:t>• An exact match from a more specific scenario below</w:t>
       </w:r>
     </w:p>
     <w:p>
@@ -201,7 +244,7 @@
     </w:p>
     <w:p>
       <w:r>
-        <w:t>Thank you so much for reaching out about a potential partnership with Sylvia!! I’m happy to share her media kit HERE + rates below:</w:t>
+        <w:t>Thank you so much for reaching out about a potential partnership with Sylvia!! I'm happy to share her media kit HERE + rates below:</w:t>
       </w:r>
     </w:p>
     <w:p>
@@ -233,7 +276,15 @@
     <w:p/>
     <w:p>
       <w:r>
-        <w:t>Please let us know what account you'd like her to post on in your offer + if you have any questions moving forward. We’d love to explore working together!</w:t>
+        <w:t>Please let us know what account you'd like her to post on in your offer + if you have any questions moving forward. We'd love to explore working together!</w:t>
+      </w:r>
+    </w:p>
+    <w:p>
+      <w:pPr>
+        <w:pStyle w:val="Heading2"/>
+      </w:pPr>
+      <w:r>
+        <w:t>Scenario B: Initial Inbound (Bundle Rate Requested)</w:t>
       </w:r>
     </w:p>
     <w:p>
@@ -241,20 +292,12 @@
         <w:rPr>
           <w:b/>
         </w:rPr>
-        <w:t>Internal Note:</w:t>
+        <w:t>Use when:</w:t>
       </w:r>
     </w:p>
     <w:p>
       <w:r>
-        <w:t>—</w:t>
-      </w:r>
-    </w:p>
-    <w:p>
-      <w:pPr>
-        <w:pStyle w:val="Heading2"/>
-      </w:pPr>
-      <w:r>
-        <w:t>SCENARIO 2: Initially offered a rate below her minimum ($1,000)</w:t>
+        <w:t>• Asking for bundle rates</w:t>
       </w:r>
     </w:p>
     <w:p>
@@ -262,185 +305,12 @@
         <w:rPr>
           <w:b/>
         </w:rPr>
-        <w:t>Use when (triggers):</w:t>
+        <w:t>Do not use when:</w:t>
       </w:r>
     </w:p>
     <w:p>
       <w:r>
-        <w:t>Initially offered a rate below her minimum ($1,000)</w:t>
-      </w:r>
-    </w:p>
-    <w:p>
-      <w:r>
-        <w:rPr>
-          <w:b/>
-        </w:rPr>
-        <w:t>Do not use when (exceptions):</w:t>
-      </w:r>
-    </w:p>
-    <w:p>
-      <w:r>
-        <w:t>—</w:t>
-      </w:r>
-    </w:p>
-    <w:p>
-      <w:r>
-        <w:rPr>
-          <w:b/>
-        </w:rPr>
-        <w:t>Approved Response:</w:t>
-      </w:r>
-    </w:p>
-    <w:p>
-      <w:r>
-        <w:t>Thank you for reaching out to Sylvia to collab!! However her rates are higher than your offer. I’m happy to share her media kit HERE + rates below:</w:t>
-      </w:r>
-    </w:p>
-    <w:p>
-      <w:r>
-        <w:t>• 1 TikTok (beauty): $2,000</w:t>
-      </w:r>
-    </w:p>
-    <w:p>
-      <w:r>
-        <w:t>• 1 TikTok (fashion): $1,000</w:t>
-      </w:r>
-    </w:p>
-    <w:p>
-      <w:r>
-        <w:t>• 1 IG Reel: $850</w:t>
-      </w:r>
-    </w:p>
-    <w:p>
-      <w:r>
-        <w:t>• 1 UGC Video: $1,500 (usage to be negotiated)</w:t>
-      </w:r>
-    </w:p>
-    <w:p/>
-    <w:p>
-      <w:r>
-        <w:t>Sylvia's pricing reflects her high quality content that performs super well organically + with spark ads/boosting!! Consistently her TikTok beauty account drives 300k GMV monthly &amp; her fashion tiktok account has a cult following of over 690k followers!</w:t>
-      </w:r>
-    </w:p>
-    <w:p/>
-    <w:p>
-      <w:r>
-        <w:t>Please let us know what account you'd like her to post on in your offer + if you can expand your budget. We’d love to explore working together!</w:t>
-      </w:r>
-    </w:p>
-    <w:p>
-      <w:r>
-        <w:rPr>
-          <w:b/>
-        </w:rPr>
-        <w:t>Internal Note:</w:t>
-      </w:r>
-    </w:p>
-    <w:p>
-      <w:r>
-        <w:t>—</w:t>
-      </w:r>
-    </w:p>
-    <w:p>
-      <w:pPr>
-        <w:pStyle w:val="Heading2"/>
-      </w:pPr>
-      <w:r>
-        <w:t>SCENARIO 3: Initally offered a rate that is OVER $1,500</w:t>
-      </w:r>
-    </w:p>
-    <w:p>
-      <w:r>
-        <w:rPr>
-          <w:b/>
-        </w:rPr>
-        <w:t>Use when (triggers):</w:t>
-      </w:r>
-    </w:p>
-    <w:p>
-      <w:r>
-        <w:t>Initally offered a rate that is OVER $1,500</w:t>
-        <w:br/>
-        <w:t>for one post</w:t>
-      </w:r>
-    </w:p>
-    <w:p>
-      <w:r>
-        <w:rPr>
-          <w:b/>
-        </w:rPr>
-        <w:t>Do not use when (exceptions):</w:t>
-      </w:r>
-    </w:p>
-    <w:p>
-      <w:r>
-        <w:t>—</w:t>
-      </w:r>
-    </w:p>
-    <w:p>
-      <w:r>
-        <w:rPr>
-          <w:b/>
-        </w:rPr>
-        <w:t>Approved Response:</w:t>
-      </w:r>
-    </w:p>
-    <w:p>
-      <w:r>
-        <w:t>Hi,</w:t>
-      </w:r>
-    </w:p>
-    <w:p/>
-    <w:p>
-      <w:r>
-        <w:t>Thank you for the offer! I think this collab could be a good fit for Sylvia. Looping her in management team who can move forward with this convo!</w:t>
-      </w:r>
-    </w:p>
-    <w:p>
-      <w:r>
-        <w:rPr>
-          <w:b/>
-        </w:rPr>
-        <w:t>Internal Note:</w:t>
-      </w:r>
-    </w:p>
-    <w:p>
-      <w:r>
-        <w:t>—</w:t>
-      </w:r>
-    </w:p>
-    <w:p>
-      <w:pPr>
-        <w:pStyle w:val="Heading2"/>
-      </w:pPr>
-      <w:r>
-        <w:t>SCENARIO 4: Asking for bundle rates</w:t>
-      </w:r>
-    </w:p>
-    <w:p>
-      <w:r>
-        <w:rPr>
-          <w:b/>
-        </w:rPr>
-        <w:t>Use when (triggers):</w:t>
-      </w:r>
-    </w:p>
-    <w:p>
-      <w:r>
-        <w:t>Asking for bundle rates</w:t>
-      </w:r>
-    </w:p>
-    <w:p>
-      <w:r>
-        <w:rPr>
-          <w:b/>
-        </w:rPr>
-        <w:t>Do not use when (exceptions):</w:t>
-      </w:r>
-    </w:p>
-    <w:p>
-      <w:r>
-        <w:t>—</w:t>
+        <w:t>• Multiple post rate is not asked for</w:t>
       </w:r>
     </w:p>
     <w:p>
@@ -475,7 +345,15 @@
     <w:p/>
     <w:p>
       <w:r>
-        <w:t>We’ve found bundles usually perform better since multiple posts make the product feel like a real part of her routine instead of a one-off. Let me know your thoughts!</w:t>
+        <w:t>We've found bundles usually perform better since multiple posts make the product feel like a real part of her routine instead of a one-off. Let me know your thoughts!</w:t>
+      </w:r>
+    </w:p>
+    <w:p>
+      <w:pPr>
+        <w:pStyle w:val="Heading2"/>
+      </w:pPr>
+      <w:r>
+        <w:t>Scenario C: Initial Inbound (Adequate Offer)</w:t>
       </w:r>
     </w:p>
     <w:p>
@@ -483,20 +361,12 @@
         <w:rPr>
           <w:b/>
         </w:rPr>
-        <w:t>Internal Note:</w:t>
+        <w:t>Use when:</w:t>
       </w:r>
     </w:p>
     <w:p>
       <w:r>
-        <w:t>All of the above responses → Move to A Initial Response</w:t>
-      </w:r>
-    </w:p>
-    <w:p>
-      <w:pPr>
-        <w:pStyle w:val="Heading2"/>
-      </w:pPr>
-      <w:r>
-        <w:t>SCENARIO 5: PR Request</w:t>
+        <w:t>• Initially offered a rate that is OVER $1,500 for one post</w:t>
       </w:r>
     </w:p>
     <w:p>
@@ -504,14 +374,12 @@
         <w:rPr>
           <w:b/>
         </w:rPr>
-        <w:t>Use when (triggers):</w:t>
+        <w:t>Do not use when:</w:t>
       </w:r>
     </w:p>
     <w:p>
       <w:r>
-        <w:t>PR Request</w:t>
-        <w:br/>
-        <w:t>from notable brand</w:t>
+        <w:t>• An explicit offer of the above rate is not specified</w:t>
       </w:r>
     </w:p>
     <w:p>
@@ -519,12 +387,7 @@
         <w:rPr>
           <w:b/>
         </w:rPr>
-        <w:t>Do not use when (exceptions):</w:t>
-      </w:r>
-    </w:p>
-    <w:p>
-      <w:r>
-        <w:t>—</w:t>
+        <w:t>CC: cara@taboost.me</w:t>
       </w:r>
     </w:p>
     <w:p>
@@ -543,31 +406,7 @@
     <w:p/>
     <w:p>
       <w:r>
-        <w:t>Sylvia would LOVE to get some PR. Her address is:</w:t>
-      </w:r>
-    </w:p>
-    <w:p>
-      <w:r>
-        <w:t>5883 E Thomas Rd Scottsdale, AZ  85251</w:t>
-      </w:r>
-    </w:p>
-    <w:p/>
-    <w:p>
-      <w:r>
-        <w:t>Let me know when it's sent &amp; the tracking number is avaialble so I can pass her way</w:t>
-      </w:r>
-    </w:p>
-    <w:p>
-      <w:r>
-        <w:rPr>
-          <w:b/>
-        </w:rPr>
-        <w:t>Internal Note:</w:t>
-      </w:r>
-    </w:p>
-    <w:p>
-      <w:r>
-        <w:t>convos marked A Inital Response: if the brand offers above $1,000 → CC Cara</w:t>
+        <w:t>Thank you for the offer! I think this collab could be a good fit for Sylvia. Looping in her management team who can move forward with this convo!</w:t>
       </w:r>
     </w:p>
     <w:p>
@@ -580,420 +419,20 @@
     </w:p>
     <w:p>
       <w:r>
+        <w:rPr>
+          <w:b/>
+        </w:rPr>
+        <w:t>⏳ SOP PENDING — AI will NOT draft. All emails routed to Human Admin Required.</w:t>
+      </w:r>
+    </w:p>
+    <w:p>
+      <w:r>
         <w:t>Manager: Chenni  |  Minimum Rate: $2000 per video</w:t>
       </w:r>
     </w:p>
     <w:p>
-      <w:pPr>
-        <w:pStyle w:val="Heading2"/>
-      </w:pPr>
       <w:r>
-        <w:t>SCENARIO 1: Asking for rates or a potential to collab</w:t>
-      </w:r>
-    </w:p>
-    <w:p>
-      <w:r>
-        <w:rPr>
-          <w:b/>
-        </w:rPr>
-        <w:t>Use when (triggers):</w:t>
-      </w:r>
-    </w:p>
-    <w:p>
-      <w:r>
-        <w:t>Asking for rates or a potential to collab</w:t>
-      </w:r>
-    </w:p>
-    <w:p>
-      <w:r>
-        <w:rPr>
-          <w:b/>
-        </w:rPr>
-        <w:t>Do not use when (exceptions):</w:t>
-      </w:r>
-    </w:p>
-    <w:p>
-      <w:r>
-        <w:t>—</w:t>
-      </w:r>
-    </w:p>
-    <w:p>
-      <w:r>
-        <w:rPr>
-          <w:b/>
-        </w:rPr>
-        <w:t>Approved Response:</w:t>
-      </w:r>
-    </w:p>
-    <w:p>
-      <w:r>
-        <w:t>Thank you so much for reaching out about a potential partnership with Trinity!! I’m happy to share her media kit HERE + rates below:</w:t>
-      </w:r>
-    </w:p>
-    <w:p>
-      <w:r>
-        <w:t>• 1 TikTok: $4,000</w:t>
-      </w:r>
-    </w:p>
-    <w:p>
-      <w:r>
-        <w:t>• 1 IG Reel: $2,000</w:t>
-      </w:r>
-    </w:p>
-    <w:p>
-      <w:r>
-        <w:t>•  Podcast Feature: $1,500</w:t>
-      </w:r>
-    </w:p>
-    <w:p>
-      <w:r>
-        <w:t>• 1 UGC Video: $1,500 (usage to be negotiated)</w:t>
-      </w:r>
-    </w:p>
-    <w:p/>
-    <w:p>
-      <w:r>
-        <w:t>Trinity's pricing reflects her 3.3M followers + high engagement rate. She has a cult following always asking her for suggestions, recommendations, and advice via TikTok, her Podcast, Snapchat, and IG!!</w:t>
-      </w:r>
-    </w:p>
-    <w:p/>
-    <w:p>
-      <w:r>
-        <w:t>Please let us know what type of collab you're looking for in your offer + if you have any questions moving forward. We’d love to explore working together!</w:t>
-      </w:r>
-    </w:p>
-    <w:p>
-      <w:r>
-        <w:rPr>
-          <w:b/>
-        </w:rPr>
-        <w:t>Internal Note:</w:t>
-      </w:r>
-    </w:p>
-    <w:p>
-      <w:r>
-        <w:t>—</w:t>
-      </w:r>
-    </w:p>
-    <w:p>
-      <w:pPr>
-        <w:pStyle w:val="Heading2"/>
-      </w:pPr>
-      <w:r>
-        <w:t>SCENARIO 2: Initially offered a rate below her minimum ($2,000)</w:t>
-      </w:r>
-    </w:p>
-    <w:p>
-      <w:r>
-        <w:rPr>
-          <w:b/>
-        </w:rPr>
-        <w:t>Use when (triggers):</w:t>
-      </w:r>
-    </w:p>
-    <w:p>
-      <w:r>
-        <w:t>Initially offered a rate below her minimum ($2,000)</w:t>
-      </w:r>
-    </w:p>
-    <w:p>
-      <w:r>
-        <w:rPr>
-          <w:b/>
-        </w:rPr>
-        <w:t>Do not use when (exceptions):</w:t>
-      </w:r>
-    </w:p>
-    <w:p>
-      <w:r>
-        <w:t>—</w:t>
-      </w:r>
-    </w:p>
-    <w:p>
-      <w:r>
-        <w:rPr>
-          <w:b/>
-        </w:rPr>
-        <w:t>Approved Response:</w:t>
-      </w:r>
-    </w:p>
-    <w:p>
-      <w:r>
-        <w:t>Thank you for reaching out to Trinity to collab!! However her rates are higher than your offer. I’m happy to share her media kit HERE + rates below:</w:t>
-      </w:r>
-    </w:p>
-    <w:p>
-      <w:r>
-        <w:t>• 1 TikTok: $4,000</w:t>
-      </w:r>
-    </w:p>
-    <w:p>
-      <w:r>
-        <w:t>• 1 IG Reel: $2,000</w:t>
-      </w:r>
-    </w:p>
-    <w:p>
-      <w:r>
-        <w:t>•  Podcast Feature: $1,500</w:t>
-      </w:r>
-    </w:p>
-    <w:p>
-      <w:r>
-        <w:t>• 1 UGC Video: $1,500 (usage to be negotiated)</w:t>
-      </w:r>
-    </w:p>
-    <w:p/>
-    <w:p>
-      <w:r>
-        <w:t>Trinity's pricing reflects her 3.3M followers + high engagement rate. She has a cult following always asking her for suggestions, recommendations, and advice via TikTok, her Podcast, Snapchat, and IG!!</w:t>
-      </w:r>
-    </w:p>
-    <w:p/>
-    <w:p>
-      <w:r>
-        <w:t>Please let us know what type of collab you're looking for in your offer + if you have any room to expand your budget. We’d love to explore working together!</w:t>
-      </w:r>
-    </w:p>
-    <w:p>
-      <w:r>
-        <w:rPr>
-          <w:b/>
-        </w:rPr>
-        <w:t>Internal Note:</w:t>
-      </w:r>
-    </w:p>
-    <w:p>
-      <w:r>
-        <w:t>—</w:t>
-      </w:r>
-    </w:p>
-    <w:p>
-      <w:pPr>
-        <w:pStyle w:val="Heading2"/>
-      </w:pPr>
-      <w:r>
-        <w:t>SCENARIO 3: Initially offered a rate that is OVER $3,000</w:t>
-      </w:r>
-    </w:p>
-    <w:p>
-      <w:r>
-        <w:rPr>
-          <w:b/>
-        </w:rPr>
-        <w:t>Use when (triggers):</w:t>
-      </w:r>
-    </w:p>
-    <w:p>
-      <w:r>
-        <w:t>Initially offered a rate that is OVER $3,000</w:t>
-        <w:br/>
-        <w:t>for one post</w:t>
-      </w:r>
-    </w:p>
-    <w:p>
-      <w:r>
-        <w:rPr>
-          <w:b/>
-        </w:rPr>
-        <w:t>Do not use when (exceptions):</w:t>
-      </w:r>
-    </w:p>
-    <w:p>
-      <w:r>
-        <w:t>—</w:t>
-      </w:r>
-    </w:p>
-    <w:p>
-      <w:r>
-        <w:rPr>
-          <w:b/>
-        </w:rPr>
-        <w:t>Approved Response:</w:t>
-      </w:r>
-    </w:p>
-    <w:p>
-      <w:r>
-        <w:t>Hi,</w:t>
-      </w:r>
-    </w:p>
-    <w:p/>
-    <w:p>
-      <w:r>
-        <w:t>Thank you for the offer! I think this collab could be a good fit for Trinity. Looping her in management team who can move forward with this convo!</w:t>
-      </w:r>
-    </w:p>
-    <w:p>
-      <w:r>
-        <w:rPr>
-          <w:b/>
-        </w:rPr>
-        <w:t>Internal Note:</w:t>
-      </w:r>
-    </w:p>
-    <w:p>
-      <w:r>
-        <w:t>—</w:t>
-      </w:r>
-    </w:p>
-    <w:p>
-      <w:pPr>
-        <w:pStyle w:val="Heading2"/>
-      </w:pPr>
-      <w:r>
-        <w:t>SCENARIO 4: Asking for bundle rates</w:t>
-      </w:r>
-    </w:p>
-    <w:p>
-      <w:r>
-        <w:rPr>
-          <w:b/>
-        </w:rPr>
-        <w:t>Use when (triggers):</w:t>
-      </w:r>
-    </w:p>
-    <w:p>
-      <w:r>
-        <w:t>Asking for bundle rates</w:t>
-      </w:r>
-    </w:p>
-    <w:p>
-      <w:r>
-        <w:rPr>
-          <w:b/>
-        </w:rPr>
-        <w:t>Do not use when (exceptions):</w:t>
-      </w:r>
-    </w:p>
-    <w:p>
-      <w:r>
-        <w:t>—</w:t>
-      </w:r>
-    </w:p>
-    <w:p>
-      <w:r>
-        <w:rPr>
-          <w:b/>
-        </w:rPr>
-        <w:t>Approved Response:</w:t>
-      </w:r>
-    </w:p>
-    <w:p>
-      <w:r>
-        <w:t>Trinity's standard rate is $4,000 per video! HERE is her media kit. Below is her bundle pricing:</w:t>
-      </w:r>
-    </w:p>
-    <w:p/>
-    <w:p>
-      <w:r>
-        <w:t>3 videos (85%) → $10,000</w:t>
-      </w:r>
-    </w:p>
-    <w:p>
-      <w:r>
-        <w:t>5 videos (80%) → $16,000</w:t>
-      </w:r>
-    </w:p>
-    <w:p>
-      <w:r>
-        <w:t>10 videos (70%) → $28,000</w:t>
-      </w:r>
-    </w:p>
-    <w:p/>
-    <w:p>
-      <w:r>
-        <w:t>We’ve found bundles usually perform better since multiple posts make the product feel like a real part of her routine instead of a one-off. Let me know your thoughts!</w:t>
-      </w:r>
-    </w:p>
-    <w:p>
-      <w:r>
-        <w:rPr>
-          <w:b/>
-        </w:rPr>
-        <w:t>Internal Note:</w:t>
-      </w:r>
-    </w:p>
-    <w:p>
-      <w:r>
-        <w:t>All of the above responses → Move to A Initial Response</w:t>
-      </w:r>
-    </w:p>
-    <w:p>
-      <w:pPr>
-        <w:pStyle w:val="Heading2"/>
-      </w:pPr>
-      <w:r>
-        <w:t>SCENARIO 5: PR Request</w:t>
-      </w:r>
-    </w:p>
-    <w:p>
-      <w:r>
-        <w:rPr>
-          <w:b/>
-        </w:rPr>
-        <w:t>Use when (triggers):</w:t>
-      </w:r>
-    </w:p>
-    <w:p>
-      <w:r>
-        <w:t>PR Request</w:t>
-        <w:br/>
-        <w:t>from notable brand</w:t>
-      </w:r>
-    </w:p>
-    <w:p>
-      <w:r>
-        <w:rPr>
-          <w:b/>
-        </w:rPr>
-        <w:t>Do not use when (exceptions):</w:t>
-      </w:r>
-    </w:p>
-    <w:p>
-      <w:r>
-        <w:t>—</w:t>
-      </w:r>
-    </w:p>
-    <w:p>
-      <w:r>
-        <w:rPr>
-          <w:b/>
-        </w:rPr>
-        <w:t>Approved Response:</w:t>
-      </w:r>
-    </w:p>
-    <w:p>
-      <w:r>
-        <w:t>Hi,</w:t>
-      </w:r>
-    </w:p>
-    <w:p/>
-    <w:p>
-      <w:r>
-        <w:t>Trinity would LOVE to get some PR. Her address is:</w:t>
-      </w:r>
-    </w:p>
-    <w:p>
-      <w:r>
-        <w:t>7579 Goldenfruit Cir, Riverside, CA 92507</w:t>
-      </w:r>
-    </w:p>
-    <w:p/>
-    <w:p>
-      <w:r>
-        <w:t>Let me know when it's sent &amp; the tracking number is avaialble so I can pass her way</w:t>
-      </w:r>
-    </w:p>
-    <w:p>
-      <w:r>
-        <w:rPr>
-          <w:b/>
-        </w:rPr>
-        <w:t>Internal Note:</w:t>
-      </w:r>
-    </w:p>
-    <w:p>
-      <w:r>
-        <w:t>convos marked A Inital Response: if the brand offers at/above $2,000 → CC Chenni</w:t>
+        <w:t>(Add approved scenarios below when ready.)</w:t>
       </w:r>
     </w:p>
     <w:p>
@@ -1006,476 +445,20 @@
     </w:p>
     <w:p>
       <w:r>
+        <w:rPr>
+          <w:b/>
+        </w:rPr>
+        <w:t>⏳ SOP PENDING — AI will NOT draft. All emails routed to Human Admin Required.</w:t>
+      </w:r>
+    </w:p>
+    <w:p>
+      <w:r>
         <w:t>Manager: Cara  |  Minimum Rate: $700 per video</w:t>
       </w:r>
     </w:p>
     <w:p>
-      <w:pPr>
-        <w:pStyle w:val="Heading2"/>
-      </w:pPr>
       <w:r>
-        <w:t>SCENARIO 1: Asking for rates or a potential to collab</w:t>
-      </w:r>
-    </w:p>
-    <w:p>
-      <w:r>
-        <w:rPr>
-          <w:b/>
-        </w:rPr>
-        <w:t>Use when (triggers):</w:t>
-      </w:r>
-    </w:p>
-    <w:p>
-      <w:r>
-        <w:t>Asking for rates or a potential to collab</w:t>
-      </w:r>
-    </w:p>
-    <w:p>
-      <w:r>
-        <w:rPr>
-          <w:b/>
-        </w:rPr>
-        <w:t>Do not use when (exceptions):</w:t>
-      </w:r>
-    </w:p>
-    <w:p>
-      <w:r>
-        <w:t>—</w:t>
-      </w:r>
-    </w:p>
-    <w:p>
-      <w:r>
-        <w:rPr>
-          <w:b/>
-        </w:rPr>
-        <w:t>Approved Response:</w:t>
-      </w:r>
-    </w:p>
-    <w:p>
-      <w:r>
-        <w:t>Thank you so much for reaching out about a potential partnership with Sam!! I’m happy to share her rates below:</w:t>
-      </w:r>
-    </w:p>
-    <w:p>
-      <w:r>
-        <w:t>• 1 TikTok: $900</w:t>
-      </w:r>
-    </w:p>
-    <w:p>
-      <w:r>
-        <w:t>• 1 IG Reel: $600</w:t>
-      </w:r>
-    </w:p>
-    <w:p>
-      <w:r>
-        <w:t>• 1 UGC Video: $1,500 (usage can be added on for an additional cost)</w:t>
-      </w:r>
-    </w:p>
-    <w:p/>
-    <w:p>
-      <w:r>
-        <w:t>Sam's pricing reflects her high-quality, conversion-focused content and consistent performance for brands. Last month on TikTok Shop her GMV was over $150k!</w:t>
-      </w:r>
-    </w:p>
-    <w:p/>
-    <w:p>
-      <w:r>
-        <w:t>Please let us know what type of collab you're looking for in your offer + if you have any questions moving forward. We’d love to explore working together!</w:t>
-      </w:r>
-    </w:p>
-    <w:p>
-      <w:r>
-        <w:rPr>
-          <w:b/>
-        </w:rPr>
-        <w:t>Internal Note:</w:t>
-      </w:r>
-    </w:p>
-    <w:p>
-      <w:r>
-        <w:t>—</w:t>
-      </w:r>
-    </w:p>
-    <w:p>
-      <w:pPr>
-        <w:pStyle w:val="Heading2"/>
-      </w:pPr>
-      <w:r>
-        <w:t>SCENARIO 2: Initially offered a rate below her minimum ($700)</w:t>
-      </w:r>
-    </w:p>
-    <w:p>
-      <w:r>
-        <w:rPr>
-          <w:b/>
-        </w:rPr>
-        <w:t>Use when (triggers):</w:t>
-      </w:r>
-    </w:p>
-    <w:p>
-      <w:r>
-        <w:t>Initially offered a rate below her minimum ($700)</w:t>
-      </w:r>
-    </w:p>
-    <w:p>
-      <w:r>
-        <w:rPr>
-          <w:b/>
-        </w:rPr>
-        <w:t>Do not use when (exceptions):</w:t>
-      </w:r>
-    </w:p>
-    <w:p>
-      <w:r>
-        <w:t>—</w:t>
-      </w:r>
-    </w:p>
-    <w:p>
-      <w:r>
-        <w:rPr>
-          <w:b/>
-        </w:rPr>
-        <w:t>Approved Response:</w:t>
-      </w:r>
-    </w:p>
-    <w:p>
-      <w:r>
-        <w:t>Thank you for reaching out to Sam to collab!! However her rates are higher than your offer. I’m happy to share her rates below:</w:t>
-      </w:r>
-    </w:p>
-    <w:p>
-      <w:r>
-        <w:t>• 1 TikTok: $900</w:t>
-      </w:r>
-    </w:p>
-    <w:p>
-      <w:r>
-        <w:t>• 1 IG Reel: $600</w:t>
-      </w:r>
-    </w:p>
-    <w:p>
-      <w:r>
-        <w:t>• 1 UGC Video: $1,500 (usage can be added on for an additional cost)</w:t>
-      </w:r>
-    </w:p>
-    <w:p/>
-    <w:p>
-      <w:r>
-        <w:t>Sam's pricing reflects her high-quality, conversion-focused content and consistent performance for brands. Last month on TikTok Shop her GMV was over $150k!</w:t>
-      </w:r>
-    </w:p>
-    <w:p/>
-    <w:p>
-      <w:r>
-        <w:t>Please let us know what type of collab you're looking for in your offer + if you have any room to expand your budget. We’d love to explore working together!</w:t>
-      </w:r>
-    </w:p>
-    <w:p>
-      <w:r>
-        <w:rPr>
-          <w:b/>
-        </w:rPr>
-        <w:t>Internal Note:</w:t>
-      </w:r>
-    </w:p>
-    <w:p>
-      <w:r>
-        <w:t>—</w:t>
-      </w:r>
-    </w:p>
-    <w:p>
-      <w:pPr>
-        <w:pStyle w:val="Heading2"/>
-      </w:pPr>
-      <w:r>
-        <w:t>SCENARIO 3: Initally offered a rate that is OVER $900</w:t>
-      </w:r>
-    </w:p>
-    <w:p>
-      <w:r>
-        <w:rPr>
-          <w:b/>
-        </w:rPr>
-        <w:t>Use when (triggers):</w:t>
-      </w:r>
-    </w:p>
-    <w:p>
-      <w:r>
-        <w:t>Initally offered a rate that is OVER $900</w:t>
-        <w:br/>
-        <w:t>for one post</w:t>
-      </w:r>
-    </w:p>
-    <w:p>
-      <w:r>
-        <w:rPr>
-          <w:b/>
-        </w:rPr>
-        <w:t>Do not use when (exceptions):</w:t>
-      </w:r>
-    </w:p>
-    <w:p>
-      <w:r>
-        <w:t>—</w:t>
-      </w:r>
-    </w:p>
-    <w:p>
-      <w:r>
-        <w:rPr>
-          <w:b/>
-        </w:rPr>
-        <w:t>Approved Response:</w:t>
-      </w:r>
-    </w:p>
-    <w:p>
-      <w:r>
-        <w:t>Hi,</w:t>
-      </w:r>
-    </w:p>
-    <w:p/>
-    <w:p>
-      <w:r>
-        <w:t>Thank you for the offer! I think this collab could be a good fit for Sam. Looping her in management team who can move forward with this convo!</w:t>
-      </w:r>
-    </w:p>
-    <w:p>
-      <w:r>
-        <w:rPr>
-          <w:b/>
-        </w:rPr>
-        <w:t>Internal Note:</w:t>
-      </w:r>
-    </w:p>
-    <w:p>
-      <w:r>
-        <w:t>—</w:t>
-      </w:r>
-    </w:p>
-    <w:p>
-      <w:pPr>
-        <w:pStyle w:val="Heading2"/>
-      </w:pPr>
-      <w:r>
-        <w:t>SCENARIO 4: Asking for bundle rates</w:t>
-      </w:r>
-    </w:p>
-    <w:p>
-      <w:r>
-        <w:rPr>
-          <w:b/>
-        </w:rPr>
-        <w:t>Use when (triggers):</w:t>
-      </w:r>
-    </w:p>
-    <w:p>
-      <w:r>
-        <w:t>Asking for bundle rates</w:t>
-      </w:r>
-    </w:p>
-    <w:p>
-      <w:r>
-        <w:rPr>
-          <w:b/>
-        </w:rPr>
-        <w:t>Do not use when (exceptions):</w:t>
-      </w:r>
-    </w:p>
-    <w:p>
-      <w:r>
-        <w:t>—</w:t>
-      </w:r>
-    </w:p>
-    <w:p>
-      <w:r>
-        <w:rPr>
-          <w:b/>
-        </w:rPr>
-        <w:t>Approved Response:</w:t>
-      </w:r>
-    </w:p>
-    <w:p>
-      <w:r>
-        <w:t>Her standard rate is $900 per video! Below is her bundle pricing:</w:t>
-      </w:r>
-    </w:p>
-    <w:p/>
-    <w:p>
-      <w:r>
-        <w:t>3 videos (90%) → $2,400</w:t>
-      </w:r>
-    </w:p>
-    <w:p>
-      <w:r>
-        <w:t>5 videos (85%) → $3,800</w:t>
-      </w:r>
-    </w:p>
-    <w:p>
-      <w:r>
-        <w:t>10 videos (75%) → $6,750</w:t>
-      </w:r>
-    </w:p>
-    <w:p/>
-    <w:p>
-      <w:r>
-        <w:t>We’ve found bundles usually perform better since multiple posts make the product feel like a real part of her routine instead of a one-off. Let me know your thoughts!</w:t>
-      </w:r>
-    </w:p>
-    <w:p>
-      <w:r>
-        <w:rPr>
-          <w:b/>
-        </w:rPr>
-        <w:t>Internal Note:</w:t>
-      </w:r>
-    </w:p>
-    <w:p>
-      <w:r>
-        <w:t>All of the above responses → Move to A Initial Response</w:t>
-      </w:r>
-    </w:p>
-    <w:p>
-      <w:pPr>
-        <w:pStyle w:val="Heading2"/>
-      </w:pPr>
-      <w:r>
-        <w:t>SCENARIO 5: UGC offer / rate request</w:t>
-      </w:r>
-    </w:p>
-    <w:p>
-      <w:r>
-        <w:rPr>
-          <w:b/>
-        </w:rPr>
-        <w:t>Use when (triggers):</w:t>
-      </w:r>
-    </w:p>
-    <w:p>
-      <w:r>
-        <w:t>UGC offer / rate request</w:t>
-      </w:r>
-    </w:p>
-    <w:p>
-      <w:r>
-        <w:rPr>
-          <w:b/>
-        </w:rPr>
-        <w:t>Do not use when (exceptions):</w:t>
-      </w:r>
-    </w:p>
-    <w:p>
-      <w:r>
-        <w:t>—</w:t>
-      </w:r>
-    </w:p>
-    <w:p>
-      <w:r>
-        <w:rPr>
-          <w:b/>
-        </w:rPr>
-        <w:t>Approved Response:</w:t>
-      </w:r>
-    </w:p>
-    <w:p>
-      <w:r>
-        <w:t>Sam's UGC rate is around $1,500 per video! HERE is her media kit for review.</w:t>
-      </w:r>
-    </w:p>
-    <w:p/>
-    <w:p>
-      <w:r>
-        <w:t>If you have this budget I can loop in her team to go through the rest of the details :)</w:t>
-      </w:r>
-    </w:p>
-    <w:p>
-      <w:r>
-        <w:rPr>
-          <w:b/>
-        </w:rPr>
-        <w:t>Internal Note:</w:t>
-      </w:r>
-    </w:p>
-    <w:p>
-      <w:r>
-        <w:t>—</w:t>
-      </w:r>
-    </w:p>
-    <w:p>
-      <w:pPr>
-        <w:pStyle w:val="Heading2"/>
-      </w:pPr>
-      <w:r>
-        <w:t>SCENARIO 6: PR Request</w:t>
-      </w:r>
-    </w:p>
-    <w:p>
-      <w:r>
-        <w:rPr>
-          <w:b/>
-        </w:rPr>
-        <w:t>Use when (triggers):</w:t>
-      </w:r>
-    </w:p>
-    <w:p>
-      <w:r>
-        <w:t>PR Request</w:t>
-        <w:br/>
-        <w:t>from notable brand</w:t>
-      </w:r>
-    </w:p>
-    <w:p>
-      <w:r>
-        <w:rPr>
-          <w:b/>
-        </w:rPr>
-        <w:t>Do not use when (exceptions):</w:t>
-      </w:r>
-    </w:p>
-    <w:p>
-      <w:r>
-        <w:t>—</w:t>
-      </w:r>
-    </w:p>
-    <w:p>
-      <w:r>
-        <w:rPr>
-          <w:b/>
-        </w:rPr>
-        <w:t>Approved Response:</w:t>
-      </w:r>
-    </w:p>
-    <w:p>
-      <w:r>
-        <w:t>Hi,</w:t>
-      </w:r>
-    </w:p>
-    <w:p/>
-    <w:p>
-      <w:r>
-        <w:t>Sam would LOVE to get some PR. Her address is:</w:t>
-      </w:r>
-    </w:p>
-    <w:p>
-      <w:r>
-        <w:t>3190 Nicol Point Way NE, Tuscaloosa, AL 35406</w:t>
-      </w:r>
-    </w:p>
-    <w:p/>
-    <w:p>
-      <w:r>
-        <w:t>Let me know when it's sent &amp; the tracking number is avaialble so I can pass her way</w:t>
-      </w:r>
-    </w:p>
-    <w:p>
-      <w:r>
-        <w:rPr>
-          <w:b/>
-        </w:rPr>
-        <w:t>Internal Note:</w:t>
-      </w:r>
-    </w:p>
-    <w:p>
-      <w:r>
-        <w:t>convos marked A Inital Response: if the brand offers at/above $700 → CC Cara</w:t>
+        <w:t>(Add approved scenarios below when ready.)</w:t>
       </w:r>
     </w:p>
     <w:p>
@@ -1488,400 +471,20 @@
     </w:p>
     <w:p>
       <w:r>
+        <w:rPr>
+          <w:b/>
+        </w:rPr>
+        <w:t>⏳ SOP PENDING — AI will NOT draft. All emails routed to Human Admin Required.</w:t>
+      </w:r>
+    </w:p>
+    <w:p>
+      <w:r>
         <w:t>Manager: Chenni  |  Minimum Rate: $900 per video</w:t>
       </w:r>
     </w:p>
     <w:p>
-      <w:pPr>
-        <w:pStyle w:val="Heading2"/>
-      </w:pPr>
       <w:r>
-        <w:t>SCENARIO 1: Asking for rates or a potential to collab</w:t>
-      </w:r>
-    </w:p>
-    <w:p>
-      <w:r>
-        <w:rPr>
-          <w:b/>
-        </w:rPr>
-        <w:t>Use when (triggers):</w:t>
-      </w:r>
-    </w:p>
-    <w:p>
-      <w:r>
-        <w:t>Asking for rates or a potential to collab</w:t>
-      </w:r>
-    </w:p>
-    <w:p>
-      <w:r>
-        <w:rPr>
-          <w:b/>
-        </w:rPr>
-        <w:t>Do not use when (exceptions):</w:t>
-      </w:r>
-    </w:p>
-    <w:p>
-      <w:r>
-        <w:t>—</w:t>
-      </w:r>
-    </w:p>
-    <w:p>
-      <w:r>
-        <w:rPr>
-          <w:b/>
-        </w:rPr>
-        <w:t>Approved Response:</w:t>
-      </w:r>
-    </w:p>
-    <w:p>
-      <w:r>
-        <w:t>Thank you so much for reaching out about a potential partnership with Britt!! I’m happy to share her rates below:</w:t>
-      </w:r>
-    </w:p>
-    <w:p>
-      <w:r>
-        <w:t>• 1 TikTok: $1,250</w:t>
-      </w:r>
-    </w:p>
-    <w:p>
-      <w:r>
-        <w:t>• 1 UGC Video: $1,000 (usage to be negotiated)</w:t>
-      </w:r>
-    </w:p>
-    <w:p/>
-    <w:p>
-      <w:r>
-        <w:t>Britt's pricing reflects her extremely high conversion rate from content that truly sells. Her last month GMV was $669k &amp; she was TikTok’s 2025 Home Creator of the Year!!</w:t>
-      </w:r>
-    </w:p>
-    <w:p/>
-    <w:p>
-      <w:r>
-        <w:t>Please let us know what type of collab you're looking for in your offer + if you have any questions moving forward. We’d love to explore working together!</w:t>
-      </w:r>
-    </w:p>
-    <w:p>
-      <w:r>
-        <w:rPr>
-          <w:b/>
-        </w:rPr>
-        <w:t>Internal Note:</w:t>
-      </w:r>
-    </w:p>
-    <w:p>
-      <w:r>
-        <w:t>—</w:t>
-      </w:r>
-    </w:p>
-    <w:p>
-      <w:pPr>
-        <w:pStyle w:val="Heading2"/>
-      </w:pPr>
-      <w:r>
-        <w:t>SCENARIO 2: Initially offered a rate below her minimum ($900)</w:t>
-      </w:r>
-    </w:p>
-    <w:p>
-      <w:r>
-        <w:rPr>
-          <w:b/>
-        </w:rPr>
-        <w:t>Use when (triggers):</w:t>
-      </w:r>
-    </w:p>
-    <w:p>
-      <w:r>
-        <w:t>Initially offered a rate below her minimum ($900)</w:t>
-      </w:r>
-    </w:p>
-    <w:p>
-      <w:r>
-        <w:rPr>
-          <w:b/>
-        </w:rPr>
-        <w:t>Do not use when (exceptions):</w:t>
-      </w:r>
-    </w:p>
-    <w:p>
-      <w:r>
-        <w:t>—</w:t>
-      </w:r>
-    </w:p>
-    <w:p>
-      <w:r>
-        <w:rPr>
-          <w:b/>
-        </w:rPr>
-        <w:t>Approved Response:</w:t>
-      </w:r>
-    </w:p>
-    <w:p>
-      <w:r>
-        <w:t>Thank you for reaching out to Britt to collab!! However her rates are higher than your offer. I’m happy to share her rates below:</w:t>
-      </w:r>
-    </w:p>
-    <w:p>
-      <w:r>
-        <w:t>• 1 TikTok: $1,250</w:t>
-      </w:r>
-    </w:p>
-    <w:p>
-      <w:r>
-        <w:t>• 1 UGC Video: $1,000 (usage to be negotiated)</w:t>
-      </w:r>
-    </w:p>
-    <w:p/>
-    <w:p>
-      <w:r>
-        <w:t>Britt's pricing reflects her extremely high conversion rate from content that truly sells. Her last month GMV was $669k &amp; she was TikTok’s 2025 Home Creator of the Year!!</w:t>
-      </w:r>
-    </w:p>
-    <w:p/>
-    <w:p>
-      <w:r>
-        <w:t>Please let us know what type of collab you're looking for in your offer + if you can expand your budget. We’d love to explore working together!</w:t>
-      </w:r>
-    </w:p>
-    <w:p>
-      <w:r>
-        <w:rPr>
-          <w:b/>
-        </w:rPr>
-        <w:t>Internal Note:</w:t>
-      </w:r>
-    </w:p>
-    <w:p>
-      <w:r>
-        <w:t>—</w:t>
-      </w:r>
-    </w:p>
-    <w:p>
-      <w:pPr>
-        <w:pStyle w:val="Heading2"/>
-      </w:pPr>
-      <w:r>
-        <w:t>SCENARIO 3: Initally offered a rate that is OVER $1,250</w:t>
-      </w:r>
-    </w:p>
-    <w:p>
-      <w:r>
-        <w:rPr>
-          <w:b/>
-        </w:rPr>
-        <w:t>Use when (triggers):</w:t>
-      </w:r>
-    </w:p>
-    <w:p>
-      <w:r>
-        <w:t>Initally offered a rate that is OVER $1,250</w:t>
-        <w:br/>
-        <w:t>for one post</w:t>
-      </w:r>
-    </w:p>
-    <w:p>
-      <w:r>
-        <w:rPr>
-          <w:b/>
-        </w:rPr>
-        <w:t>Do not use when (exceptions):</w:t>
-      </w:r>
-    </w:p>
-    <w:p>
-      <w:r>
-        <w:t>—</w:t>
-      </w:r>
-    </w:p>
-    <w:p>
-      <w:r>
-        <w:rPr>
-          <w:b/>
-        </w:rPr>
-        <w:t>Approved Response:</w:t>
-      </w:r>
-    </w:p>
-    <w:p>
-      <w:r>
-        <w:t>Hi,</w:t>
-      </w:r>
-    </w:p>
-    <w:p/>
-    <w:p>
-      <w:r>
-        <w:t>Thank you for the offer! I think this collab could be a good fit for Britt. Looping her in management team who can move forward with this convo!</w:t>
-      </w:r>
-    </w:p>
-    <w:p>
-      <w:r>
-        <w:rPr>
-          <w:b/>
-        </w:rPr>
-        <w:t>Internal Note:</w:t>
-      </w:r>
-    </w:p>
-    <w:p>
-      <w:r>
-        <w:t>—</w:t>
-      </w:r>
-    </w:p>
-    <w:p>
-      <w:pPr>
-        <w:pStyle w:val="Heading2"/>
-      </w:pPr>
-      <w:r>
-        <w:t>SCENARIO 4: Asking for bundle rates</w:t>
-      </w:r>
-    </w:p>
-    <w:p>
-      <w:r>
-        <w:rPr>
-          <w:b/>
-        </w:rPr>
-        <w:t>Use when (triggers):</w:t>
-      </w:r>
-    </w:p>
-    <w:p>
-      <w:r>
-        <w:t>Asking for bundle rates</w:t>
-      </w:r>
-    </w:p>
-    <w:p>
-      <w:r>
-        <w:rPr>
-          <w:b/>
-        </w:rPr>
-        <w:t>Do not use when (exceptions):</w:t>
-      </w:r>
-    </w:p>
-    <w:p>
-      <w:r>
-        <w:t>—</w:t>
-      </w:r>
-    </w:p>
-    <w:p>
-      <w:r>
-        <w:rPr>
-          <w:b/>
-        </w:rPr>
-        <w:t>Approved Response:</w:t>
-      </w:r>
-    </w:p>
-    <w:p>
-      <w:r>
-        <w:t>Britt's standard rate is $1,250 per video! Below is her bundle pricing:</w:t>
-      </w:r>
-    </w:p>
-    <w:p/>
-    <w:p>
-      <w:r>
-        <w:t>3 videos (90%) → $3,350</w:t>
-      </w:r>
-    </w:p>
-    <w:p>
-      <w:r>
-        <w:t>5 videos (85%) → $5,300</w:t>
-      </w:r>
-    </w:p>
-    <w:p>
-      <w:r>
-        <w:t>10 videos (75%) → $9,350</w:t>
-      </w:r>
-    </w:p>
-    <w:p/>
-    <w:p>
-      <w:r>
-        <w:t>We’ve found bundles usually perform better since multiple posts make the product feel like a real part of her routine instead of a one-off. Let me know your thoughts!</w:t>
-      </w:r>
-    </w:p>
-    <w:p>
-      <w:r>
-        <w:rPr>
-          <w:b/>
-        </w:rPr>
-        <w:t>Internal Note:</w:t>
-      </w:r>
-    </w:p>
-    <w:p>
-      <w:r>
-        <w:t>All of the above responses → Move to A Initial Response</w:t>
-      </w:r>
-    </w:p>
-    <w:p>
-      <w:pPr>
-        <w:pStyle w:val="Heading2"/>
-      </w:pPr>
-      <w:r>
-        <w:t>SCENARIO 5: PR Request</w:t>
-      </w:r>
-    </w:p>
-    <w:p>
-      <w:r>
-        <w:rPr>
-          <w:b/>
-        </w:rPr>
-        <w:t>Use when (triggers):</w:t>
-      </w:r>
-    </w:p>
-    <w:p>
-      <w:r>
-        <w:t>PR Request</w:t>
-        <w:br/>
-        <w:t>from notable brand</w:t>
-      </w:r>
-    </w:p>
-    <w:p>
-      <w:r>
-        <w:rPr>
-          <w:b/>
-        </w:rPr>
-        <w:t>Do not use when (exceptions):</w:t>
-      </w:r>
-    </w:p>
-    <w:p>
-      <w:r>
-        <w:t>—</w:t>
-      </w:r>
-    </w:p>
-    <w:p>
-      <w:r>
-        <w:rPr>
-          <w:b/>
-        </w:rPr>
-        <w:t>Approved Response:</w:t>
-      </w:r>
-    </w:p>
-    <w:p>
-      <w:r>
-        <w:t>Hi,</w:t>
-      </w:r>
-    </w:p>
-    <w:p/>
-    <w:p>
-      <w:r>
-        <w:t>Britt would LOVE to get some PR. Her address is:</w:t>
-      </w:r>
-    </w:p>
-    <w:p>
-      <w:r>
-        <w:t>33500 Willo Rd Avon, OH 44011</w:t>
-      </w:r>
-    </w:p>
-    <w:p/>
-    <w:p>
-      <w:r>
-        <w:t>Let me know when it's sent &amp; the tracking number is avaialble so I can pass her way</w:t>
-      </w:r>
-    </w:p>
-    <w:p>
-      <w:r>
-        <w:rPr>
-          <w:b/>
-        </w:rPr>
-        <w:t>Internal Note:</w:t>
-      </w:r>
-    </w:p>
-    <w:p>
-      <w:r>
-        <w:t>convos marked A Inital Response: if the brand offers at/above $900 → CC Chenni</w:t>
+        <w:t>(Add approved scenarios below when ready.)</w:t>
       </w:r>
     </w:p>
     <w:p>
@@ -1894,420 +497,20 @@
     </w:p>
     <w:p>
       <w:r>
+        <w:rPr>
+          <w:b/>
+        </w:rPr>
+        <w:t>⏳ SOP PENDING — AI will NOT draft. All emails routed to Human Admin Required.</w:t>
+      </w:r>
+    </w:p>
+    <w:p>
+      <w:r>
         <w:t>Manager: Chenni  |  Minimum Rate: $650 per video</w:t>
       </w:r>
     </w:p>
     <w:p>
-      <w:pPr>
-        <w:pStyle w:val="Heading2"/>
-      </w:pPr>
       <w:r>
-        <w:t>SCENARIO 1: Asking for rates or a potential to collab</w:t>
-      </w:r>
-    </w:p>
-    <w:p>
-      <w:r>
-        <w:rPr>
-          <w:b/>
-        </w:rPr>
-        <w:t>Use when (triggers):</w:t>
-      </w:r>
-    </w:p>
-    <w:p>
-      <w:r>
-        <w:t>Asking for rates or a potential to collab</w:t>
-      </w:r>
-    </w:p>
-    <w:p>
-      <w:r>
-        <w:rPr>
-          <w:b/>
-        </w:rPr>
-        <w:t>Do not use when (exceptions):</w:t>
-      </w:r>
-    </w:p>
-    <w:p>
-      <w:r>
-        <w:t>—</w:t>
-      </w:r>
-    </w:p>
-    <w:p>
-      <w:r>
-        <w:rPr>
-          <w:b/>
-        </w:rPr>
-        <w:t>Approved Response:</w:t>
-      </w:r>
-    </w:p>
-    <w:p>
-      <w:r>
-        <w:t>Thank you so much for reaching out about a potential partnership with Allee!! I’m happy to share her rates below:</w:t>
-      </w:r>
-    </w:p>
-    <w:p>
-      <w:r>
-        <w:t>• 1 TikTok (Main): $850</w:t>
-      </w:r>
-    </w:p>
-    <w:p>
-      <w:r>
-        <w:t>• 1 TikTok (2nd account): $700</w:t>
-      </w:r>
-    </w:p>
-    <w:p>
-      <w:r>
-        <w:t>• 1 TikTok (3rd account): $500</w:t>
-      </w:r>
-    </w:p>
-    <w:p>
-      <w:r>
-        <w:t>• 1 UGC Video: $800 (usage to be negotiated)</w:t>
-      </w:r>
-    </w:p>
-    <w:p/>
-    <w:p>
-      <w:r>
-        <w:t>Allee's pricing reflects her extremely high conversion rate from content that truly sells. Her last month GMV was $490k+ &amp; that was just her main account. She is a TikTok Shop Star and has a great pulse on what her viewers are wanting to buy!!</w:t>
-      </w:r>
-    </w:p>
-    <w:p/>
-    <w:p>
-      <w:r>
-        <w:t>Please let us know what account you'd like her to post on in your offer + if you have any questions moving forward. We’d love to explore working together!</w:t>
-      </w:r>
-    </w:p>
-    <w:p>
-      <w:r>
-        <w:rPr>
-          <w:b/>
-        </w:rPr>
-        <w:t>Internal Note:</w:t>
-      </w:r>
-    </w:p>
-    <w:p>
-      <w:r>
-        <w:t>—</w:t>
-      </w:r>
-    </w:p>
-    <w:p>
-      <w:pPr>
-        <w:pStyle w:val="Heading2"/>
-      </w:pPr>
-      <w:r>
-        <w:t>SCENARIO 2: Initially offered a rate below her minimum ($650)</w:t>
-      </w:r>
-    </w:p>
-    <w:p>
-      <w:r>
-        <w:rPr>
-          <w:b/>
-        </w:rPr>
-        <w:t>Use when (triggers):</w:t>
-      </w:r>
-    </w:p>
-    <w:p>
-      <w:r>
-        <w:t>Initially offered a rate below her minimum ($650)</w:t>
-      </w:r>
-    </w:p>
-    <w:p>
-      <w:r>
-        <w:rPr>
-          <w:b/>
-        </w:rPr>
-        <w:t>Do not use when (exceptions):</w:t>
-      </w:r>
-    </w:p>
-    <w:p>
-      <w:r>
-        <w:t>—</w:t>
-      </w:r>
-    </w:p>
-    <w:p>
-      <w:r>
-        <w:rPr>
-          <w:b/>
-        </w:rPr>
-        <w:t>Approved Response:</w:t>
-      </w:r>
-    </w:p>
-    <w:p>
-      <w:r>
-        <w:t>Thank you for reaching out to Allee to collab!! However her rates are higher than your offer. I’m happy to share her rates below:</w:t>
-      </w:r>
-    </w:p>
-    <w:p>
-      <w:r>
-        <w:t>• 1 TikTok (Main): $850</w:t>
-      </w:r>
-    </w:p>
-    <w:p>
-      <w:r>
-        <w:t>• 1 TikTok (2nd account): $700</w:t>
-      </w:r>
-    </w:p>
-    <w:p>
-      <w:r>
-        <w:t>• 1 TikTok (3rd account): $500</w:t>
-      </w:r>
-    </w:p>
-    <w:p>
-      <w:r>
-        <w:t>• 1 UGC Video: $800 (usage to be negotiated)</w:t>
-      </w:r>
-    </w:p>
-    <w:p/>
-    <w:p>
-      <w:r>
-        <w:t>Allee's pricing reflects her extremely high conversion rate from content that truly sells. Her last month GMV was $490k+ &amp; that was just her main account. She is a TikTok Shop Star and has a great pulse on what her viewers are wanting to buy!!</w:t>
-      </w:r>
-    </w:p>
-    <w:p/>
-    <w:p>
-      <w:r>
-        <w:t>Please let us know what account you'd like her to post on in your offer + if you can expand your budget. We’d love to explore working together!</w:t>
-      </w:r>
-    </w:p>
-    <w:p>
-      <w:r>
-        <w:rPr>
-          <w:b/>
-        </w:rPr>
-        <w:t>Internal Note:</w:t>
-      </w:r>
-    </w:p>
-    <w:p>
-      <w:r>
-        <w:t>—</w:t>
-      </w:r>
-    </w:p>
-    <w:p>
-      <w:pPr>
-        <w:pStyle w:val="Heading2"/>
-      </w:pPr>
-      <w:r>
-        <w:t>SCENARIO 3: Initally offered a rate that is OVER $800</w:t>
-      </w:r>
-    </w:p>
-    <w:p>
-      <w:r>
-        <w:rPr>
-          <w:b/>
-        </w:rPr>
-        <w:t>Use when (triggers):</w:t>
-      </w:r>
-    </w:p>
-    <w:p>
-      <w:r>
-        <w:t>Initally offered a rate that is OVER $800</w:t>
-        <w:br/>
-        <w:t>for one post</w:t>
-      </w:r>
-    </w:p>
-    <w:p>
-      <w:r>
-        <w:rPr>
-          <w:b/>
-        </w:rPr>
-        <w:t>Do not use when (exceptions):</w:t>
-      </w:r>
-    </w:p>
-    <w:p>
-      <w:r>
-        <w:t>—</w:t>
-      </w:r>
-    </w:p>
-    <w:p>
-      <w:r>
-        <w:rPr>
-          <w:b/>
-        </w:rPr>
-        <w:t>Approved Response:</w:t>
-      </w:r>
-    </w:p>
-    <w:p>
-      <w:r>
-        <w:t>Hi,</w:t>
-      </w:r>
-    </w:p>
-    <w:p/>
-    <w:p>
-      <w:r>
-        <w:t>Thank you for the offer! I think this collab could be a good fit for Allee. Looping her in management team who can move forward with this convo!</w:t>
-      </w:r>
-    </w:p>
-    <w:p>
-      <w:r>
-        <w:rPr>
-          <w:b/>
-        </w:rPr>
-        <w:t>Internal Note:</w:t>
-      </w:r>
-    </w:p>
-    <w:p>
-      <w:r>
-        <w:t>—</w:t>
-      </w:r>
-    </w:p>
-    <w:p>
-      <w:pPr>
-        <w:pStyle w:val="Heading2"/>
-      </w:pPr>
-      <w:r>
-        <w:t>SCENARIO 4: Asking for bundle rates</w:t>
-      </w:r>
-    </w:p>
-    <w:p>
-      <w:r>
-        <w:rPr>
-          <w:b/>
-        </w:rPr>
-        <w:t>Use when (triggers):</w:t>
-      </w:r>
-    </w:p>
-    <w:p>
-      <w:r>
-        <w:t>Asking for bundle rates</w:t>
-      </w:r>
-    </w:p>
-    <w:p>
-      <w:r>
-        <w:rPr>
-          <w:b/>
-        </w:rPr>
-        <w:t>Do not use when (exceptions):</w:t>
-      </w:r>
-    </w:p>
-    <w:p>
-      <w:r>
-        <w:t>—</w:t>
-      </w:r>
-    </w:p>
-    <w:p>
-      <w:r>
-        <w:rPr>
-          <w:b/>
-        </w:rPr>
-        <w:t>Approved Response:</w:t>
-      </w:r>
-    </w:p>
-    <w:p>
-      <w:r>
-        <w:t>Allee's standard rate is $850 per video! Below is her bundle pricing:</w:t>
-      </w:r>
-    </w:p>
-    <w:p/>
-    <w:p>
-      <w:r>
-        <w:t>3 videos (90%) → $2,300</w:t>
-      </w:r>
-    </w:p>
-    <w:p>
-      <w:r>
-        <w:t>5 videos (85%) → $3,600</w:t>
-      </w:r>
-    </w:p>
-    <w:p>
-      <w:r>
-        <w:t>10 videos (75%) → $6,300</w:t>
-      </w:r>
-    </w:p>
-    <w:p/>
-    <w:p>
-      <w:r>
-        <w:t>We’ve found bundles usually perform better since multiple posts make the product feel like a real part of her routine instead of a one-off. She also has mutliple, high GMV driving accounts so she can post across her accounts! Let me know your thoughts!</w:t>
-      </w:r>
-    </w:p>
-    <w:p>
-      <w:r>
-        <w:rPr>
-          <w:b/>
-        </w:rPr>
-        <w:t>Internal Note:</w:t>
-      </w:r>
-    </w:p>
-    <w:p>
-      <w:r>
-        <w:t>All of the above responses → Move to A Initial Response</w:t>
-      </w:r>
-    </w:p>
-    <w:p>
-      <w:pPr>
-        <w:pStyle w:val="Heading2"/>
-      </w:pPr>
-      <w:r>
-        <w:t>SCENARIO 5: PR Request</w:t>
-      </w:r>
-    </w:p>
-    <w:p>
-      <w:r>
-        <w:rPr>
-          <w:b/>
-        </w:rPr>
-        <w:t>Use when (triggers):</w:t>
-      </w:r>
-    </w:p>
-    <w:p>
-      <w:r>
-        <w:t>PR Request</w:t>
-        <w:br/>
-        <w:t>from notable brand</w:t>
-      </w:r>
-    </w:p>
-    <w:p>
-      <w:r>
-        <w:rPr>
-          <w:b/>
-        </w:rPr>
-        <w:t>Do not use when (exceptions):</w:t>
-      </w:r>
-    </w:p>
-    <w:p>
-      <w:r>
-        <w:t>—</w:t>
-      </w:r>
-    </w:p>
-    <w:p>
-      <w:r>
-        <w:rPr>
-          <w:b/>
-        </w:rPr>
-        <w:t>Approved Response:</w:t>
-      </w:r>
-    </w:p>
-    <w:p>
-      <w:r>
-        <w:t>Hi,</w:t>
-      </w:r>
-    </w:p>
-    <w:p/>
-    <w:p>
-      <w:r>
-        <w:t>Allee would LOVE to get some PR. Her address is:</w:t>
-      </w:r>
-    </w:p>
-    <w:p>
-      <w:r>
-        <w:t>37141 Bush Sunflower Ct Murrieta 92562 CA</w:t>
-      </w:r>
-    </w:p>
-    <w:p/>
-    <w:p>
-      <w:r>
-        <w:t>Let me know when it's sent &amp; the tracking number is avaialble so I can pass her way</w:t>
-      </w:r>
-    </w:p>
-    <w:p>
-      <w:r>
-        <w:rPr>
-          <w:b/>
-        </w:rPr>
-        <w:t>Internal Note:</w:t>
-      </w:r>
-    </w:p>
-    <w:p>
-      <w:r>
-        <w:t>convos marked A Inital Response: if the brand offers at/above $650 → CC Chenni</w:t>
+        <w:t>(Add approved scenarios below when ready.)</w:t>
       </w:r>
     </w:p>
     <w:p>
@@ -2320,400 +523,20 @@
     </w:p>
     <w:p>
       <w:r>
+        <w:rPr>
+          <w:b/>
+        </w:rPr>
+        <w:t>⏳ SOP PENDING — AI will NOT draft. All emails routed to Human Admin Required.</w:t>
+      </w:r>
+    </w:p>
+    <w:p>
+      <w:r>
         <w:t>Manager: Chenni  |  Minimum Rate: $600 per video</w:t>
       </w:r>
     </w:p>
     <w:p>
-      <w:pPr>
-        <w:pStyle w:val="Heading2"/>
-      </w:pPr>
       <w:r>
-        <w:t>SCENARIO 1: Asking for rates or a potential to collab</w:t>
-      </w:r>
-    </w:p>
-    <w:p>
-      <w:r>
-        <w:rPr>
-          <w:b/>
-        </w:rPr>
-        <w:t>Use when (triggers):</w:t>
-      </w:r>
-    </w:p>
-    <w:p>
-      <w:r>
-        <w:t>Asking for rates or a potential to collab</w:t>
-      </w:r>
-    </w:p>
-    <w:p>
-      <w:r>
-        <w:rPr>
-          <w:b/>
-        </w:rPr>
-        <w:t>Do not use when (exceptions):</w:t>
-      </w:r>
-    </w:p>
-    <w:p>
-      <w:r>
-        <w:t>—</w:t>
-      </w:r>
-    </w:p>
-    <w:p>
-      <w:r>
-        <w:rPr>
-          <w:b/>
-        </w:rPr>
-        <w:t>Approved Response:</w:t>
-      </w:r>
-    </w:p>
-    <w:p>
-      <w:r>
-        <w:t>Thank you so much for reaching out about a potential partnership with Lizz!! I’m happy to share her rates below:</w:t>
-      </w:r>
-    </w:p>
-    <w:p>
-      <w:r>
-        <w:t>• 1 TikTok: $750</w:t>
-      </w:r>
-    </w:p>
-    <w:p>
-      <w:r>
-        <w:t>• 1 UGC Video: $900 (usage to be negotiated)</w:t>
-      </w:r>
-    </w:p>
-    <w:p/>
-    <w:p>
-      <w:r>
-        <w:t>Lizz's pricing reflects her extremely high conversion rate from content that truly sells. Her monthly GMV is $550k+ and she is an expert at directing her loyal followers/buyers to the right fashion products. Lizz's engagement rate is also super high for a shop creator which is ideal for brand collabs.</w:t>
-      </w:r>
-    </w:p>
-    <w:p/>
-    <w:p>
-      <w:r>
-        <w:t>Please let us know what type of collab you're looking for in your offer + if you have any questions moving forward. We’d love to explore working together!</w:t>
-      </w:r>
-    </w:p>
-    <w:p>
-      <w:r>
-        <w:rPr>
-          <w:b/>
-        </w:rPr>
-        <w:t>Internal Note:</w:t>
-      </w:r>
-    </w:p>
-    <w:p>
-      <w:r>
-        <w:t>—</w:t>
-      </w:r>
-    </w:p>
-    <w:p>
-      <w:pPr>
-        <w:pStyle w:val="Heading2"/>
-      </w:pPr>
-      <w:r>
-        <w:t>SCENARIO 2: Initially offered a rate below her minimum ($600)</w:t>
-      </w:r>
-    </w:p>
-    <w:p>
-      <w:r>
-        <w:rPr>
-          <w:b/>
-        </w:rPr>
-        <w:t>Use when (triggers):</w:t>
-      </w:r>
-    </w:p>
-    <w:p>
-      <w:r>
-        <w:t>Initially offered a rate below her minimum ($600)</w:t>
-      </w:r>
-    </w:p>
-    <w:p>
-      <w:r>
-        <w:rPr>
-          <w:b/>
-        </w:rPr>
-        <w:t>Do not use when (exceptions):</w:t>
-      </w:r>
-    </w:p>
-    <w:p>
-      <w:r>
-        <w:t>—</w:t>
-      </w:r>
-    </w:p>
-    <w:p>
-      <w:r>
-        <w:rPr>
-          <w:b/>
-        </w:rPr>
-        <w:t>Approved Response:</w:t>
-      </w:r>
-    </w:p>
-    <w:p>
-      <w:r>
-        <w:t>Thank you for reaching out to Lizz to collab!! However her rates are higher than your offer. I’m happy to share her rates below:</w:t>
-      </w:r>
-    </w:p>
-    <w:p>
-      <w:r>
-        <w:t>• 1 TikTok: $750</w:t>
-      </w:r>
-    </w:p>
-    <w:p>
-      <w:r>
-        <w:t>• 1 UGC Video: $900 (usage to be negotiated)</w:t>
-      </w:r>
-    </w:p>
-    <w:p/>
-    <w:p>
-      <w:r>
-        <w:t>Lizz's pricing reflects her extremely high conversion rate from content that truly sells. Her monthly GMV is $550k+ and she is an expert at directing her loyal followers/buyers to the right fashion products. Lizz's engagement rate is also super high for a shop creator which is ideal for brand collabs.</w:t>
-      </w:r>
-    </w:p>
-    <w:p/>
-    <w:p>
-      <w:r>
-        <w:t>Please let us know what type of collab you're looking for in your offer + if you can expand your budget. We’d love to explore working together!</w:t>
-      </w:r>
-    </w:p>
-    <w:p>
-      <w:r>
-        <w:rPr>
-          <w:b/>
-        </w:rPr>
-        <w:t>Internal Note:</w:t>
-      </w:r>
-    </w:p>
-    <w:p>
-      <w:r>
-        <w:t>—</w:t>
-      </w:r>
-    </w:p>
-    <w:p>
-      <w:pPr>
-        <w:pStyle w:val="Heading2"/>
-      </w:pPr>
-      <w:r>
-        <w:t>SCENARIO 3: Initally offered a rate that is OVER $700</w:t>
-      </w:r>
-    </w:p>
-    <w:p>
-      <w:r>
-        <w:rPr>
-          <w:b/>
-        </w:rPr>
-        <w:t>Use when (triggers):</w:t>
-      </w:r>
-    </w:p>
-    <w:p>
-      <w:r>
-        <w:t>Initally offered a rate that is OVER $700</w:t>
-        <w:br/>
-        <w:t>for one post</w:t>
-      </w:r>
-    </w:p>
-    <w:p>
-      <w:r>
-        <w:rPr>
-          <w:b/>
-        </w:rPr>
-        <w:t>Do not use when (exceptions):</w:t>
-      </w:r>
-    </w:p>
-    <w:p>
-      <w:r>
-        <w:t>—</w:t>
-      </w:r>
-    </w:p>
-    <w:p>
-      <w:r>
-        <w:rPr>
-          <w:b/>
-        </w:rPr>
-        <w:t>Approved Response:</w:t>
-      </w:r>
-    </w:p>
-    <w:p>
-      <w:r>
-        <w:t>Hi,</w:t>
-      </w:r>
-    </w:p>
-    <w:p/>
-    <w:p>
-      <w:r>
-        <w:t>Thank you for the offer! I think this collab could be a good fit for Lizz. Looping her in management team who can move forward with this convo!</w:t>
-      </w:r>
-    </w:p>
-    <w:p>
-      <w:r>
-        <w:rPr>
-          <w:b/>
-        </w:rPr>
-        <w:t>Internal Note:</w:t>
-      </w:r>
-    </w:p>
-    <w:p>
-      <w:r>
-        <w:t>—</w:t>
-      </w:r>
-    </w:p>
-    <w:p>
-      <w:pPr>
-        <w:pStyle w:val="Heading2"/>
-      </w:pPr>
-      <w:r>
-        <w:t>SCENARIO 4: Asking for bundle rates</w:t>
-      </w:r>
-    </w:p>
-    <w:p>
-      <w:r>
-        <w:rPr>
-          <w:b/>
-        </w:rPr>
-        <w:t>Use when (triggers):</w:t>
-      </w:r>
-    </w:p>
-    <w:p>
-      <w:r>
-        <w:t>Asking for bundle rates</w:t>
-      </w:r>
-    </w:p>
-    <w:p>
-      <w:r>
-        <w:rPr>
-          <w:b/>
-        </w:rPr>
-        <w:t>Do not use when (exceptions):</w:t>
-      </w:r>
-    </w:p>
-    <w:p>
-      <w:r>
-        <w:t>—</w:t>
-      </w:r>
-    </w:p>
-    <w:p>
-      <w:r>
-        <w:rPr>
-          <w:b/>
-        </w:rPr>
-        <w:t>Approved Response:</w:t>
-      </w:r>
-    </w:p>
-    <w:p>
-      <w:r>
-        <w:t>Lizz's standard rate is $750 per video! Below is her bundle pricing:</w:t>
-      </w:r>
-    </w:p>
-    <w:p/>
-    <w:p>
-      <w:r>
-        <w:t>3 videos (90%) → $2,000</w:t>
-      </w:r>
-    </w:p>
-    <w:p>
-      <w:r>
-        <w:t>5 videos (85%) → $3,100</w:t>
-      </w:r>
-    </w:p>
-    <w:p>
-      <w:r>
-        <w:t>10 videos (75%) → $5,600</w:t>
-      </w:r>
-    </w:p>
-    <w:p/>
-    <w:p>
-      <w:r>
-        <w:t>We’ve found bundles usually perform better since multiple posts make the product feel like a real part of her routine instead of a one-off. Let me know your thoughts!</w:t>
-      </w:r>
-    </w:p>
-    <w:p>
-      <w:r>
-        <w:rPr>
-          <w:b/>
-        </w:rPr>
-        <w:t>Internal Note:</w:t>
-      </w:r>
-    </w:p>
-    <w:p>
-      <w:r>
-        <w:t>All of the above responses → Move to A Initial Response</w:t>
-      </w:r>
-    </w:p>
-    <w:p>
-      <w:pPr>
-        <w:pStyle w:val="Heading2"/>
-      </w:pPr>
-      <w:r>
-        <w:t>SCENARIO 5: PR Request</w:t>
-      </w:r>
-    </w:p>
-    <w:p>
-      <w:r>
-        <w:rPr>
-          <w:b/>
-        </w:rPr>
-        <w:t>Use when (triggers):</w:t>
-      </w:r>
-    </w:p>
-    <w:p>
-      <w:r>
-        <w:t>PR Request</w:t>
-        <w:br/>
-        <w:t>from notable brand</w:t>
-      </w:r>
-    </w:p>
-    <w:p>
-      <w:r>
-        <w:rPr>
-          <w:b/>
-        </w:rPr>
-        <w:t>Do not use when (exceptions):</w:t>
-      </w:r>
-    </w:p>
-    <w:p>
-      <w:r>
-        <w:t>—</w:t>
-      </w:r>
-    </w:p>
-    <w:p>
-      <w:r>
-        <w:rPr>
-          <w:b/>
-        </w:rPr>
-        <w:t>Approved Response:</w:t>
-      </w:r>
-    </w:p>
-    <w:p>
-      <w:r>
-        <w:t>Hi,</w:t>
-      </w:r>
-    </w:p>
-    <w:p/>
-    <w:p>
-      <w:r>
-        <w:t>Lizz would LOVE to get some PR. Her address is:</w:t>
-      </w:r>
-    </w:p>
-    <w:p>
-      <w:r>
-        <w:t>4256 S Valentina Bay Millcreek UT, 84107</w:t>
-      </w:r>
-    </w:p>
-    <w:p/>
-    <w:p>
-      <w:r>
-        <w:t>Let me know when it's sent &amp; the tracking number is avaialble so I can pass her way</w:t>
-      </w:r>
-    </w:p>
-    <w:p>
-      <w:r>
-        <w:rPr>
-          <w:b/>
-        </w:rPr>
-        <w:t>Internal Note:</w:t>
-      </w:r>
-    </w:p>
-    <w:p>
-      <w:r>
-        <w:t>convos marked A Inital Response: if the brand offers at/above $600 → CC Chenni</w:t>
+        <w:t>(Add approved scenarios below when ready.)</w:t>
       </w:r>
     </w:p>
     <w:p>
@@ -2726,484 +549,20 @@
     </w:p>
     <w:p>
       <w:r>
+        <w:rPr>
+          <w:b/>
+        </w:rPr>
+        <w:t>⏳ SOP PENDING — AI will NOT draft. All emails routed to Human Admin Required.</w:t>
+      </w:r>
+    </w:p>
+    <w:p>
+      <w:r>
         <w:t>Manager: Chenni  |  Minimum Rate: $300 per video</w:t>
       </w:r>
     </w:p>
     <w:p>
-      <w:pPr>
-        <w:pStyle w:val="Heading2"/>
-      </w:pPr>
       <w:r>
-        <w:t>SCENARIO 1: Asking for rates or a potential to collab</w:t>
-      </w:r>
-    </w:p>
-    <w:p>
-      <w:r>
-        <w:rPr>
-          <w:b/>
-        </w:rPr>
-        <w:t>Use when (triggers):</w:t>
-      </w:r>
-    </w:p>
-    <w:p>
-      <w:r>
-        <w:t>Asking for rates or a potential to collab</w:t>
-      </w:r>
-    </w:p>
-    <w:p>
-      <w:r>
-        <w:rPr>
-          <w:b/>
-        </w:rPr>
-        <w:t>Do not use when (exceptions):</w:t>
-      </w:r>
-    </w:p>
-    <w:p>
-      <w:r>
-        <w:t>—</w:t>
-      </w:r>
-    </w:p>
-    <w:p>
-      <w:r>
-        <w:rPr>
-          <w:b/>
-        </w:rPr>
-        <w:t>Approved Response:</w:t>
-      </w:r>
-    </w:p>
-    <w:p>
-      <w:r>
-        <w:t>Hey! Thanks so much for reaching out 😊 I'd love to share Katrina's rates:</w:t>
-      </w:r>
-    </w:p>
-    <w:p/>
-    <w:p>
-      <w:r>
-        <w:t>• 1 TikTok: $500</w:t>
-      </w:r>
-    </w:p>
-    <w:p>
-      <w:r>
-        <w:t>• Cross-post to IG Reels: +$150</w:t>
-      </w:r>
-    </w:p>
-    <w:p>
-      <w:r>
-        <w:t>• 1 UGC Video: $400 (usage rights to be discussed separately)</w:t>
-      </w:r>
-    </w:p>
-    <w:p/>
-    <w:p>
-      <w:r>
-        <w:t>Her conversion rate is insane — she does $450k+ GMV/month, so her audience actually buys. Let me know what kind of collab you have in mind and we can go from there!</w:t>
-      </w:r>
-    </w:p>
-    <w:p>
-      <w:r>
-        <w:rPr>
-          <w:b/>
-        </w:rPr>
-        <w:t>Internal Note:</w:t>
-      </w:r>
-    </w:p>
-    <w:p>
-      <w:r>
-        <w:t>—</w:t>
-      </w:r>
-    </w:p>
-    <w:p>
-      <w:pPr>
-        <w:pStyle w:val="Heading2"/>
-      </w:pPr>
-      <w:r>
-        <w:t>SCENARIO 2: Initially offered a rate below her minimum ($300)</w:t>
-      </w:r>
-    </w:p>
-    <w:p>
-      <w:r>
-        <w:rPr>
-          <w:b/>
-        </w:rPr>
-        <w:t>Use when (triggers):</w:t>
-      </w:r>
-    </w:p>
-    <w:p>
-      <w:r>
-        <w:t>Initially offered a rate below her minimum ($300)</w:t>
-      </w:r>
-    </w:p>
-    <w:p>
-      <w:r>
-        <w:rPr>
-          <w:b/>
-        </w:rPr>
-        <w:t>Do not use when (exceptions):</w:t>
-      </w:r>
-    </w:p>
-    <w:p>
-      <w:r>
-        <w:t>—</w:t>
-      </w:r>
-    </w:p>
-    <w:p>
-      <w:r>
-        <w:rPr>
-          <w:b/>
-        </w:rPr>
-        <w:t>Approved Response:</w:t>
-      </w:r>
-    </w:p>
-    <w:p>
-      <w:r>
-        <w:t>Hey, thanks for reaching out! Katrina loves connecting with brands but her rates are a bit higher than what you mentioned. Here's her current pricing:</w:t>
-      </w:r>
-    </w:p>
-    <w:p/>
-    <w:p>
-      <w:r>
-        <w:t>• 1 TikTok: $500</w:t>
-      </w:r>
-    </w:p>
-    <w:p>
-      <w:r>
-        <w:t>• Cross-post to IG Reels: +$150</w:t>
-      </w:r>
-    </w:p>
-    <w:p>
-      <w:r>
-        <w:t>• 1 UGC Video: $400 (usage rights TBD)</w:t>
-      </w:r>
-    </w:p>
-    <w:p/>
-    <w:p>
-      <w:r>
-        <w:t>She drives serious results — $450k+ GMV/month — so it really shows in the content. Would you be able to work with these numbers? Would love to make something happen!</w:t>
-      </w:r>
-    </w:p>
-    <w:p>
-      <w:r>
-        <w:rPr>
-          <w:b/>
-        </w:rPr>
-        <w:t>Internal Note:</w:t>
-      </w:r>
-    </w:p>
-    <w:p>
-      <w:r>
-        <w:t>—</w:t>
-      </w:r>
-    </w:p>
-    <w:p>
-      <w:pPr>
-        <w:pStyle w:val="Heading2"/>
-      </w:pPr>
-      <w:r>
-        <w:t>SCENARIO 3: Initally offered a rate that is OVER $600</w:t>
-      </w:r>
-    </w:p>
-    <w:p>
-      <w:r>
-        <w:rPr>
-          <w:b/>
-        </w:rPr>
-        <w:t>Use when (triggers):</w:t>
-      </w:r>
-    </w:p>
-    <w:p>
-      <w:r>
-        <w:t>Initally offered a rate that is OVER $600</w:t>
-        <w:br/>
-        <w:t>for one post</w:t>
-      </w:r>
-    </w:p>
-    <w:p>
-      <w:r>
-        <w:rPr>
-          <w:b/>
-        </w:rPr>
-        <w:t>Do not use when (exceptions):</w:t>
-      </w:r>
-    </w:p>
-    <w:p>
-      <w:r>
-        <w:t>—</w:t>
-      </w:r>
-    </w:p>
-    <w:p>
-      <w:r>
-        <w:rPr>
-          <w:b/>
-        </w:rPr>
-        <w:t>Approved Response:</w:t>
-      </w:r>
-    </w:p>
-    <w:p>
-      <w:r>
-        <w:t>Hi,</w:t>
-      </w:r>
-    </w:p>
-    <w:p/>
-    <w:p>
-      <w:r>
-        <w:t>Thank you for the offer! I think this collab could be a good fit for Katrina. Looping her in management team who can move forward with this convo!</w:t>
-      </w:r>
-    </w:p>
-    <w:p>
-      <w:r>
-        <w:rPr>
-          <w:b/>
-        </w:rPr>
-        <w:t>Internal Note:</w:t>
-      </w:r>
-    </w:p>
-    <w:p>
-      <w:r>
-        <w:t>—</w:t>
-      </w:r>
-    </w:p>
-    <w:p>
-      <w:pPr>
-        <w:pStyle w:val="Heading2"/>
-      </w:pPr>
-      <w:r>
-        <w:t>SCENARIO 4: Asking for bundle rates</w:t>
-      </w:r>
-    </w:p>
-    <w:p>
-      <w:r>
-        <w:rPr>
-          <w:b/>
-        </w:rPr>
-        <w:t>Use when (triggers):</w:t>
-      </w:r>
-    </w:p>
-    <w:p>
-      <w:r>
-        <w:t>Asking for bundle rates</w:t>
-      </w:r>
-    </w:p>
-    <w:p>
-      <w:r>
-        <w:rPr>
-          <w:b/>
-        </w:rPr>
-        <w:t>Do not use when (exceptions):</w:t>
-      </w:r>
-    </w:p>
-    <w:p>
-      <w:r>
-        <w:t>—</w:t>
-      </w:r>
-    </w:p>
-    <w:p>
-      <w:r>
-        <w:rPr>
-          <w:b/>
-        </w:rPr>
-        <w:t>Approved Response:</w:t>
-      </w:r>
-    </w:p>
-    <w:p>
-      <w:r>
-        <w:t>Katrina's standard rate is $500 per video! Below is her bundle pricing:</w:t>
-      </w:r>
-    </w:p>
-    <w:p/>
-    <w:p>
-      <w:r>
-        <w:t>3 videos (90%) → $1,350</w:t>
-      </w:r>
-    </w:p>
-    <w:p>
-      <w:r>
-        <w:t>5 videos (85%) → $2,100</w:t>
-      </w:r>
-    </w:p>
-    <w:p>
-      <w:r>
-        <w:t>10 videos (75%) → $3,750</w:t>
-      </w:r>
-    </w:p>
-    <w:p/>
-    <w:p>
-      <w:r>
-        <w:t>We’ve found bundles usually perform better since multiple posts make the product feel like a real part of her routine instead of a one-off. Let me know your thoughts!</w:t>
-      </w:r>
-    </w:p>
-    <w:p>
-      <w:r>
-        <w:rPr>
-          <w:b/>
-        </w:rPr>
-        <w:t>Internal Note:</w:t>
-      </w:r>
-    </w:p>
-    <w:p>
-      <w:r>
-        <w:t>All of the above responses → Move to A Initial Response</w:t>
-      </w:r>
-    </w:p>
-    <w:p>
-      <w:pPr>
-        <w:pStyle w:val="Heading2"/>
-      </w:pPr>
-      <w:r>
-        <w:t>SCENARIO 5: PR Request</w:t>
-      </w:r>
-    </w:p>
-    <w:p>
-      <w:r>
-        <w:rPr>
-          <w:b/>
-        </w:rPr>
-        <w:t>Use when (triggers):</w:t>
-      </w:r>
-    </w:p>
-    <w:p>
-      <w:r>
-        <w:t>PR Request</w:t>
-        <w:br/>
-        <w:t>from notable brand</w:t>
-      </w:r>
-    </w:p>
-    <w:p>
-      <w:r>
-        <w:rPr>
-          <w:b/>
-        </w:rPr>
-        <w:t>Do not use when (exceptions):</w:t>
-      </w:r>
-    </w:p>
-    <w:p>
-      <w:r>
-        <w:t>—</w:t>
-      </w:r>
-    </w:p>
-    <w:p>
-      <w:r>
-        <w:rPr>
-          <w:b/>
-        </w:rPr>
-        <w:t>Approved Response:</w:t>
-      </w:r>
-    </w:p>
-    <w:p>
-      <w:r>
-        <w:t>Hi,</w:t>
-      </w:r>
-    </w:p>
-    <w:p/>
-    <w:p>
-      <w:r>
-        <w:t>Katrina would LOVE to get some PR. Her address is:</w:t>
-      </w:r>
-    </w:p>
-    <w:p>
-      <w:r>
-        <w:t>12002 Bradenton Ct, Fredericksburg, VA, 22407</w:t>
-      </w:r>
-    </w:p>
-    <w:p/>
-    <w:p>
-      <w:r>
-        <w:t>Let me know when it's sent &amp; the tracking number is avaialble so I can pass her way</w:t>
-      </w:r>
-    </w:p>
-    <w:p>
-      <w:r>
-        <w:rPr>
-          <w:b/>
-        </w:rPr>
-        <w:t>Internal Note:</w:t>
-      </w:r>
-    </w:p>
-    <w:p>
-      <w:r>
-        <w:t>convos marked A Inital Response: if the brand offers above $650 → CC Cara</w:t>
-      </w:r>
-    </w:p>
-    <w:p>
-      <w:pPr>
-        <w:pStyle w:val="Heading2"/>
-      </w:pPr>
-      <w:r>
-        <w:t>SCENARIO 6: convos marked A Inital Response:</w:t>
-      </w:r>
-    </w:p>
-    <w:p>
-      <w:r>
-        <w:rPr>
-          <w:b/>
-        </w:rPr>
-        <w:t>Use when (triggers):</w:t>
-      </w:r>
-    </w:p>
-    <w:p>
-      <w:r>
-        <w:t>convos marked A Inital Response:</w:t>
-        <w:br/>
-        <w:t>if the brand offers at/below $650</w:t>
-      </w:r>
-    </w:p>
-    <w:p>
-      <w:r>
-        <w:rPr>
-          <w:b/>
-        </w:rPr>
-        <w:t>Do not use when (exceptions):</w:t>
-      </w:r>
-    </w:p>
-    <w:p>
-      <w:r>
-        <w:t>—</w:t>
-      </w:r>
-    </w:p>
-    <w:p>
-      <w:r>
-        <w:rPr>
-          <w:b/>
-        </w:rPr>
-        <w:t>Approved Response:</w:t>
-      </w:r>
-    </w:p>
-    <w:p>
-      <w:r>
-        <w:t>Hey, thanks for reaching out! Katrina loves connecting with brands but her rates are a bit higher than what you mentioned. Here's her current pricing:</w:t>
-      </w:r>
-    </w:p>
-    <w:p/>
-    <w:p>
-      <w:r>
-        <w:t>• 1 TikTok: $500</w:t>
-      </w:r>
-    </w:p>
-    <w:p>
-      <w:r>
-        <w:t>• Cross-post to IG Reels: +$150</w:t>
-      </w:r>
-    </w:p>
-    <w:p>
-      <w:r>
-        <w:t>• 1 UGC Video: $400 (usage rights TBD)</w:t>
-      </w:r>
-    </w:p>
-    <w:p/>
-    <w:p>
-      <w:r>
-        <w:t>She drives serious results — $450k+ GMV/month — so it really shows in the content. Would you be able to work with these numbers? Would love to make something happen!</w:t>
-      </w:r>
-    </w:p>
-    <w:p>
-      <w:r>
-        <w:rPr>
-          <w:b/>
-        </w:rPr>
-        <w:t>Internal Note:</w:t>
-      </w:r>
-    </w:p>
-    <w:p>
-      <w:r>
-        <w:t>Comes back with a rate under $200 → Move it to Revisit</w:t>
+        <w:t>(Add approved scenarios below when ready.)</w:t>
       </w:r>
     </w:p>
     <w:p>
@@ -3216,400 +575,20 @@
     </w:p>
     <w:p>
       <w:r>
+        <w:rPr>
+          <w:b/>
+        </w:rPr>
+        <w:t>⏳ SOP PENDING — AI will NOT draft. All emails routed to Human Admin Required.</w:t>
+      </w:r>
+    </w:p>
+    <w:p>
+      <w:r>
         <w:t>Manager: Chenni  |  Minimum Rate: $300 per video</w:t>
       </w:r>
     </w:p>
     <w:p>
-      <w:pPr>
-        <w:pStyle w:val="Heading2"/>
-      </w:pPr>
       <w:r>
-        <w:t>SCENARIO 1: Asking for rates or a potential to collab</w:t>
-      </w:r>
-    </w:p>
-    <w:p>
-      <w:r>
-        <w:rPr>
-          <w:b/>
-        </w:rPr>
-        <w:t>Use when (triggers):</w:t>
-      </w:r>
-    </w:p>
-    <w:p>
-      <w:r>
-        <w:t>Asking for rates or a potential to collab</w:t>
-      </w:r>
-    </w:p>
-    <w:p>
-      <w:r>
-        <w:rPr>
-          <w:b/>
-        </w:rPr>
-        <w:t>Do not use when (exceptions):</w:t>
-      </w:r>
-    </w:p>
-    <w:p>
-      <w:r>
-        <w:t>—</w:t>
-      </w:r>
-    </w:p>
-    <w:p>
-      <w:r>
-        <w:rPr>
-          <w:b/>
-        </w:rPr>
-        <w:t>Approved Response:</w:t>
-      </w:r>
-    </w:p>
-    <w:p>
-      <w:r>
-        <w:t>Thank you so much for reaching out about a potential partnership with Jenn!! I’m happy to share her rates below:</w:t>
-      </w:r>
-    </w:p>
-    <w:p>
-      <w:r>
-        <w:t>• 1 TikTok: $500</w:t>
-      </w:r>
-    </w:p>
-    <w:p>
-      <w:r>
-        <w:t>• 1 UGC Video: $400 (usage to be negotiated)</w:t>
-      </w:r>
-    </w:p>
-    <w:p/>
-    <w:p>
-      <w:r>
-        <w:t>Jenn's pricing reflects her extremely high conversion rate (consistent $400k+ monthly GMV). She's a TikTok Shop Star who shares relatable, authentic finds with her audience through engaging, trust-first content that drives attention and connection!!</w:t>
-      </w:r>
-    </w:p>
-    <w:p/>
-    <w:p>
-      <w:r>
-        <w:t>Please let us know what type of collab you're looking for in your offer + if you have any questions moving forward. We’d love to explore working together!</w:t>
-      </w:r>
-    </w:p>
-    <w:p>
-      <w:r>
-        <w:rPr>
-          <w:b/>
-        </w:rPr>
-        <w:t>Internal Note:</w:t>
-      </w:r>
-    </w:p>
-    <w:p>
-      <w:r>
-        <w:t>—</w:t>
-      </w:r>
-    </w:p>
-    <w:p>
-      <w:pPr>
-        <w:pStyle w:val="Heading2"/>
-      </w:pPr>
-      <w:r>
-        <w:t>SCENARIO 2: Initially offered a rate below her minimum ($300)</w:t>
-      </w:r>
-    </w:p>
-    <w:p>
-      <w:r>
-        <w:rPr>
-          <w:b/>
-        </w:rPr>
-        <w:t>Use when (triggers):</w:t>
-      </w:r>
-    </w:p>
-    <w:p>
-      <w:r>
-        <w:t>Initially offered a rate below her minimum ($300)</w:t>
-      </w:r>
-    </w:p>
-    <w:p>
-      <w:r>
-        <w:rPr>
-          <w:b/>
-        </w:rPr>
-        <w:t>Do not use when (exceptions):</w:t>
-      </w:r>
-    </w:p>
-    <w:p>
-      <w:r>
-        <w:t>—</w:t>
-      </w:r>
-    </w:p>
-    <w:p>
-      <w:r>
-        <w:rPr>
-          <w:b/>
-        </w:rPr>
-        <w:t>Approved Response:</w:t>
-      </w:r>
-    </w:p>
-    <w:p>
-      <w:r>
-        <w:t>Thank you for reaching out to Jenn to collab!! However her rates are higher than your offer. I’m happy to share her rates below:</w:t>
-      </w:r>
-    </w:p>
-    <w:p>
-      <w:r>
-        <w:t>• 1 TikTok: $500</w:t>
-      </w:r>
-    </w:p>
-    <w:p>
-      <w:r>
-        <w:t>• 1 UGC Video: $400 (usage to be negotiated)</w:t>
-      </w:r>
-    </w:p>
-    <w:p/>
-    <w:p>
-      <w:r>
-        <w:t>Jenn's pricing reflects her extremely high conversion rate (consistent $400k+ monthly GMV). She's a TikTok Shop Star who shares relatable, authentic finds with her audience through engaging, trust-first content that drives attention and connection!!</w:t>
-      </w:r>
-    </w:p>
-    <w:p/>
-    <w:p>
-      <w:r>
-        <w:t>Please let us know what type of collab you're looking for in your offer + if you can expand your budget. We’d love to explore working together!</w:t>
-      </w:r>
-    </w:p>
-    <w:p>
-      <w:r>
-        <w:rPr>
-          <w:b/>
-        </w:rPr>
-        <w:t>Internal Note:</w:t>
-      </w:r>
-    </w:p>
-    <w:p>
-      <w:r>
-        <w:t>—</w:t>
-      </w:r>
-    </w:p>
-    <w:p>
-      <w:pPr>
-        <w:pStyle w:val="Heading2"/>
-      </w:pPr>
-      <w:r>
-        <w:t>SCENARIO 3: Initally offered a rate that is OVER $600</w:t>
-      </w:r>
-    </w:p>
-    <w:p>
-      <w:r>
-        <w:rPr>
-          <w:b/>
-        </w:rPr>
-        <w:t>Use when (triggers):</w:t>
-      </w:r>
-    </w:p>
-    <w:p>
-      <w:r>
-        <w:t>Initally offered a rate that is OVER $600</w:t>
-        <w:br/>
-        <w:t>for one post</w:t>
-      </w:r>
-    </w:p>
-    <w:p>
-      <w:r>
-        <w:rPr>
-          <w:b/>
-        </w:rPr>
-        <w:t>Do not use when (exceptions):</w:t>
-      </w:r>
-    </w:p>
-    <w:p>
-      <w:r>
-        <w:t>—</w:t>
-      </w:r>
-    </w:p>
-    <w:p>
-      <w:r>
-        <w:rPr>
-          <w:b/>
-        </w:rPr>
-        <w:t>Approved Response:</w:t>
-      </w:r>
-    </w:p>
-    <w:p>
-      <w:r>
-        <w:t>Hi,</w:t>
-      </w:r>
-    </w:p>
-    <w:p/>
-    <w:p>
-      <w:r>
-        <w:t>Thank you for the offer! I think this collab could be a good fit for Jenn. Looping her in management team who can move forward with this convo!</w:t>
-      </w:r>
-    </w:p>
-    <w:p>
-      <w:r>
-        <w:rPr>
-          <w:b/>
-        </w:rPr>
-        <w:t>Internal Note:</w:t>
-      </w:r>
-    </w:p>
-    <w:p>
-      <w:r>
-        <w:t>—</w:t>
-      </w:r>
-    </w:p>
-    <w:p>
-      <w:pPr>
-        <w:pStyle w:val="Heading2"/>
-      </w:pPr>
-      <w:r>
-        <w:t>SCENARIO 4: Asking for bundle rates</w:t>
-      </w:r>
-    </w:p>
-    <w:p>
-      <w:r>
-        <w:rPr>
-          <w:b/>
-        </w:rPr>
-        <w:t>Use when (triggers):</w:t>
-      </w:r>
-    </w:p>
-    <w:p>
-      <w:r>
-        <w:t>Asking for bundle rates</w:t>
-      </w:r>
-    </w:p>
-    <w:p>
-      <w:r>
-        <w:rPr>
-          <w:b/>
-        </w:rPr>
-        <w:t>Do not use when (exceptions):</w:t>
-      </w:r>
-    </w:p>
-    <w:p>
-      <w:r>
-        <w:t>—</w:t>
-      </w:r>
-    </w:p>
-    <w:p>
-      <w:r>
-        <w:rPr>
-          <w:b/>
-        </w:rPr>
-        <w:t>Approved Response:</w:t>
-      </w:r>
-    </w:p>
-    <w:p>
-      <w:r>
-        <w:t>Jenn's standard rate is $500 per video! Below is her bundle pricing:</w:t>
-      </w:r>
-    </w:p>
-    <w:p/>
-    <w:p>
-      <w:r>
-        <w:t>3 videos (90%) → $1,350</w:t>
-      </w:r>
-    </w:p>
-    <w:p>
-      <w:r>
-        <w:t>5 videos (85%) → $2,100</w:t>
-      </w:r>
-    </w:p>
-    <w:p>
-      <w:r>
-        <w:t>10 videos (75%) → $3,750</w:t>
-      </w:r>
-    </w:p>
-    <w:p/>
-    <w:p>
-      <w:r>
-        <w:t>We’ve found bundles usually perform better since multiple posts make the product feel like a real part of her routine instead of a one-off. Let me know your thoughts!</w:t>
-      </w:r>
-    </w:p>
-    <w:p>
-      <w:r>
-        <w:rPr>
-          <w:b/>
-        </w:rPr>
-        <w:t>Internal Note:</w:t>
-      </w:r>
-    </w:p>
-    <w:p>
-      <w:r>
-        <w:t>All of the above responses → Move to A Initial Response</w:t>
-      </w:r>
-    </w:p>
-    <w:p>
-      <w:pPr>
-        <w:pStyle w:val="Heading2"/>
-      </w:pPr>
-      <w:r>
-        <w:t>SCENARIO 5: PR Request</w:t>
-      </w:r>
-    </w:p>
-    <w:p>
-      <w:r>
-        <w:rPr>
-          <w:b/>
-        </w:rPr>
-        <w:t>Use when (triggers):</w:t>
-      </w:r>
-    </w:p>
-    <w:p>
-      <w:r>
-        <w:t>PR Request</w:t>
-        <w:br/>
-        <w:t>from notable brand</w:t>
-      </w:r>
-    </w:p>
-    <w:p>
-      <w:r>
-        <w:rPr>
-          <w:b/>
-        </w:rPr>
-        <w:t>Do not use when (exceptions):</w:t>
-      </w:r>
-    </w:p>
-    <w:p>
-      <w:r>
-        <w:t>—</w:t>
-      </w:r>
-    </w:p>
-    <w:p>
-      <w:r>
-        <w:rPr>
-          <w:b/>
-        </w:rPr>
-        <w:t>Approved Response:</w:t>
-      </w:r>
-    </w:p>
-    <w:p>
-      <w:r>
-        <w:t>Hi,</w:t>
-      </w:r>
-    </w:p>
-    <w:p/>
-    <w:p>
-      <w:r>
-        <w:t>Jenn would LOVE to get some PR. Her address is:</w:t>
-      </w:r>
-    </w:p>
-    <w:p>
-      <w:r>
-        <w:t>4054 St Andrews Lane Spring Hill, TN 37174</w:t>
-      </w:r>
-    </w:p>
-    <w:p/>
-    <w:p>
-      <w:r>
-        <w:t>Let me know when it's sent &amp; the tracking number is avaialble so I can pass her way</w:t>
-      </w:r>
-    </w:p>
-    <w:p>
-      <w:r>
-        <w:rPr>
-          <w:b/>
-        </w:rPr>
-        <w:t>Internal Note:</w:t>
-      </w:r>
-    </w:p>
-    <w:p>
-      <w:r>
-        <w:t>convos marked A Inital Response: if the brand offers at/above $400 → CC Chenni</w:t>
+        <w:t>(Add approved scenarios below when ready.)</w:t>
       </w:r>
     </w:p>
     <w:p>
@@ -3622,410 +601,20 @@
     </w:p>
     <w:p>
       <w:r>
+        <w:rPr>
+          <w:b/>
+        </w:rPr>
+        <w:t>⏳ SOP PENDING — AI will NOT draft. All emails routed to Human Admin Required.</w:t>
+      </w:r>
+    </w:p>
+    <w:p>
+      <w:r>
         <w:t>Manager: Chenni  |  Minimum Rate: $600 per video</w:t>
       </w:r>
     </w:p>
     <w:p>
-      <w:pPr>
-        <w:pStyle w:val="Heading2"/>
-      </w:pPr>
       <w:r>
-        <w:t>SCENARIO 1: Asking for rates or a potential to collab</w:t>
-      </w:r>
-    </w:p>
-    <w:p>
-      <w:r>
-        <w:rPr>
-          <w:b/>
-        </w:rPr>
-        <w:t>Use when (triggers):</w:t>
-      </w:r>
-    </w:p>
-    <w:p>
-      <w:r>
-        <w:t>Asking for rates or a potential to collab</w:t>
-      </w:r>
-    </w:p>
-    <w:p>
-      <w:r>
-        <w:rPr>
-          <w:b/>
-        </w:rPr>
-        <w:t>Do not use when (exceptions):</w:t>
-      </w:r>
-    </w:p>
-    <w:p>
-      <w:r>
-        <w:t>—</w:t>
-      </w:r>
-    </w:p>
-    <w:p>
-      <w:r>
-        <w:rPr>
-          <w:b/>
-        </w:rPr>
-        <w:t>Approved Response:</w:t>
-      </w:r>
-    </w:p>
-    <w:p>
-      <w:r>
-        <w:t>Thank you so much for reaching out about a potential partnership with Angela!! I’m happy to share her rates below:</w:t>
-      </w:r>
-    </w:p>
-    <w:p>
-      <w:r>
-        <w:t>• 1 TikTok: $750</w:t>
-      </w:r>
-    </w:p>
-    <w:p>
-      <w:r>
-        <w:t>• 1 IG Reels: $500</w:t>
-      </w:r>
-    </w:p>
-    <w:p>
-      <w:r>
-        <w:t>• 1 UGC Video: $1,000 (usage to be negotiated)</w:t>
-      </w:r>
-    </w:p>
-    <w:p/>
-    <w:p>
-      <w:r>
-        <w:t>Angela's pricing reflects her extremely high conversion rate (consistent $450k+ monthly GMV). She's a TikTok Shop Star who specializes in real friend-to-friend recommendations for fashion &amp; beauty based on her authenticity!!</w:t>
-      </w:r>
-    </w:p>
-    <w:p/>
-    <w:p>
-      <w:r>
-        <w:t>Please let us know what type of collab you're looking for in your offer + if you have any questions moving forward. We’d love to explore working together!</w:t>
-      </w:r>
-    </w:p>
-    <w:p>
-      <w:r>
-        <w:rPr>
-          <w:b/>
-        </w:rPr>
-        <w:t>Internal Note:</w:t>
-      </w:r>
-    </w:p>
-    <w:p>
-      <w:r>
-        <w:t>—</w:t>
-      </w:r>
-    </w:p>
-    <w:p>
-      <w:pPr>
-        <w:pStyle w:val="Heading2"/>
-      </w:pPr>
-      <w:r>
-        <w:t>SCENARIO 2: Initially offered a rate below her minimum ($600)</w:t>
-      </w:r>
-    </w:p>
-    <w:p>
-      <w:r>
-        <w:rPr>
-          <w:b/>
-        </w:rPr>
-        <w:t>Use when (triggers):</w:t>
-      </w:r>
-    </w:p>
-    <w:p>
-      <w:r>
-        <w:t>Initially offered a rate below her minimum ($600)</w:t>
-      </w:r>
-    </w:p>
-    <w:p>
-      <w:r>
-        <w:rPr>
-          <w:b/>
-        </w:rPr>
-        <w:t>Do not use when (exceptions):</w:t>
-      </w:r>
-    </w:p>
-    <w:p>
-      <w:r>
-        <w:t>—</w:t>
-      </w:r>
-    </w:p>
-    <w:p>
-      <w:r>
-        <w:rPr>
-          <w:b/>
-        </w:rPr>
-        <w:t>Approved Response:</w:t>
-      </w:r>
-    </w:p>
-    <w:p>
-      <w:r>
-        <w:t>Thank you for reaching out to Angela to collab!! However her rates are higher than your offer. I’m happy to share her rates below:</w:t>
-      </w:r>
-    </w:p>
-    <w:p>
-      <w:r>
-        <w:t>• 1 TikTok: $750</w:t>
-      </w:r>
-    </w:p>
-    <w:p>
-      <w:r>
-        <w:t>• 1 IG Reels: $500</w:t>
-      </w:r>
-    </w:p>
-    <w:p>
-      <w:r>
-        <w:t>• 1 UGC Video: $1,000 (usage to be negotiated)</w:t>
-      </w:r>
-    </w:p>
-    <w:p/>
-    <w:p>
-      <w:r>
-        <w:t>Angela's pricing reflects her extremely high conversion rate (consistent $450k+ monthly GMV). She's a TikTok Shop Star who specializes in real friend-to-friend recommendations for fashion &amp; beauty based on her authenticity!!</w:t>
-      </w:r>
-    </w:p>
-    <w:p/>
-    <w:p>
-      <w:r>
-        <w:t>Please let us know what type of collab you're looking for in your offer + if you can expand your budget. We’d love to explore working together!</w:t>
-      </w:r>
-    </w:p>
-    <w:p>
-      <w:r>
-        <w:rPr>
-          <w:b/>
-        </w:rPr>
-        <w:t>Internal Note:</w:t>
-      </w:r>
-    </w:p>
-    <w:p>
-      <w:r>
-        <w:t>—</w:t>
-      </w:r>
-    </w:p>
-    <w:p>
-      <w:pPr>
-        <w:pStyle w:val="Heading2"/>
-      </w:pPr>
-      <w:r>
-        <w:t>SCENARIO 3: Initally offered a rate that is OVER $750</w:t>
-      </w:r>
-    </w:p>
-    <w:p>
-      <w:r>
-        <w:rPr>
-          <w:b/>
-        </w:rPr>
-        <w:t>Use when (triggers):</w:t>
-      </w:r>
-    </w:p>
-    <w:p>
-      <w:r>
-        <w:t>Initally offered a rate that is OVER $750</w:t>
-        <w:br/>
-        <w:t>for one post</w:t>
-      </w:r>
-    </w:p>
-    <w:p>
-      <w:r>
-        <w:rPr>
-          <w:b/>
-        </w:rPr>
-        <w:t>Do not use when (exceptions):</w:t>
-      </w:r>
-    </w:p>
-    <w:p>
-      <w:r>
-        <w:t>—</w:t>
-      </w:r>
-    </w:p>
-    <w:p>
-      <w:r>
-        <w:rPr>
-          <w:b/>
-        </w:rPr>
-        <w:t>Approved Response:</w:t>
-      </w:r>
-    </w:p>
-    <w:p>
-      <w:r>
-        <w:t>Hi,</w:t>
-      </w:r>
-    </w:p>
-    <w:p/>
-    <w:p>
-      <w:r>
-        <w:t>Thank you for the offer! I think this collab could be a good fit for Angela. Looping her in management team who can move forward with this convo!</w:t>
-      </w:r>
-    </w:p>
-    <w:p>
-      <w:r>
-        <w:rPr>
-          <w:b/>
-        </w:rPr>
-        <w:t>Internal Note:</w:t>
-      </w:r>
-    </w:p>
-    <w:p>
-      <w:r>
-        <w:t>—</w:t>
-      </w:r>
-    </w:p>
-    <w:p>
-      <w:pPr>
-        <w:pStyle w:val="Heading2"/>
-      </w:pPr>
-      <w:r>
-        <w:t>SCENARIO 4: Asking for bundle rates</w:t>
-      </w:r>
-    </w:p>
-    <w:p>
-      <w:r>
-        <w:rPr>
-          <w:b/>
-        </w:rPr>
-        <w:t>Use when (triggers):</w:t>
-      </w:r>
-    </w:p>
-    <w:p>
-      <w:r>
-        <w:t>Asking for bundle rates</w:t>
-      </w:r>
-    </w:p>
-    <w:p>
-      <w:r>
-        <w:rPr>
-          <w:b/>
-        </w:rPr>
-        <w:t>Do not use when (exceptions):</w:t>
-      </w:r>
-    </w:p>
-    <w:p>
-      <w:r>
-        <w:t>—</w:t>
-      </w:r>
-    </w:p>
-    <w:p>
-      <w:r>
-        <w:rPr>
-          <w:b/>
-        </w:rPr>
-        <w:t>Approved Response:</w:t>
-      </w:r>
-    </w:p>
-    <w:p>
-      <w:r>
-        <w:t>Angela's standard rate is $750 per video! Below is her bundle pricing:</w:t>
-      </w:r>
-    </w:p>
-    <w:p/>
-    <w:p>
-      <w:r>
-        <w:t>3 videos (90%) → $2,000</w:t>
-      </w:r>
-    </w:p>
-    <w:p>
-      <w:r>
-        <w:t>5 videos (85%) → $3,100</w:t>
-      </w:r>
-    </w:p>
-    <w:p>
-      <w:r>
-        <w:t>10 videos (75%) → $5,600</w:t>
-      </w:r>
-    </w:p>
-    <w:p/>
-    <w:p>
-      <w:r>
-        <w:t>We’ve found bundles usually perform better since multiple posts make the product feel like a real part of her routine instead of a one-off. Let me know your thoughts!</w:t>
-      </w:r>
-    </w:p>
-    <w:p>
-      <w:r>
-        <w:rPr>
-          <w:b/>
-        </w:rPr>
-        <w:t>Internal Note:</w:t>
-      </w:r>
-    </w:p>
-    <w:p>
-      <w:r>
-        <w:t>All of the above responses → Move to A Initial Response</w:t>
-      </w:r>
-    </w:p>
-    <w:p>
-      <w:pPr>
-        <w:pStyle w:val="Heading2"/>
-      </w:pPr>
-      <w:r>
-        <w:t>SCENARIO 5: PR Request</w:t>
-      </w:r>
-    </w:p>
-    <w:p>
-      <w:r>
-        <w:rPr>
-          <w:b/>
-        </w:rPr>
-        <w:t>Use when (triggers):</w:t>
-      </w:r>
-    </w:p>
-    <w:p>
-      <w:r>
-        <w:t>PR Request</w:t>
-        <w:br/>
-        <w:t>from notable brand</w:t>
-      </w:r>
-    </w:p>
-    <w:p>
-      <w:r>
-        <w:rPr>
-          <w:b/>
-        </w:rPr>
-        <w:t>Do not use when (exceptions):</w:t>
-      </w:r>
-    </w:p>
-    <w:p>
-      <w:r>
-        <w:t>—</w:t>
-      </w:r>
-    </w:p>
-    <w:p>
-      <w:r>
-        <w:rPr>
-          <w:b/>
-        </w:rPr>
-        <w:t>Approved Response:</w:t>
-      </w:r>
-    </w:p>
-    <w:p>
-      <w:r>
-        <w:t>Hi,</w:t>
-      </w:r>
-    </w:p>
-    <w:p/>
-    <w:p>
-      <w:r>
-        <w:t>Angela would LOVE to get some PR. Her address is:</w:t>
-      </w:r>
-    </w:p>
-    <w:p>
-      <w:r>
-        <w:t>8397 Black Walnut Drive East Amherst NY 14051</w:t>
-      </w:r>
-    </w:p>
-    <w:p/>
-    <w:p>
-      <w:r>
-        <w:t>Let me know when it's sent &amp; the tracking number is avaialble so I can pass her way</w:t>
-      </w:r>
-    </w:p>
-    <w:p>
-      <w:r>
-        <w:rPr>
-          <w:b/>
-        </w:rPr>
-        <w:t>Internal Note:</w:t>
-      </w:r>
-    </w:p>
-    <w:p>
-      <w:r>
-        <w:t>convos marked A Inital Response: if the brand offers above $600 → CC Chenni</w:t>
+        <w:t>(Add approved scenarios below when ready.)</w:t>
       </w:r>
     </w:p>
     <w:p>
@@ -4038,404 +627,20 @@
     </w:p>
     <w:p>
       <w:r>
+        <w:rPr>
+          <w:b/>
+        </w:rPr>
+        <w:t>⏳ SOP PENDING — AI will NOT draft. All emails routed to Human Admin Required.</w:t>
+      </w:r>
+    </w:p>
+    <w:p>
+      <w:r>
         <w:t>Manager: Cara  |  Minimum Rate: $800 per video</w:t>
       </w:r>
     </w:p>
     <w:p>
-      <w:pPr>
-        <w:pStyle w:val="Heading2"/>
-      </w:pPr>
       <w:r>
-        <w:t>SCENARIO 1: Asking for rates or a potential to collab</w:t>
-      </w:r>
-    </w:p>
-    <w:p>
-      <w:r>
-        <w:rPr>
-          <w:b/>
-        </w:rPr>
-        <w:t>Use when (triggers):</w:t>
-      </w:r>
-    </w:p>
-    <w:p>
-      <w:r>
-        <w:t>Asking for rates or a potential to collab</w:t>
-      </w:r>
-    </w:p>
-    <w:p>
-      <w:r>
-        <w:rPr>
-          <w:b/>
-        </w:rPr>
-        <w:t>Do not use when (exceptions):</w:t>
-      </w:r>
-    </w:p>
-    <w:p>
-      <w:r>
-        <w:t>—</w:t>
-      </w:r>
-    </w:p>
-    <w:p>
-      <w:r>
-        <w:rPr>
-          <w:b/>
-        </w:rPr>
-        <w:t>Approved Response:</w:t>
-      </w:r>
-    </w:p>
-    <w:p>
-      <w:r>
-        <w:t>Thank you so much for reaching out about a potential partnership with Colleen!! I’m happy to share her rates below:</w:t>
-      </w:r>
-    </w:p>
-    <w:p>
-      <w:r>
-        <w:t>• 1 TikTok: $1,000</w:t>
-      </w:r>
-    </w:p>
-    <w:p>
-      <w:r>
-        <w:t>• 1 IG Reels: $500</w:t>
-      </w:r>
-    </w:p>
-    <w:p>
-      <w:r>
-        <w:t>• 1 UGC Video: $1,000 (usage to be negotiated)</w:t>
-      </w:r>
-    </w:p>
-    <w:p/>
-    <w:p>
-      <w:r>
-        <w:t>Colleen's pricing reflects her creating high-quality, polished content with a bestie beauty vibe that feels authentic, relatable, and brand-elevating!! Plus she's a TikTok Shop Star so she's also known for driving conversions in her collabs.</w:t>
-      </w:r>
-    </w:p>
-    <w:p/>
-    <w:p>
-      <w:r>
-        <w:t>Please let us know what type of collab you're looking for in your offer + if you have any questions moving forward. We’d love to explore working together!</w:t>
-      </w:r>
-    </w:p>
-    <w:p>
-      <w:r>
-        <w:rPr>
-          <w:b/>
-        </w:rPr>
-        <w:t>Internal Note:</w:t>
-      </w:r>
-    </w:p>
-    <w:p>
-      <w:r>
-        <w:t>—</w:t>
-      </w:r>
-    </w:p>
-    <w:p>
-      <w:pPr>
-        <w:pStyle w:val="Heading2"/>
-      </w:pPr>
-      <w:r>
-        <w:t>SCENARIO 2: Initially offered a rate below her minimum ($800)</w:t>
-      </w:r>
-    </w:p>
-    <w:p>
-      <w:r>
-        <w:rPr>
-          <w:b/>
-        </w:rPr>
-        <w:t>Use when (triggers):</w:t>
-      </w:r>
-    </w:p>
-    <w:p>
-      <w:r>
-        <w:t>Initially offered a rate below her minimum ($800)</w:t>
-      </w:r>
-    </w:p>
-    <w:p>
-      <w:r>
-        <w:rPr>
-          <w:b/>
-        </w:rPr>
-        <w:t>Do not use when (exceptions):</w:t>
-      </w:r>
-    </w:p>
-    <w:p>
-      <w:r>
-        <w:t>—</w:t>
-      </w:r>
-    </w:p>
-    <w:p>
-      <w:r>
-        <w:rPr>
-          <w:b/>
-        </w:rPr>
-        <w:t>Approved Response:</w:t>
-      </w:r>
-    </w:p>
-    <w:p>
-      <w:r>
-        <w:t>Thank you for reaching out to Colleen to collab!! However her rates are higher than your offer. I’m happy to share her rates below:</w:t>
-      </w:r>
-    </w:p>
-    <w:p>
-      <w:r>
-        <w:t>• 1 TikTok: $1,000</w:t>
-      </w:r>
-    </w:p>
-    <w:p>
-      <w:r>
-        <w:t>• 1 IG Reels: $500</w:t>
-      </w:r>
-    </w:p>
-    <w:p>
-      <w:r>
-        <w:t>• 1 UGC Video: $1,000 (usage to be negotiated)</w:t>
-      </w:r>
-    </w:p>
-    <w:p/>
-    <w:p>
-      <w:r>
-        <w:t>Colleen's pricing reflects her creating high-quality, polished content with a bestie beauty vibe that feels authentic, relatable, and brand-elevating!! Plus she's a TikTok Shop Star so she's also known for driving conversions in her collabs.</w:t>
-      </w:r>
-    </w:p>
-    <w:p/>
-    <w:p>
-      <w:r>
-        <w:t>Please let us know what type of collab you're looking for in your offer + if you can expand your budget. We’d love to explore working together!</w:t>
-      </w:r>
-    </w:p>
-    <w:p>
-      <w:r>
-        <w:rPr>
-          <w:b/>
-        </w:rPr>
-        <w:t>Internal Note:</w:t>
-      </w:r>
-    </w:p>
-    <w:p>
-      <w:r>
-        <w:t>—</w:t>
-      </w:r>
-    </w:p>
-    <w:p>
-      <w:pPr>
-        <w:pStyle w:val="Heading2"/>
-      </w:pPr>
-      <w:r>
-        <w:t>SCENARIO 3: Initially offered a rate that is OVER $1,000</w:t>
-      </w:r>
-    </w:p>
-    <w:p>
-      <w:r>
-        <w:rPr>
-          <w:b/>
-        </w:rPr>
-        <w:t>Use when (triggers):</w:t>
-      </w:r>
-    </w:p>
-    <w:p>
-      <w:r>
-        <w:t>Initially offered a rate that is OVER $1,000</w:t>
-        <w:br/>
-        <w:t>for one post</w:t>
-      </w:r>
-    </w:p>
-    <w:p>
-      <w:r>
-        <w:rPr>
-          <w:b/>
-        </w:rPr>
-        <w:t>Do not use when (exceptions):</w:t>
-      </w:r>
-    </w:p>
-    <w:p>
-      <w:r>
-        <w:t>—</w:t>
-      </w:r>
-    </w:p>
-    <w:p>
-      <w:r>
-        <w:rPr>
-          <w:b/>
-        </w:rPr>
-        <w:t>Approved Response:</w:t>
-      </w:r>
-    </w:p>
-    <w:p>
-      <w:r>
-        <w:t>Thank you for the offer! I think this collab could be a good fit for Colleen. Looping her in management team who can move forward with this convo!</w:t>
-      </w:r>
-    </w:p>
-    <w:p>
-      <w:r>
-        <w:rPr>
-          <w:b/>
-        </w:rPr>
-        <w:t>Internal Note:</w:t>
-      </w:r>
-    </w:p>
-    <w:p>
-      <w:r>
-        <w:t>—</w:t>
-      </w:r>
-    </w:p>
-    <w:p>
-      <w:pPr>
-        <w:pStyle w:val="Heading2"/>
-      </w:pPr>
-      <w:r>
-        <w:t>SCENARIO 4: Asking for bundle rates</w:t>
-      </w:r>
-    </w:p>
-    <w:p>
-      <w:r>
-        <w:rPr>
-          <w:b/>
-        </w:rPr>
-        <w:t>Use when (triggers):</w:t>
-      </w:r>
-    </w:p>
-    <w:p>
-      <w:r>
-        <w:t>Asking for bundle rates</w:t>
-      </w:r>
-    </w:p>
-    <w:p>
-      <w:r>
-        <w:rPr>
-          <w:b/>
-        </w:rPr>
-        <w:t>Do not use when (exceptions):</w:t>
-      </w:r>
-    </w:p>
-    <w:p>
-      <w:r>
-        <w:t>—</w:t>
-      </w:r>
-    </w:p>
-    <w:p>
-      <w:r>
-        <w:rPr>
-          <w:b/>
-        </w:rPr>
-        <w:t>Approved Response:</w:t>
-      </w:r>
-    </w:p>
-    <w:p>
-      <w:r>
-        <w:t>Colleen's standard rate is $1,000 per video! Below is her bundle pricing:</w:t>
-      </w:r>
-    </w:p>
-    <w:p/>
-    <w:p>
-      <w:r>
-        <w:t>3 videos (90%) → $2,700</w:t>
-      </w:r>
-    </w:p>
-    <w:p>
-      <w:r>
-        <w:t>5 videos (85%) → $4,250</w:t>
-      </w:r>
-    </w:p>
-    <w:p>
-      <w:r>
-        <w:t>10 videos (75%) → $7,500</w:t>
-      </w:r>
-    </w:p>
-    <w:p/>
-    <w:p>
-      <w:r>
-        <w:t>We’ve found bundles usually perform better since multiple posts make the product feel like a real part of her routine instead of a one-off. Let me know your thoughts!</w:t>
-      </w:r>
-    </w:p>
-    <w:p>
-      <w:r>
-        <w:rPr>
-          <w:b/>
-        </w:rPr>
-        <w:t>Internal Note:</w:t>
-      </w:r>
-    </w:p>
-    <w:p>
-      <w:r>
-        <w:t>All of the above responses → Move to A Initial Response</w:t>
-      </w:r>
-    </w:p>
-    <w:p>
-      <w:pPr>
-        <w:pStyle w:val="Heading2"/>
-      </w:pPr>
-      <w:r>
-        <w:t>SCENARIO 5: PR Request</w:t>
-      </w:r>
-    </w:p>
-    <w:p>
-      <w:r>
-        <w:rPr>
-          <w:b/>
-        </w:rPr>
-        <w:t>Use when (triggers):</w:t>
-      </w:r>
-    </w:p>
-    <w:p>
-      <w:r>
-        <w:t>PR Request</w:t>
-        <w:br/>
-        <w:t>from notable brand</w:t>
-      </w:r>
-    </w:p>
-    <w:p>
-      <w:r>
-        <w:rPr>
-          <w:b/>
-        </w:rPr>
-        <w:t>Do not use when (exceptions):</w:t>
-      </w:r>
-    </w:p>
-    <w:p>
-      <w:r>
-        <w:t>—</w:t>
-      </w:r>
-    </w:p>
-    <w:p>
-      <w:r>
-        <w:rPr>
-          <w:b/>
-        </w:rPr>
-        <w:t>Approved Response:</w:t>
-      </w:r>
-    </w:p>
-    <w:p>
-      <w:r>
-        <w:t>Hi,</w:t>
-      </w:r>
-    </w:p>
-    <w:p/>
-    <w:p>
-      <w:r>
-        <w:t>Colleen would LOVE to get some PR. Her address is:</w:t>
-      </w:r>
-    </w:p>
-    <w:p>
-      <w:r>
-        <w:t>22232 MacFarlane Dr, Woodland Hills, CA 91364</w:t>
-      </w:r>
-    </w:p>
-    <w:p/>
-    <w:p>
-      <w:r>
-        <w:t>Let me know when it's sent &amp; the tracking number is avaialble so I can pass her way</w:t>
-      </w:r>
-    </w:p>
-    <w:p>
-      <w:r>
-        <w:rPr>
-          <w:b/>
-        </w:rPr>
-        <w:t>Internal Note:</w:t>
-      </w:r>
-    </w:p>
-    <w:p>
-      <w:r>
-        <w:t>convos marked A Inital Response: if the brand offers at/above $800 → CC Cara</w:t>
+        <w:t>(Add approved scenarios below when ready.)</w:t>
       </w:r>
     </w:p>
     <w:p>
@@ -4448,410 +653,20 @@
     </w:p>
     <w:p>
       <w:r>
+        <w:rPr>
+          <w:b/>
+        </w:rPr>
+        <w:t>⏳ SOP PENDING — AI will NOT draft. All emails routed to Human Admin Required.</w:t>
+      </w:r>
+    </w:p>
+    <w:p>
+      <w:r>
         <w:t>Manager: Nicole  |  Minimum Rate: $400 per video</w:t>
       </w:r>
     </w:p>
     <w:p>
-      <w:pPr>
-        <w:pStyle w:val="Heading2"/>
-      </w:pPr>
       <w:r>
-        <w:t>SCENARIO 1: Asking for rates or a potential to collab</w:t>
-      </w:r>
-    </w:p>
-    <w:p>
-      <w:r>
-        <w:rPr>
-          <w:b/>
-        </w:rPr>
-        <w:t>Use when (triggers):</w:t>
-      </w:r>
-    </w:p>
-    <w:p>
-      <w:r>
-        <w:t>Asking for rates or a potential to collab</w:t>
-      </w:r>
-    </w:p>
-    <w:p>
-      <w:r>
-        <w:rPr>
-          <w:b/>
-        </w:rPr>
-        <w:t>Do not use when (exceptions):</w:t>
-      </w:r>
-    </w:p>
-    <w:p>
-      <w:r>
-        <w:t>—</w:t>
-      </w:r>
-    </w:p>
-    <w:p>
-      <w:r>
-        <w:rPr>
-          <w:b/>
-        </w:rPr>
-        <w:t>Approved Response:</w:t>
-      </w:r>
-    </w:p>
-    <w:p>
-      <w:r>
-        <w:t>Thank you so much for reaching out about a potential partnership with Alana!! I’m happy to share her rates below:</w:t>
-      </w:r>
-    </w:p>
-    <w:p>
-      <w:r>
-        <w:t>• 1 TikTok: $750</w:t>
-      </w:r>
-    </w:p>
-    <w:p>
-      <w:r>
-        <w:t>• 1 IG Reels: $500</w:t>
-      </w:r>
-    </w:p>
-    <w:p>
-      <w:r>
-        <w:t>• 1 UGC Video: $500 (usage to be negotiated)</w:t>
-      </w:r>
-    </w:p>
-    <w:p/>
-    <w:p>
-      <w:r>
-        <w:t>Alana's pricing reflects her high quality content &amp; the effort she puts in to drive conversions (consistent $250k+ monthly GMV). She is strong in the fashion category but has sales across beauty &amp; health/wellness too!</w:t>
-      </w:r>
-    </w:p>
-    <w:p/>
-    <w:p>
-      <w:r>
-        <w:t>Please let us know what type of collab you're looking for in your offer + if you have any questions moving forward. We’d love to explore working together!</w:t>
-      </w:r>
-    </w:p>
-    <w:p>
-      <w:r>
-        <w:rPr>
-          <w:b/>
-        </w:rPr>
-        <w:t>Internal Note:</w:t>
-      </w:r>
-    </w:p>
-    <w:p>
-      <w:r>
-        <w:t>—</w:t>
-      </w:r>
-    </w:p>
-    <w:p>
-      <w:pPr>
-        <w:pStyle w:val="Heading2"/>
-      </w:pPr>
-      <w:r>
-        <w:t>SCENARIO 2: Initially offered a rate below her minimum ($400)</w:t>
-      </w:r>
-    </w:p>
-    <w:p>
-      <w:r>
-        <w:rPr>
-          <w:b/>
-        </w:rPr>
-        <w:t>Use when (triggers):</w:t>
-      </w:r>
-    </w:p>
-    <w:p>
-      <w:r>
-        <w:t>Initially offered a rate below her minimum ($400)</w:t>
-      </w:r>
-    </w:p>
-    <w:p>
-      <w:r>
-        <w:rPr>
-          <w:b/>
-        </w:rPr>
-        <w:t>Do not use when (exceptions):</w:t>
-      </w:r>
-    </w:p>
-    <w:p>
-      <w:r>
-        <w:t>—</w:t>
-      </w:r>
-    </w:p>
-    <w:p>
-      <w:r>
-        <w:rPr>
-          <w:b/>
-        </w:rPr>
-        <w:t>Approved Response:</w:t>
-      </w:r>
-    </w:p>
-    <w:p>
-      <w:r>
-        <w:t>Thank you for reaching out to Alana to collab!! However her rates are higher than your offer. I’m happy to share her rates below:</w:t>
-      </w:r>
-    </w:p>
-    <w:p>
-      <w:r>
-        <w:t>• 1 TikTok: $750</w:t>
-      </w:r>
-    </w:p>
-    <w:p>
-      <w:r>
-        <w:t>• 1 IG Reels: $500</w:t>
-      </w:r>
-    </w:p>
-    <w:p>
-      <w:r>
-        <w:t>• 1 UGC Video: $500 (usage to be negotiated)</w:t>
-      </w:r>
-    </w:p>
-    <w:p/>
-    <w:p>
-      <w:r>
-        <w:t>Alana's pricing reflects her high quality content &amp; the effort she puts in to drive conversions (consistent $250k+ monthly GMV). She is strong in the fashion category but has sales across beauty &amp; health/wellness too!</w:t>
-      </w:r>
-    </w:p>
-    <w:p/>
-    <w:p>
-      <w:r>
-        <w:t>Please let us know what type of collab you're looking for in your offer + if you can expand your budget. We’d love to explore working together!</w:t>
-      </w:r>
-    </w:p>
-    <w:p>
-      <w:r>
-        <w:rPr>
-          <w:b/>
-        </w:rPr>
-        <w:t>Internal Note:</w:t>
-      </w:r>
-    </w:p>
-    <w:p>
-      <w:r>
-        <w:t>—</w:t>
-      </w:r>
-    </w:p>
-    <w:p>
-      <w:pPr>
-        <w:pStyle w:val="Heading2"/>
-      </w:pPr>
-      <w:r>
-        <w:t>SCENARIO 3: Initally offered a rate that is OVER $750</w:t>
-      </w:r>
-    </w:p>
-    <w:p>
-      <w:r>
-        <w:rPr>
-          <w:b/>
-        </w:rPr>
-        <w:t>Use when (triggers):</w:t>
-      </w:r>
-    </w:p>
-    <w:p>
-      <w:r>
-        <w:t>Initally offered a rate that is OVER $750</w:t>
-        <w:br/>
-        <w:t>for one post</w:t>
-      </w:r>
-    </w:p>
-    <w:p>
-      <w:r>
-        <w:rPr>
-          <w:b/>
-        </w:rPr>
-        <w:t>Do not use when (exceptions):</w:t>
-      </w:r>
-    </w:p>
-    <w:p>
-      <w:r>
-        <w:t>—</w:t>
-      </w:r>
-    </w:p>
-    <w:p>
-      <w:r>
-        <w:rPr>
-          <w:b/>
-        </w:rPr>
-        <w:t>Approved Response:</w:t>
-      </w:r>
-    </w:p>
-    <w:p>
-      <w:r>
-        <w:t>Hi,</w:t>
-      </w:r>
-    </w:p>
-    <w:p/>
-    <w:p>
-      <w:r>
-        <w:t>Thank you for the offer! I think this collab could be a good fit for Alana. Looping her in management team who can move forward with this convo!</w:t>
-      </w:r>
-    </w:p>
-    <w:p>
-      <w:r>
-        <w:rPr>
-          <w:b/>
-        </w:rPr>
-        <w:t>Internal Note:</w:t>
-      </w:r>
-    </w:p>
-    <w:p>
-      <w:r>
-        <w:t>—</w:t>
-      </w:r>
-    </w:p>
-    <w:p>
-      <w:pPr>
-        <w:pStyle w:val="Heading2"/>
-      </w:pPr>
-      <w:r>
-        <w:t>SCENARIO 4: Asking for bundle rates</w:t>
-      </w:r>
-    </w:p>
-    <w:p>
-      <w:r>
-        <w:rPr>
-          <w:b/>
-        </w:rPr>
-        <w:t>Use when (triggers):</w:t>
-      </w:r>
-    </w:p>
-    <w:p>
-      <w:r>
-        <w:t>Asking for bundle rates</w:t>
-      </w:r>
-    </w:p>
-    <w:p>
-      <w:r>
-        <w:rPr>
-          <w:b/>
-        </w:rPr>
-        <w:t>Do not use when (exceptions):</w:t>
-      </w:r>
-    </w:p>
-    <w:p>
-      <w:r>
-        <w:t>—</w:t>
-      </w:r>
-    </w:p>
-    <w:p>
-      <w:r>
-        <w:rPr>
-          <w:b/>
-        </w:rPr>
-        <w:t>Approved Response:</w:t>
-      </w:r>
-    </w:p>
-    <w:p>
-      <w:r>
-        <w:t>Alana's standard rate is $750 per video! Below is her bundle pricing:</w:t>
-      </w:r>
-    </w:p>
-    <w:p/>
-    <w:p>
-      <w:r>
-        <w:t>3 videos (90%) → $2,000</w:t>
-      </w:r>
-    </w:p>
-    <w:p>
-      <w:r>
-        <w:t>5 videos (85%) → $3,100</w:t>
-      </w:r>
-    </w:p>
-    <w:p>
-      <w:r>
-        <w:t>10 videos (75%) → $5,600</w:t>
-      </w:r>
-    </w:p>
-    <w:p/>
-    <w:p>
-      <w:r>
-        <w:t>We’ve found bundles usually perform better since multiple posts make the product feel like a real part of her routine instead of a one-off. Let me know your thoughts!</w:t>
-      </w:r>
-    </w:p>
-    <w:p>
-      <w:r>
-        <w:rPr>
-          <w:b/>
-        </w:rPr>
-        <w:t>Internal Note:</w:t>
-      </w:r>
-    </w:p>
-    <w:p>
-      <w:r>
-        <w:t>All of the above responses → Move to A Initial Response</w:t>
-      </w:r>
-    </w:p>
-    <w:p>
-      <w:pPr>
-        <w:pStyle w:val="Heading2"/>
-      </w:pPr>
-      <w:r>
-        <w:t>SCENARIO 5: PR Request</w:t>
-      </w:r>
-    </w:p>
-    <w:p>
-      <w:r>
-        <w:rPr>
-          <w:b/>
-        </w:rPr>
-        <w:t>Use when (triggers):</w:t>
-      </w:r>
-    </w:p>
-    <w:p>
-      <w:r>
-        <w:t>PR Request</w:t>
-        <w:br/>
-        <w:t>from notable brand</w:t>
-      </w:r>
-    </w:p>
-    <w:p>
-      <w:r>
-        <w:rPr>
-          <w:b/>
-        </w:rPr>
-        <w:t>Do not use when (exceptions):</w:t>
-      </w:r>
-    </w:p>
-    <w:p>
-      <w:r>
-        <w:t>—</w:t>
-      </w:r>
-    </w:p>
-    <w:p>
-      <w:r>
-        <w:rPr>
-          <w:b/>
-        </w:rPr>
-        <w:t>Approved Response:</w:t>
-      </w:r>
-    </w:p>
-    <w:p>
-      <w:r>
-        <w:t>Hi,</w:t>
-      </w:r>
-    </w:p>
-    <w:p/>
-    <w:p>
-      <w:r>
-        <w:t>Alana would LOVE to get some PR!! Her address is:</w:t>
-      </w:r>
-    </w:p>
-    <w:p>
-      <w:r>
-        <w:t>160 Water Street APT 24R New York, NY 10038</w:t>
-      </w:r>
-    </w:p>
-    <w:p/>
-    <w:p>
-      <w:r>
-        <w:t>Let me know when it's sent &amp; the tracking number is avaialble so I can pass her way</w:t>
-      </w:r>
-    </w:p>
-    <w:p>
-      <w:r>
-        <w:rPr>
-          <w:b/>
-        </w:rPr>
-        <w:t>Internal Note:</w:t>
-      </w:r>
-    </w:p>
-    <w:p>
-      <w:r>
-        <w:t>convos marked A Inital Response: if the brand offers above $300 (including bundles) → CC Nicole</w:t>
+        <w:t>(Add approved scenarios below when ready.)</w:t>
       </w:r>
     </w:p>
     <w:p>
@@ -4864,400 +679,20 @@
     </w:p>
     <w:p>
       <w:r>
+        <w:rPr>
+          <w:b/>
+        </w:rPr>
+        <w:t>⏳ SOP PENDING — AI will NOT draft. All emails routed to Human Admin Required.</w:t>
+      </w:r>
+    </w:p>
+    <w:p>
+      <w:r>
         <w:t>Manager: Nicole  |  Minimum Rate: $300 per video</w:t>
       </w:r>
     </w:p>
     <w:p>
-      <w:pPr>
-        <w:pStyle w:val="Heading2"/>
-      </w:pPr>
       <w:r>
-        <w:t>SCENARIO 1: Asking for rates or a potential to collab</w:t>
-      </w:r>
-    </w:p>
-    <w:p>
-      <w:r>
-        <w:rPr>
-          <w:b/>
-        </w:rPr>
-        <w:t>Use when (triggers):</w:t>
-      </w:r>
-    </w:p>
-    <w:p>
-      <w:r>
-        <w:t>Asking for rates or a potential to collab</w:t>
-      </w:r>
-    </w:p>
-    <w:p>
-      <w:r>
-        <w:rPr>
-          <w:b/>
-        </w:rPr>
-        <w:t>Do not use when (exceptions):</w:t>
-      </w:r>
-    </w:p>
-    <w:p>
-      <w:r>
-        <w:t>—</w:t>
-      </w:r>
-    </w:p>
-    <w:p>
-      <w:r>
-        <w:rPr>
-          <w:b/>
-        </w:rPr>
-        <w:t>Approved Response:</w:t>
-      </w:r>
-    </w:p>
-    <w:p>
-      <w:r>
-        <w:t>Thank you so much for reaching out about a potential partnership with Grayson!! I’m happy to share her rates below:</w:t>
-      </w:r>
-    </w:p>
-    <w:p>
-      <w:r>
-        <w:t>• 1 TikTok: $750</w:t>
-      </w:r>
-    </w:p>
-    <w:p>
-      <w:r>
-        <w:t>• 1 UGC Video: $400 (usage to be negotiated)</w:t>
-      </w:r>
-    </w:p>
-    <w:p/>
-    <w:p>
-      <w:r>
-        <w:t>Grayson's pricing reflects her high quality fashion content &amp; the effort she puts in to drive conversions (consistent $60k+ monthly GMV)!!</w:t>
-      </w:r>
-    </w:p>
-    <w:p/>
-    <w:p>
-      <w:r>
-        <w:t>Please let us know what type of collab you're looking for in your offer + if you have any questions moving forward. We’d love to explore working together!</w:t>
-      </w:r>
-    </w:p>
-    <w:p>
-      <w:r>
-        <w:rPr>
-          <w:b/>
-        </w:rPr>
-        <w:t>Internal Note:</w:t>
-      </w:r>
-    </w:p>
-    <w:p>
-      <w:r>
-        <w:t>—</w:t>
-      </w:r>
-    </w:p>
-    <w:p>
-      <w:pPr>
-        <w:pStyle w:val="Heading2"/>
-      </w:pPr>
-      <w:r>
-        <w:t>SCENARIO 2: Initially offered a rate below her minimum ($300)</w:t>
-      </w:r>
-    </w:p>
-    <w:p>
-      <w:r>
-        <w:rPr>
-          <w:b/>
-        </w:rPr>
-        <w:t>Use when (triggers):</w:t>
-      </w:r>
-    </w:p>
-    <w:p>
-      <w:r>
-        <w:t>Initially offered a rate below her minimum ($300)</w:t>
-      </w:r>
-    </w:p>
-    <w:p>
-      <w:r>
-        <w:rPr>
-          <w:b/>
-        </w:rPr>
-        <w:t>Do not use when (exceptions):</w:t>
-      </w:r>
-    </w:p>
-    <w:p>
-      <w:r>
-        <w:t>—</w:t>
-      </w:r>
-    </w:p>
-    <w:p>
-      <w:r>
-        <w:rPr>
-          <w:b/>
-        </w:rPr>
-        <w:t>Approved Response:</w:t>
-      </w:r>
-    </w:p>
-    <w:p>
-      <w:r>
-        <w:t>Thank you for reaching out to Grayson to collab!! However her rates are higher than your offer. I’m happy to share her rates below:</w:t>
-      </w:r>
-    </w:p>
-    <w:p>
-      <w:r>
-        <w:t>• 1 TikTok: $750</w:t>
-      </w:r>
-    </w:p>
-    <w:p>
-      <w:r>
-        <w:t>• 1 UGC Video: $400 (usage to be negotiated)</w:t>
-      </w:r>
-    </w:p>
-    <w:p/>
-    <w:p>
-      <w:r>
-        <w:t>Grayson's pricing reflects her high quality fashion content &amp; the effort she puts in to drive conversions (consistent $60k+ monthly GMV)!!</w:t>
-      </w:r>
-    </w:p>
-    <w:p/>
-    <w:p>
-      <w:r>
-        <w:t>Please let us know what type of collab you're looking for in your offer + if you can expand your budget. We’d love to explore working together!</w:t>
-      </w:r>
-    </w:p>
-    <w:p>
-      <w:r>
-        <w:rPr>
-          <w:b/>
-        </w:rPr>
-        <w:t>Internal Note:</w:t>
-      </w:r>
-    </w:p>
-    <w:p>
-      <w:r>
-        <w:t>—</w:t>
-      </w:r>
-    </w:p>
-    <w:p>
-      <w:pPr>
-        <w:pStyle w:val="Heading2"/>
-      </w:pPr>
-      <w:r>
-        <w:t>SCENARIO 3: Initally offered a rate that is OVER $450</w:t>
-      </w:r>
-    </w:p>
-    <w:p>
-      <w:r>
-        <w:rPr>
-          <w:b/>
-        </w:rPr>
-        <w:t>Use when (triggers):</w:t>
-      </w:r>
-    </w:p>
-    <w:p>
-      <w:r>
-        <w:t>Initally offered a rate that is OVER $450</w:t>
-        <w:br/>
-        <w:t>for one post</w:t>
-      </w:r>
-    </w:p>
-    <w:p>
-      <w:r>
-        <w:rPr>
-          <w:b/>
-        </w:rPr>
-        <w:t>Do not use when (exceptions):</w:t>
-      </w:r>
-    </w:p>
-    <w:p>
-      <w:r>
-        <w:t>—</w:t>
-      </w:r>
-    </w:p>
-    <w:p>
-      <w:r>
-        <w:rPr>
-          <w:b/>
-        </w:rPr>
-        <w:t>Approved Response:</w:t>
-      </w:r>
-    </w:p>
-    <w:p>
-      <w:r>
-        <w:t>Hi,</w:t>
-      </w:r>
-    </w:p>
-    <w:p/>
-    <w:p>
-      <w:r>
-        <w:t>Thank you for the offer! I think this collab could be a good fit for Grayson. Looping her in management team who can move forward with this convo!</w:t>
-      </w:r>
-    </w:p>
-    <w:p>
-      <w:r>
-        <w:rPr>
-          <w:b/>
-        </w:rPr>
-        <w:t>Internal Note:</w:t>
-      </w:r>
-    </w:p>
-    <w:p>
-      <w:r>
-        <w:t>—</w:t>
-      </w:r>
-    </w:p>
-    <w:p>
-      <w:pPr>
-        <w:pStyle w:val="Heading2"/>
-      </w:pPr>
-      <w:r>
-        <w:t>SCENARIO 4: Asking for bundle rates</w:t>
-      </w:r>
-    </w:p>
-    <w:p>
-      <w:r>
-        <w:rPr>
-          <w:b/>
-        </w:rPr>
-        <w:t>Use when (triggers):</w:t>
-      </w:r>
-    </w:p>
-    <w:p>
-      <w:r>
-        <w:t>Asking for bundle rates</w:t>
-      </w:r>
-    </w:p>
-    <w:p>
-      <w:r>
-        <w:rPr>
-          <w:b/>
-        </w:rPr>
-        <w:t>Do not use when (exceptions):</w:t>
-      </w:r>
-    </w:p>
-    <w:p>
-      <w:r>
-        <w:t>—</w:t>
-      </w:r>
-    </w:p>
-    <w:p>
-      <w:r>
-        <w:rPr>
-          <w:b/>
-        </w:rPr>
-        <w:t>Approved Response:</w:t>
-      </w:r>
-    </w:p>
-    <w:p>
-      <w:r>
-        <w:t>Grayson's standard rate is $500 per video! Below is her bundle pricing:</w:t>
-      </w:r>
-    </w:p>
-    <w:p/>
-    <w:p>
-      <w:r>
-        <w:t>3 videos (90%) → $2,000</w:t>
-      </w:r>
-    </w:p>
-    <w:p>
-      <w:r>
-        <w:t>5 videos (85%) → $3,150</w:t>
-      </w:r>
-    </w:p>
-    <w:p>
-      <w:r>
-        <w:t>10 videos (75%) → $5,600</w:t>
-      </w:r>
-    </w:p>
-    <w:p/>
-    <w:p>
-      <w:r>
-        <w:t>We’ve found bundles usually perform better since multiple posts make the product feel like a real part of her routine instead of a one-off. Let me know your thoughts!</w:t>
-      </w:r>
-    </w:p>
-    <w:p>
-      <w:r>
-        <w:rPr>
-          <w:b/>
-        </w:rPr>
-        <w:t>Internal Note:</w:t>
-      </w:r>
-    </w:p>
-    <w:p>
-      <w:r>
-        <w:t>All of the above responses → Move to A Initial Response</w:t>
-      </w:r>
-    </w:p>
-    <w:p>
-      <w:pPr>
-        <w:pStyle w:val="Heading2"/>
-      </w:pPr>
-      <w:r>
-        <w:t>SCENARIO 5: PR Request</w:t>
-      </w:r>
-    </w:p>
-    <w:p>
-      <w:r>
-        <w:rPr>
-          <w:b/>
-        </w:rPr>
-        <w:t>Use when (triggers):</w:t>
-      </w:r>
-    </w:p>
-    <w:p>
-      <w:r>
-        <w:t>PR Request</w:t>
-        <w:br/>
-        <w:t>from notable brand</w:t>
-      </w:r>
-    </w:p>
-    <w:p>
-      <w:r>
-        <w:rPr>
-          <w:b/>
-        </w:rPr>
-        <w:t>Do not use when (exceptions):</w:t>
-      </w:r>
-    </w:p>
-    <w:p>
-      <w:r>
-        <w:t>—</w:t>
-      </w:r>
-    </w:p>
-    <w:p>
-      <w:r>
-        <w:rPr>
-          <w:b/>
-        </w:rPr>
-        <w:t>Approved Response:</w:t>
-      </w:r>
-    </w:p>
-    <w:p>
-      <w:r>
-        <w:t>Hi,</w:t>
-      </w:r>
-    </w:p>
-    <w:p/>
-    <w:p>
-      <w:r>
-        <w:t>Grayson would LOVE to get some PR!! Her address is:</w:t>
-      </w:r>
-    </w:p>
-    <w:p>
-      <w:r>
-        <w:t>441 Race St Charleston, SC 29403</w:t>
-      </w:r>
-    </w:p>
-    <w:p/>
-    <w:p>
-      <w:r>
-        <w:t>Let me know when it's sent &amp; the tracking number is avaialble so I can pass her way</w:t>
-      </w:r>
-    </w:p>
-    <w:p>
-      <w:r>
-        <w:rPr>
-          <w:b/>
-        </w:rPr>
-        <w:t>Internal Note:</w:t>
-      </w:r>
-    </w:p>
-    <w:p>
-      <w:r>
-        <w:t>convos marked A Inital Response: if the brand offers above $300 (including bundles) → CC Nicole</w:t>
+        <w:t>(Add approved scenarios below when ready.)</w:t>
       </w:r>
     </w:p>
     <w:p>
@@ -5270,410 +705,20 @@
     </w:p>
     <w:p>
       <w:r>
+        <w:rPr>
+          <w:b/>
+        </w:rPr>
+        <w:t>⏳ SOP PENDING — AI will NOT draft. All emails routed to Human Admin Required.</w:t>
+      </w:r>
+    </w:p>
+    <w:p>
+      <w:r>
         <w:t>Manager: Nicole  |  Minimum Rate: $400 per video</w:t>
       </w:r>
     </w:p>
     <w:p>
-      <w:pPr>
-        <w:pStyle w:val="Heading2"/>
-      </w:pPr>
       <w:r>
-        <w:t>SCENARIO 1: Asking for rates or a potential to collab</w:t>
-      </w:r>
-    </w:p>
-    <w:p>
-      <w:r>
-        <w:rPr>
-          <w:b/>
-        </w:rPr>
-        <w:t>Use when (triggers):</w:t>
-      </w:r>
-    </w:p>
-    <w:p>
-      <w:r>
-        <w:t>Asking for rates or a potential to collab</w:t>
-      </w:r>
-    </w:p>
-    <w:p>
-      <w:r>
-        <w:rPr>
-          <w:b/>
-        </w:rPr>
-        <w:t>Do not use when (exceptions):</w:t>
-      </w:r>
-    </w:p>
-    <w:p>
-      <w:r>
-        <w:t>—</w:t>
-      </w:r>
-    </w:p>
-    <w:p>
-      <w:r>
-        <w:rPr>
-          <w:b/>
-        </w:rPr>
-        <w:t>Approved Response:</w:t>
-      </w:r>
-    </w:p>
-    <w:p>
-      <w:r>
-        <w:t>Thank you so much for reaching out about a potential partnership with Kylika!! I’m happy to share her rates below:</w:t>
-      </w:r>
-    </w:p>
-    <w:p>
-      <w:r>
-        <w:t>• 1 TikTok: $750</w:t>
-      </w:r>
-    </w:p>
-    <w:p>
-      <w:r>
-        <w:t>• 1 IG Reels: $500</w:t>
-      </w:r>
-    </w:p>
-    <w:p>
-      <w:r>
-        <w:t>• 1 UGC Video: $600 (usage to be negotiated)</w:t>
-      </w:r>
-    </w:p>
-    <w:p/>
-    <w:p>
-      <w:r>
-        <w:t>Kylika's pricing reflects her high quality content + the access you'll get to the community of buyers she's built from her fashion &amp; beauty recommendations on TikTok Shop!!</w:t>
-      </w:r>
-    </w:p>
-    <w:p/>
-    <w:p>
-      <w:r>
-        <w:t>Please let us know what type of collab you're looking for in your offer + if you have any questions moving forward. We’d love to explore working together!</w:t>
-      </w:r>
-    </w:p>
-    <w:p>
-      <w:r>
-        <w:rPr>
-          <w:b/>
-        </w:rPr>
-        <w:t>Internal Note:</w:t>
-      </w:r>
-    </w:p>
-    <w:p>
-      <w:r>
-        <w:t>—</w:t>
-      </w:r>
-    </w:p>
-    <w:p>
-      <w:pPr>
-        <w:pStyle w:val="Heading2"/>
-      </w:pPr>
-      <w:r>
-        <w:t>SCENARIO 2: Initially offered a rate below her minimum ($400)</w:t>
-      </w:r>
-    </w:p>
-    <w:p>
-      <w:r>
-        <w:rPr>
-          <w:b/>
-        </w:rPr>
-        <w:t>Use when (triggers):</w:t>
-      </w:r>
-    </w:p>
-    <w:p>
-      <w:r>
-        <w:t>Initially offered a rate below her minimum ($400)</w:t>
-      </w:r>
-    </w:p>
-    <w:p>
-      <w:r>
-        <w:rPr>
-          <w:b/>
-        </w:rPr>
-        <w:t>Do not use when (exceptions):</w:t>
-      </w:r>
-    </w:p>
-    <w:p>
-      <w:r>
-        <w:t>—</w:t>
-      </w:r>
-    </w:p>
-    <w:p>
-      <w:r>
-        <w:rPr>
-          <w:b/>
-        </w:rPr>
-        <w:t>Approved Response:</w:t>
-      </w:r>
-    </w:p>
-    <w:p>
-      <w:r>
-        <w:t>Thank you for reaching out to Kylika to collab!! However her rates are higher than your offer. I’m happy to share her rates below:</w:t>
-      </w:r>
-    </w:p>
-    <w:p>
-      <w:r>
-        <w:t>• 1 TikTok: $750</w:t>
-      </w:r>
-    </w:p>
-    <w:p>
-      <w:r>
-        <w:t>• 1 IG Reels: $500</w:t>
-      </w:r>
-    </w:p>
-    <w:p>
-      <w:r>
-        <w:t>• 1 UGC Video: $600 (usage to be negotiated)</w:t>
-      </w:r>
-    </w:p>
-    <w:p/>
-    <w:p>
-      <w:r>
-        <w:t>Kylika's pricing reflects her high quality content + the access you'll get to the community of buyers she's built from her fashion &amp; beauty recommendations on TikTok Shop!!</w:t>
-      </w:r>
-    </w:p>
-    <w:p/>
-    <w:p>
-      <w:r>
-        <w:t>Please let us know what type of collab you're looking for in your offer + if you can expand your budget. We’d love to explore working together!</w:t>
-      </w:r>
-    </w:p>
-    <w:p>
-      <w:r>
-        <w:rPr>
-          <w:b/>
-        </w:rPr>
-        <w:t>Internal Note:</w:t>
-      </w:r>
-    </w:p>
-    <w:p>
-      <w:r>
-        <w:t>—</w:t>
-      </w:r>
-    </w:p>
-    <w:p>
-      <w:pPr>
-        <w:pStyle w:val="Heading2"/>
-      </w:pPr>
-      <w:r>
-        <w:t>SCENARIO 3: Initally offered a rate that is OVER $750</w:t>
-      </w:r>
-    </w:p>
-    <w:p>
-      <w:r>
-        <w:rPr>
-          <w:b/>
-        </w:rPr>
-        <w:t>Use when (triggers):</w:t>
-      </w:r>
-    </w:p>
-    <w:p>
-      <w:r>
-        <w:t>Initally offered a rate that is OVER $750</w:t>
-        <w:br/>
-        <w:t>for one post</w:t>
-      </w:r>
-    </w:p>
-    <w:p>
-      <w:r>
-        <w:rPr>
-          <w:b/>
-        </w:rPr>
-        <w:t>Do not use when (exceptions):</w:t>
-      </w:r>
-    </w:p>
-    <w:p>
-      <w:r>
-        <w:t>—</w:t>
-      </w:r>
-    </w:p>
-    <w:p>
-      <w:r>
-        <w:rPr>
-          <w:b/>
-        </w:rPr>
-        <w:t>Approved Response:</w:t>
-      </w:r>
-    </w:p>
-    <w:p>
-      <w:r>
-        <w:t>Hi,</w:t>
-      </w:r>
-    </w:p>
-    <w:p/>
-    <w:p>
-      <w:r>
-        <w:t>Thank you for the offer! I think this collab could be a good fit for Kylika. Looping her in management team who can move forward with this convo!</w:t>
-      </w:r>
-    </w:p>
-    <w:p>
-      <w:r>
-        <w:rPr>
-          <w:b/>
-        </w:rPr>
-        <w:t>Internal Note:</w:t>
-      </w:r>
-    </w:p>
-    <w:p>
-      <w:r>
-        <w:t>—</w:t>
-      </w:r>
-    </w:p>
-    <w:p>
-      <w:pPr>
-        <w:pStyle w:val="Heading2"/>
-      </w:pPr>
-      <w:r>
-        <w:t>SCENARIO 4: Asking for bundle rates</w:t>
-      </w:r>
-    </w:p>
-    <w:p>
-      <w:r>
-        <w:rPr>
-          <w:b/>
-        </w:rPr>
-        <w:t>Use when (triggers):</w:t>
-      </w:r>
-    </w:p>
-    <w:p>
-      <w:r>
-        <w:t>Asking for bundle rates</w:t>
-      </w:r>
-    </w:p>
-    <w:p>
-      <w:r>
-        <w:rPr>
-          <w:b/>
-        </w:rPr>
-        <w:t>Do not use when (exceptions):</w:t>
-      </w:r>
-    </w:p>
-    <w:p>
-      <w:r>
-        <w:t>—</w:t>
-      </w:r>
-    </w:p>
-    <w:p>
-      <w:r>
-        <w:rPr>
-          <w:b/>
-        </w:rPr>
-        <w:t>Approved Response:</w:t>
-      </w:r>
-    </w:p>
-    <w:p>
-      <w:r>
-        <w:t>Kylika's standard rate is $750 per video! Below is her bundle pricing:</w:t>
-      </w:r>
-    </w:p>
-    <w:p/>
-    <w:p>
-      <w:r>
-        <w:t>3 videos (90%) → $2,000</w:t>
-      </w:r>
-    </w:p>
-    <w:p>
-      <w:r>
-        <w:t>5 videos (85%) → $3,100</w:t>
-      </w:r>
-    </w:p>
-    <w:p>
-      <w:r>
-        <w:t>10 videos (75%) → $5,600</w:t>
-      </w:r>
-    </w:p>
-    <w:p/>
-    <w:p>
-      <w:r>
-        <w:t>We’ve found bundles usually perform better since multiple posts make the product feel like a real part of her routine instead of a one-off. Let me know your thoughts!</w:t>
-      </w:r>
-    </w:p>
-    <w:p>
-      <w:r>
-        <w:rPr>
-          <w:b/>
-        </w:rPr>
-        <w:t>Internal Note:</w:t>
-      </w:r>
-    </w:p>
-    <w:p>
-      <w:r>
-        <w:t>All of the above responses → Move to A Initial Response</w:t>
-      </w:r>
-    </w:p>
-    <w:p>
-      <w:pPr>
-        <w:pStyle w:val="Heading2"/>
-      </w:pPr>
-      <w:r>
-        <w:t>SCENARIO 5: PR Request</w:t>
-      </w:r>
-    </w:p>
-    <w:p>
-      <w:r>
-        <w:rPr>
-          <w:b/>
-        </w:rPr>
-        <w:t>Use when (triggers):</w:t>
-      </w:r>
-    </w:p>
-    <w:p>
-      <w:r>
-        <w:t>PR Request</w:t>
-        <w:br/>
-        <w:t>from notable brand</w:t>
-      </w:r>
-    </w:p>
-    <w:p>
-      <w:r>
-        <w:rPr>
-          <w:b/>
-        </w:rPr>
-        <w:t>Do not use when (exceptions):</w:t>
-      </w:r>
-    </w:p>
-    <w:p>
-      <w:r>
-        <w:t>—</w:t>
-      </w:r>
-    </w:p>
-    <w:p>
-      <w:r>
-        <w:rPr>
-          <w:b/>
-        </w:rPr>
-        <w:t>Approved Response:</w:t>
-      </w:r>
-    </w:p>
-    <w:p>
-      <w:r>
-        <w:t>Hi,</w:t>
-      </w:r>
-    </w:p>
-    <w:p/>
-    <w:p>
-      <w:r>
-        <w:t>Kylika would LOVE to get some PR!! Her address is:</w:t>
-      </w:r>
-    </w:p>
-    <w:p>
-      <w:r>
-        <w:t>1430 Werthman Dr. Waukee, IA 50263</w:t>
-      </w:r>
-    </w:p>
-    <w:p/>
-    <w:p>
-      <w:r>
-        <w:t>Let me know when it's sent &amp; the tracking number is avaialble so I can pass her way</w:t>
-      </w:r>
-    </w:p>
-    <w:p>
-      <w:r>
-        <w:rPr>
-          <w:b/>
-        </w:rPr>
-        <w:t>Internal Note:</w:t>
-      </w:r>
-    </w:p>
-    <w:p>
-      <w:r>
-        <w:t>convos marked A Inital Response: if the brand offers above $400 (including bundles) → CC Nicole</w:t>
+        <w:t>(Add approved scenarios below when ready.)</w:t>
       </w:r>
     </w:p>
     <w:p>
@@ -5686,486 +731,20 @@
     </w:p>
     <w:p>
       <w:r>
+        <w:rPr>
+          <w:b/>
+        </w:rPr>
+        <w:t>⏳ SOP PENDING — AI will NOT draft. All emails routed to Human Admin Required.</w:t>
+      </w:r>
+    </w:p>
+    <w:p>
+      <w:r>
         <w:t>Manager: Cara  |  Minimum Rate: $600 per video</w:t>
       </w:r>
     </w:p>
     <w:p>
-      <w:pPr>
-        <w:pStyle w:val="Heading2"/>
-      </w:pPr>
       <w:r>
-        <w:t>SCENARIO 1: Asking for rates or a potential to collab</w:t>
-      </w:r>
-    </w:p>
-    <w:p>
-      <w:r>
-        <w:rPr>
-          <w:b/>
-        </w:rPr>
-        <w:t>Use when (triggers):</w:t>
-      </w:r>
-    </w:p>
-    <w:p>
-      <w:r>
-        <w:t>Asking for rates or a potential to collab</w:t>
-      </w:r>
-    </w:p>
-    <w:p>
-      <w:r>
-        <w:rPr>
-          <w:b/>
-        </w:rPr>
-        <w:t>Do not use when (exceptions):</w:t>
-      </w:r>
-    </w:p>
-    <w:p>
-      <w:r>
-        <w:t>—</w:t>
-      </w:r>
-    </w:p>
-    <w:p>
-      <w:r>
-        <w:rPr>
-          <w:b/>
-        </w:rPr>
-        <w:t>Approved Response:</w:t>
-      </w:r>
-    </w:p>
-    <w:p>
-      <w:r>
-        <w:t>Thank you so much for reaching out about a potential partnership with Anastasiya!! I’m happy to share her rates below:</w:t>
-      </w:r>
-    </w:p>
-    <w:p>
-      <w:r>
-        <w:t>• 1 TikTok (Main): $800</w:t>
-      </w:r>
-    </w:p>
-    <w:p>
-      <w:r>
-        <w:t>• 1 TikTok (Backup): $800</w:t>
-      </w:r>
-    </w:p>
-    <w:p>
-      <w:r>
-        <w:t>• 1 IG Reels: $750</w:t>
-      </w:r>
-    </w:p>
-    <w:p>
-      <w:r>
-        <w:t>• 1 UGC Video: $1,000 (usage to be negotiated)</w:t>
-      </w:r>
-    </w:p>
-    <w:p/>
-    <w:p>
-      <w:r>
-        <w:t>Anastasiya's pricing reflects her high-quality, polished content with a bestie beauty vibe that feels authentic, relatable, and brand-elevating!! Plus she's a UGC expert so she knows how to make videos that convert!!</w:t>
-      </w:r>
-    </w:p>
-    <w:p/>
-    <w:p>
-      <w:r>
-        <w:t>Please let us know what type of collab you're looking for in your offer + if you have any questions moving forward. We’d love to explore working together!</w:t>
-      </w:r>
-    </w:p>
-    <w:p>
-      <w:r>
-        <w:rPr>
-          <w:b/>
-        </w:rPr>
-        <w:t>Internal Note:</w:t>
-      </w:r>
-    </w:p>
-    <w:p>
-      <w:r>
-        <w:t>—</w:t>
-      </w:r>
-    </w:p>
-    <w:p>
-      <w:pPr>
-        <w:pStyle w:val="Heading2"/>
-      </w:pPr>
-      <w:r>
-        <w:t>SCENARIO 2: Initially offered a rate below her minimum ($600)</w:t>
-      </w:r>
-    </w:p>
-    <w:p>
-      <w:r>
-        <w:rPr>
-          <w:b/>
-        </w:rPr>
-        <w:t>Use when (triggers):</w:t>
-      </w:r>
-    </w:p>
-    <w:p>
-      <w:r>
-        <w:t>Initially offered a rate below her minimum ($600)</w:t>
-      </w:r>
-    </w:p>
-    <w:p>
-      <w:r>
-        <w:rPr>
-          <w:b/>
-        </w:rPr>
-        <w:t>Do not use when (exceptions):</w:t>
-      </w:r>
-    </w:p>
-    <w:p>
-      <w:r>
-        <w:t>—</w:t>
-      </w:r>
-    </w:p>
-    <w:p>
-      <w:r>
-        <w:rPr>
-          <w:b/>
-        </w:rPr>
-        <w:t>Approved Response:</w:t>
-      </w:r>
-    </w:p>
-    <w:p>
-      <w:r>
-        <w:t>Thank you for reaching out to Anastasiya to collab!! However her rates are higher than your offer. I’m happy to share her rates below:</w:t>
-      </w:r>
-    </w:p>
-    <w:p>
-      <w:r>
-        <w:t>• 1 TikTok (Main): $800</w:t>
-      </w:r>
-    </w:p>
-    <w:p>
-      <w:r>
-        <w:t>• 1 TikTok (Backup): $800</w:t>
-      </w:r>
-    </w:p>
-    <w:p>
-      <w:r>
-        <w:t>• 1 IG Reels: $750</w:t>
-      </w:r>
-    </w:p>
-    <w:p>
-      <w:r>
-        <w:t>• 1 UGC Video: $1,000 (usage to be negotiated)</w:t>
-      </w:r>
-    </w:p>
-    <w:p/>
-    <w:p>
-      <w:r>
-        <w:t>Anastasiya's pricing reflects her high-quality, polished content with a bestie beauty vibe that feels authentic, relatable, and brand-elevating!! Plus she's a UGC expert so she knows how to make videos that convert!!</w:t>
-      </w:r>
-    </w:p>
-    <w:p/>
-    <w:p>
-      <w:r>
-        <w:t>Please let us know what type of collab you're looking for in your offer + if you can expand your budget. We’d love to explore working together!</w:t>
-      </w:r>
-    </w:p>
-    <w:p>
-      <w:r>
-        <w:rPr>
-          <w:b/>
-        </w:rPr>
-        <w:t>Internal Note:</w:t>
-      </w:r>
-    </w:p>
-    <w:p>
-      <w:r>
-        <w:t>—</w:t>
-      </w:r>
-    </w:p>
-    <w:p>
-      <w:pPr>
-        <w:pStyle w:val="Heading2"/>
-      </w:pPr>
-      <w:r>
-        <w:t>SCENARIO 3: Initally offered a rate that is OVER $800</w:t>
-      </w:r>
-    </w:p>
-    <w:p>
-      <w:r>
-        <w:rPr>
-          <w:b/>
-        </w:rPr>
-        <w:t>Use when (triggers):</w:t>
-      </w:r>
-    </w:p>
-    <w:p>
-      <w:r>
-        <w:t>Initally offered a rate that is OVER $800</w:t>
-        <w:br/>
-        <w:t>for one post</w:t>
-      </w:r>
-    </w:p>
-    <w:p>
-      <w:r>
-        <w:rPr>
-          <w:b/>
-        </w:rPr>
-        <w:t>Do not use when (exceptions):</w:t>
-      </w:r>
-    </w:p>
-    <w:p>
-      <w:r>
-        <w:t>—</w:t>
-      </w:r>
-    </w:p>
-    <w:p>
-      <w:r>
-        <w:rPr>
-          <w:b/>
-        </w:rPr>
-        <w:t>Approved Response:</w:t>
-      </w:r>
-    </w:p>
-    <w:p>
-      <w:r>
-        <w:t>Hi,</w:t>
-      </w:r>
-    </w:p>
-    <w:p/>
-    <w:p>
-      <w:r>
-        <w:t>Thank you for the offer! I think this collab could be a good fit for Anastasiya. Looping her in management team who can move forward with this convo!</w:t>
-      </w:r>
-    </w:p>
-    <w:p>
-      <w:r>
-        <w:rPr>
-          <w:b/>
-        </w:rPr>
-        <w:t>Internal Note:</w:t>
-      </w:r>
-    </w:p>
-    <w:p>
-      <w:r>
-        <w:t>—</w:t>
-      </w:r>
-    </w:p>
-    <w:p>
-      <w:pPr>
-        <w:pStyle w:val="Heading2"/>
-      </w:pPr>
-      <w:r>
-        <w:t>SCENARIO 4: Asking for bundle rates</w:t>
-      </w:r>
-    </w:p>
-    <w:p>
-      <w:r>
-        <w:rPr>
-          <w:b/>
-        </w:rPr>
-        <w:t>Use when (triggers):</w:t>
-      </w:r>
-    </w:p>
-    <w:p>
-      <w:r>
-        <w:t>Asking for bundle rates</w:t>
-      </w:r>
-    </w:p>
-    <w:p>
-      <w:r>
-        <w:rPr>
-          <w:b/>
-        </w:rPr>
-        <w:t>Do not use when (exceptions):</w:t>
-      </w:r>
-    </w:p>
-    <w:p>
-      <w:r>
-        <w:t>—</w:t>
-      </w:r>
-    </w:p>
-    <w:p>
-      <w:r>
-        <w:rPr>
-          <w:b/>
-        </w:rPr>
-        <w:t>Approved Response:</w:t>
-      </w:r>
-    </w:p>
-    <w:p>
-      <w:r>
-        <w:t>Anastasiya's standard rate is $800 per video! Below is her bundle pricing:</w:t>
-      </w:r>
-    </w:p>
-    <w:p/>
-    <w:p>
-      <w:r>
-        <w:t>3 videos (90%) → $2,150</w:t>
-      </w:r>
-    </w:p>
-    <w:p>
-      <w:r>
-        <w:t>5 videos (85%) → $3,400</w:t>
-      </w:r>
-    </w:p>
-    <w:p>
-      <w:r>
-        <w:t>10 videos (75%) → $6,000</w:t>
-      </w:r>
-    </w:p>
-    <w:p/>
-    <w:p>
-      <w:r>
-        <w:t>We’ve found bundles usually perform better since multiple posts make the product feel like a real part of her routine instead of a one-off. Let me know your thoughts!</w:t>
-      </w:r>
-    </w:p>
-    <w:p>
-      <w:r>
-        <w:rPr>
-          <w:b/>
-        </w:rPr>
-        <w:t>Internal Note:</w:t>
-      </w:r>
-    </w:p>
-    <w:p>
-      <w:r>
-        <w:t>All of the above responses → Move to A Initial Response</w:t>
-      </w:r>
-    </w:p>
-    <w:p>
-      <w:pPr>
-        <w:pStyle w:val="Heading2"/>
-      </w:pPr>
-      <w:r>
-        <w:t>SCENARIO 5: UGC offer / rate request</w:t>
-      </w:r>
-    </w:p>
-    <w:p>
-      <w:r>
-        <w:rPr>
-          <w:b/>
-        </w:rPr>
-        <w:t>Use when (triggers):</w:t>
-      </w:r>
-    </w:p>
-    <w:p>
-      <w:r>
-        <w:t>UGC offer / rate request</w:t>
-      </w:r>
-    </w:p>
-    <w:p>
-      <w:r>
-        <w:rPr>
-          <w:b/>
-        </w:rPr>
-        <w:t>Do not use when (exceptions):</w:t>
-      </w:r>
-    </w:p>
-    <w:p>
-      <w:r>
-        <w:t>—</w:t>
-      </w:r>
-    </w:p>
-    <w:p>
-      <w:r>
-        <w:rPr>
-          <w:b/>
-        </w:rPr>
-        <w:t>Approved Response:</w:t>
-      </w:r>
-    </w:p>
-    <w:p>
-      <w:r>
-        <w:t>Anastasiya's UGC rate is around $1,000 per video! HERE is her media kit for review.</w:t>
-      </w:r>
-    </w:p>
-    <w:p/>
-    <w:p>
-      <w:r>
-        <w:t>If you have this budget I can loop in her team to go through the rest of the details :)</w:t>
-      </w:r>
-    </w:p>
-    <w:p>
-      <w:r>
-        <w:rPr>
-          <w:b/>
-        </w:rPr>
-        <w:t>Internal Note:</w:t>
-      </w:r>
-    </w:p>
-    <w:p>
-      <w:r>
-        <w:t>—</w:t>
-      </w:r>
-    </w:p>
-    <w:p>
-      <w:pPr>
-        <w:pStyle w:val="Heading2"/>
-      </w:pPr>
-      <w:r>
-        <w:t>SCENARIO 6: PR Request</w:t>
-      </w:r>
-    </w:p>
-    <w:p>
-      <w:r>
-        <w:rPr>
-          <w:b/>
-        </w:rPr>
-        <w:t>Use when (triggers):</w:t>
-      </w:r>
-    </w:p>
-    <w:p>
-      <w:r>
-        <w:t>PR Request</w:t>
-        <w:br/>
-        <w:t>from notable brand</w:t>
-      </w:r>
-    </w:p>
-    <w:p>
-      <w:r>
-        <w:rPr>
-          <w:b/>
-        </w:rPr>
-        <w:t>Do not use when (exceptions):</w:t>
-      </w:r>
-    </w:p>
-    <w:p>
-      <w:r>
-        <w:t>—</w:t>
-      </w:r>
-    </w:p>
-    <w:p>
-      <w:r>
-        <w:rPr>
-          <w:b/>
-        </w:rPr>
-        <w:t>Approved Response:</w:t>
-      </w:r>
-    </w:p>
-    <w:p>
-      <w:r>
-        <w:t>Hi,</w:t>
-      </w:r>
-    </w:p>
-    <w:p/>
-    <w:p>
-      <w:r>
-        <w:t>Anastasiya would LOVE to get some PR!! Her address is:</w:t>
-      </w:r>
-    </w:p>
-    <w:p>
-      <w:r>
-        <w:t>3193 W Grandview St, Springfield, MO 65803</w:t>
-      </w:r>
-    </w:p>
-    <w:p/>
-    <w:p>
-      <w:r>
-        <w:t>Let me know when it's sent &amp; the tracking number is avaialble so I can pass her way</w:t>
-      </w:r>
-    </w:p>
-    <w:p>
-      <w:r>
-        <w:rPr>
-          <w:b/>
-        </w:rPr>
-        <w:t>Internal Note:</w:t>
-      </w:r>
-    </w:p>
-    <w:p>
-      <w:r>
-        <w:t>convos marked A Inital Response: if the brand offers above $500 OR if the brand agrees to bundle pricing (at least $500 per video) → CC Cara</w:t>
+        <w:t>(Add approved scenarios below when ready.)</w:t>
       </w:r>
     </w:p>
     <w:p>
@@ -6178,435 +757,20 @@
     </w:p>
     <w:p>
       <w:r>
+        <w:rPr>
+          <w:b/>
+        </w:rPr>
+        <w:t>⏳ SOP PENDING — AI will NOT draft. All emails routed to Human Admin Required.</w:t>
+      </w:r>
+    </w:p>
+    <w:p>
+      <w:r>
         <w:t>Manager: Cara  |  Minimum Rate: $150 per hour</w:t>
       </w:r>
     </w:p>
     <w:p>
-      <w:pPr>
-        <w:pStyle w:val="Heading2"/>
-      </w:pPr>
       <w:r>
-        <w:t>SCENARIO 1: Asking for rates or a potential to collab</w:t>
-      </w:r>
-    </w:p>
-    <w:p>
-      <w:r>
-        <w:rPr>
-          <w:b/>
-        </w:rPr>
-        <w:t>Use when (triggers):</w:t>
-      </w:r>
-    </w:p>
-    <w:p>
-      <w:r>
-        <w:t>Asking for rates or a potential to collab</w:t>
-      </w:r>
-    </w:p>
-    <w:p>
-      <w:r>
-        <w:rPr>
-          <w:b/>
-        </w:rPr>
-        <w:t>Do not use when (exceptions):</w:t>
-      </w:r>
-    </w:p>
-    <w:p>
-      <w:r>
-        <w:t>—</w:t>
-      </w:r>
-    </w:p>
-    <w:p>
-      <w:r>
-        <w:rPr>
-          <w:b/>
-        </w:rPr>
-        <w:t>Approved Response:</w:t>
-      </w:r>
-    </w:p>
-    <w:p>
-      <w:r>
-        <w:t>Thank you so much for reaching out about a potential partnership with Katrina!! I’m happy to share her rates below:</w:t>
-      </w:r>
-    </w:p>
-    <w:p>
-      <w:r>
-        <w:t>• Dedicated TikTok Shop Livestream: $300 / hour</w:t>
-      </w:r>
-    </w:p>
-    <w:p>
-      <w:r>
-        <w:t>• Integrated TikTok Shop Livestream: $200 / hour</w:t>
-      </w:r>
-    </w:p>
-    <w:p>
-      <w:r>
-        <w:t>• 1 TikTok Shop Post: $600</w:t>
-      </w:r>
-    </w:p>
-    <w:p>
-      <w:r>
-        <w:t>• 1 IG Reel: $500</w:t>
-      </w:r>
-    </w:p>
-    <w:p>
-      <w:r>
-        <w:t>• 1 UGC Video: $700 (usage to be negotiated)</w:t>
-      </w:r>
-    </w:p>
-    <w:p/>
-    <w:p>
-      <w:r>
-        <w:t>Katrina's pricing reflects her proven success with livestreaming (consistent $300k+ monthly GMV)!! She dominates the fashion category &amp; we'd love to find a way to work together with your brand!!</w:t>
-      </w:r>
-    </w:p>
-    <w:p/>
-    <w:p>
-      <w:r>
-        <w:t>Please let us know what type of collab you're looking for in your offer + if you have any questions moving forward.</w:t>
-      </w:r>
-    </w:p>
-    <w:p>
-      <w:r>
-        <w:rPr>
-          <w:b/>
-        </w:rPr>
-        <w:t>Internal Note:</w:t>
-      </w:r>
-    </w:p>
-    <w:p>
-      <w:r>
-        <w:t>—</w:t>
-      </w:r>
-    </w:p>
-    <w:p>
-      <w:pPr>
-        <w:pStyle w:val="Heading2"/>
-      </w:pPr>
-      <w:r>
-        <w:t xml:space="preserve">SCENARIO 2: Initially offered a rate below her minimum </w:t>
-      </w:r>
-    </w:p>
-    <w:p>
-      <w:r>
-        <w:rPr>
-          <w:b/>
-        </w:rPr>
-        <w:t>Use when (triggers):</w:t>
-      </w:r>
-    </w:p>
-    <w:p>
-      <w:r>
-        <w:t xml:space="preserve">Initially offered a rate below her minimum </w:t>
-        <w:br/>
-        <w:t>($150 per hour)</w:t>
-      </w:r>
-    </w:p>
-    <w:p>
-      <w:r>
-        <w:rPr>
-          <w:b/>
-        </w:rPr>
-        <w:t>Do not use when (exceptions):</w:t>
-      </w:r>
-    </w:p>
-    <w:p>
-      <w:r>
-        <w:t>—</w:t>
-      </w:r>
-    </w:p>
-    <w:p>
-      <w:r>
-        <w:rPr>
-          <w:b/>
-        </w:rPr>
-        <w:t>Approved Response:</w:t>
-      </w:r>
-    </w:p>
-    <w:p>
-      <w:r>
-        <w:t>Thank you for reaching out to Katrina to collab!! However her rates are higher than your offer. I’m happy to share her rates below:</w:t>
-      </w:r>
-    </w:p>
-    <w:p>
-      <w:r>
-        <w:t>• Dedicated TikTok Shop Livestream: $300 / hour</w:t>
-      </w:r>
-    </w:p>
-    <w:p>
-      <w:r>
-        <w:t>• Integrated TikTok Shop Livestream: $200 / hour</w:t>
-      </w:r>
-    </w:p>
-    <w:p>
-      <w:r>
-        <w:t>• 1 TikTok Shop Post: $600</w:t>
-      </w:r>
-    </w:p>
-    <w:p>
-      <w:r>
-        <w:t>• 1 IG Reel: $500</w:t>
-      </w:r>
-    </w:p>
-    <w:p>
-      <w:r>
-        <w:t>• 1 UGC Video: $700 (usage to be negotiated)</w:t>
-      </w:r>
-    </w:p>
-    <w:p/>
-    <w:p>
-      <w:r>
-        <w:t>Katrina's pricing reflects her proven success with livestreaming (consistent $300k+ monthly GMV)!! She dominates the fashion category &amp; we'd love to find a way to work together with your brand!!</w:t>
-      </w:r>
-    </w:p>
-    <w:p/>
-    <w:p>
-      <w:r>
-        <w:t>Please let us know what type of collab you're looking for in your offer + if you can expand your budget.</w:t>
-      </w:r>
-    </w:p>
-    <w:p>
-      <w:r>
-        <w:rPr>
-          <w:b/>
-        </w:rPr>
-        <w:t>Internal Note:</w:t>
-      </w:r>
-    </w:p>
-    <w:p>
-      <w:r>
-        <w:t>—</w:t>
-      </w:r>
-    </w:p>
-    <w:p>
-      <w:pPr>
-        <w:pStyle w:val="Heading2"/>
-      </w:pPr>
-      <w:r>
-        <w:t>SCENARIO 3: Initally offered a rate that is OVER $250</w:t>
-      </w:r>
-    </w:p>
-    <w:p>
-      <w:r>
-        <w:rPr>
-          <w:b/>
-        </w:rPr>
-        <w:t>Use when (triggers):</w:t>
-      </w:r>
-    </w:p>
-    <w:p>
-      <w:r>
-        <w:t>Initally offered a rate that is OVER $250</w:t>
-        <w:br/>
-        <w:t>per hour</w:t>
-        <w:br/>
-        <w:br/>
-        <w:t>*you might have to do math ($$ / hour ask)</w:t>
-      </w:r>
-    </w:p>
-    <w:p>
-      <w:r>
-        <w:rPr>
-          <w:b/>
-        </w:rPr>
-        <w:t>Do not use when (exceptions):</w:t>
-      </w:r>
-    </w:p>
-    <w:p>
-      <w:r>
-        <w:t>—</w:t>
-      </w:r>
-    </w:p>
-    <w:p>
-      <w:r>
-        <w:rPr>
-          <w:b/>
-        </w:rPr>
-        <w:t>Approved Response:</w:t>
-      </w:r>
-    </w:p>
-    <w:p>
-      <w:r>
-        <w:t>Hi,</w:t>
-      </w:r>
-    </w:p>
-    <w:p/>
-    <w:p>
-      <w:r>
-        <w:t>Thank you for the offer! I think this collab could be a good fit for Katrina. Looping her in management team who can move forward with this convo!</w:t>
-      </w:r>
-    </w:p>
-    <w:p>
-      <w:r>
-        <w:rPr>
-          <w:b/>
-        </w:rPr>
-        <w:t>Internal Note:</w:t>
-      </w:r>
-    </w:p>
-    <w:p>
-      <w:r>
-        <w:t>—</w:t>
-      </w:r>
-    </w:p>
-    <w:p>
-      <w:pPr>
-        <w:pStyle w:val="Heading2"/>
-      </w:pPr>
-      <w:r>
-        <w:t>SCENARIO 4: Asking for bundle rates</w:t>
-      </w:r>
-    </w:p>
-    <w:p>
-      <w:r>
-        <w:rPr>
-          <w:b/>
-        </w:rPr>
-        <w:t>Use when (triggers):</w:t>
-      </w:r>
-    </w:p>
-    <w:p>
-      <w:r>
-        <w:t>Asking for bundle rates</w:t>
-      </w:r>
-    </w:p>
-    <w:p>
-      <w:r>
-        <w:rPr>
-          <w:b/>
-        </w:rPr>
-        <w:t>Do not use when (exceptions):</w:t>
-      </w:r>
-    </w:p>
-    <w:p>
-      <w:r>
-        <w:t>—</w:t>
-      </w:r>
-    </w:p>
-    <w:p>
-      <w:r>
-        <w:rPr>
-          <w:b/>
-        </w:rPr>
-        <w:t>Approved Response:</w:t>
-      </w:r>
-    </w:p>
-    <w:p>
-      <w:r>
-        <w:t>Katrina's standard rate for livestreams is $300 per hour! Below is her bundle hour pricing:</w:t>
-      </w:r>
-    </w:p>
-    <w:p/>
-    <w:p>
-      <w:r>
-        <w:t>4 hours ($275 / hour) → $1,100</w:t>
-      </w:r>
-    </w:p>
-    <w:p>
-      <w:r>
-        <w:t>6 hours ($250 / hour) → $1,500</w:t>
-      </w:r>
-    </w:p>
-    <w:p>
-      <w:r>
-        <w:t>8 hours ($225 / hour) → $1,800</w:t>
-      </w:r>
-    </w:p>
-    <w:p/>
-    <w:p>
-      <w:r>
-        <w:t>We’ve found bundles usually perform better since the products being featured in multiple of her lives, making it feel like a product she TRULY loves. These hours can be used throughout the month / over a period of time. We can discuss more with her direct management if you're interested!</w:t>
-      </w:r>
-    </w:p>
-    <w:p>
-      <w:r>
-        <w:rPr>
-          <w:b/>
-        </w:rPr>
-        <w:t>Internal Note:</w:t>
-      </w:r>
-    </w:p>
-    <w:p>
-      <w:r>
-        <w:t>All of the above responses → Move to A Initial Response</w:t>
-      </w:r>
-    </w:p>
-    <w:p>
-      <w:pPr>
-        <w:pStyle w:val="Heading2"/>
-      </w:pPr>
-      <w:r>
-        <w:t>SCENARIO 5: PR Request</w:t>
-      </w:r>
-    </w:p>
-    <w:p>
-      <w:r>
-        <w:rPr>
-          <w:b/>
-        </w:rPr>
-        <w:t>Use when (triggers):</w:t>
-      </w:r>
-    </w:p>
-    <w:p>
-      <w:r>
-        <w:t>PR Request</w:t>
-        <w:br/>
-        <w:t>from notable brand</w:t>
-      </w:r>
-    </w:p>
-    <w:p>
-      <w:r>
-        <w:rPr>
-          <w:b/>
-        </w:rPr>
-        <w:t>Do not use when (exceptions):</w:t>
-      </w:r>
-    </w:p>
-    <w:p>
-      <w:r>
-        <w:t>—</w:t>
-      </w:r>
-    </w:p>
-    <w:p>
-      <w:r>
-        <w:rPr>
-          <w:b/>
-        </w:rPr>
-        <w:t>Approved Response:</w:t>
-      </w:r>
-    </w:p>
-    <w:p>
-      <w:r>
-        <w:t>Hi,</w:t>
-      </w:r>
-    </w:p>
-    <w:p/>
-    <w:p>
-      <w:r>
-        <w:t>Katrina would LOVE to get some PR!! Her address is:</w:t>
-      </w:r>
-    </w:p>
-    <w:p>
-      <w:r>
-        <w:t>38 River Rock Court, Azusa, CA 91702</w:t>
-      </w:r>
-    </w:p>
-    <w:p/>
-    <w:p>
-      <w:r>
-        <w:t>Let me know when it's sent &amp; the tracking number is avaialble so I can pass her way</w:t>
-      </w:r>
-    </w:p>
-    <w:p>
-      <w:r>
-        <w:rPr>
-          <w:b/>
-        </w:rPr>
-        <w:t>Internal Note:</w:t>
-      </w:r>
-    </w:p>
-    <w:p>
-      <w:r>
-        <w:t>convos marked A Inital Response: if the brand offers above $150 per hour (including bundles) → CC Cara</w:t>
+        <w:t>(Add approved scenarios below when ready.)</w:t>
       </w:r>
     </w:p>
     <w:p>
@@ -6619,15 +783,28 @@
     </w:p>
     <w:p>
       <w:r>
+        <w:rPr>
+          <w:b/>
+        </w:rPr>
+        <w:t>⏳ SOP PENDING — AI will NOT draft. All emails routed to Human Admin Required.</w:t>
+      </w:r>
+    </w:p>
+    <w:p>
+      <w:r>
         <w:t>Manager: Cara  |  Minimum Rate: $3500 per video</w:t>
       </w:r>
     </w:p>
     <w:p>
+      <w:r>
+        <w:t>(Add approved scenarios below when ready.)</w:t>
+      </w:r>
+    </w:p>
+    <w:p>
       <w:pPr>
-        <w:pStyle w:val="Heading2"/>
+        <w:pStyle w:val="Heading1"/>
       </w:pPr>
       <w:r>
-        <w:t>SCENARIO 1: Asking for rates or a potential to collab</w:t>
+        <w:t>SKYLER CLARK</w:t>
       </w:r>
     </w:p>
     <w:p>
@@ -6635,476 +812,17 @@
         <w:rPr>
           <w:b/>
         </w:rPr>
-        <w:t>Use when (triggers):</w:t>
+        <w:t>⏳ SOP PENDING — AI will NOT draft. All emails routed to Human Admin Required.</w:t>
       </w:r>
     </w:p>
     <w:p>
       <w:r>
-        <w:t>Asking for rates or a potential to collab</w:t>
+        <w:t>Manager:   |  Minimum Rate: $0 per video</w:t>
       </w:r>
     </w:p>
     <w:p>
       <w:r>
-        <w:rPr>
-          <w:b/>
-        </w:rPr>
-        <w:t>Do not use when (exceptions):</w:t>
-      </w:r>
-    </w:p>
-    <w:p>
-      <w:r>
-        <w:t>—</w:t>
-      </w:r>
-    </w:p>
-    <w:p>
-      <w:r>
-        <w:rPr>
-          <w:b/>
-        </w:rPr>
-        <w:t>Approved Response:</w:t>
-      </w:r>
-    </w:p>
-    <w:p>
-      <w:r>
-        <w:t>Hi,</w:t>
-      </w:r>
-    </w:p>
-    <w:p/>
-    <w:p>
-      <w:r>
-        <w:t>Thank you so much for reaching out about a potential partnership with Michaela!! I’m happy to share her media kit HERE and rates below:</w:t>
-      </w:r>
-    </w:p>
-    <w:p>
-      <w:r>
-        <w:t>• 1 TikTok: $6,000</w:t>
-      </w:r>
-    </w:p>
-    <w:p>
-      <w:r>
-        <w:t>• 1 IG Reel: $3,500</w:t>
-      </w:r>
-    </w:p>
-    <w:p/>
-    <w:p>
-      <w:r>
-        <w:t>Michaela’s pricing reflects her high-quality, conversion-focused content and consistent performance for brands!</w:t>
-      </w:r>
-    </w:p>
-    <w:p/>
-    <w:p>
-      <w:r>
-        <w:t>Please let us know if you have any questions moving forward. We’d love to explore working together!</w:t>
-      </w:r>
-    </w:p>
-    <w:p>
-      <w:r>
-        <w:rPr>
-          <w:b/>
-        </w:rPr>
-        <w:t>Internal Note:</w:t>
-      </w:r>
-    </w:p>
-    <w:p>
-      <w:r>
-        <w:t>—</w:t>
-      </w:r>
-    </w:p>
-    <w:p>
-      <w:pPr>
-        <w:pStyle w:val="Heading2"/>
-      </w:pPr>
-      <w:r>
-        <w:t>SCENARIO 2: Initially offered a rate below her minimum ($3,500)</w:t>
-      </w:r>
-    </w:p>
-    <w:p>
-      <w:r>
-        <w:rPr>
-          <w:b/>
-        </w:rPr>
-        <w:t>Use when (triggers):</w:t>
-      </w:r>
-    </w:p>
-    <w:p>
-      <w:r>
-        <w:t>Initially offered a rate below her minimum ($3,500)</w:t>
-      </w:r>
-    </w:p>
-    <w:p>
-      <w:r>
-        <w:rPr>
-          <w:b/>
-        </w:rPr>
-        <w:t>Do not use when (exceptions):</w:t>
-      </w:r>
-    </w:p>
-    <w:p>
-      <w:r>
-        <w:t>—</w:t>
-      </w:r>
-    </w:p>
-    <w:p>
-      <w:r>
-        <w:rPr>
-          <w:b/>
-        </w:rPr>
-        <w:t>Approved Response:</w:t>
-      </w:r>
-    </w:p>
-    <w:p>
-      <w:r>
-        <w:t>Hi,</w:t>
-      </w:r>
-    </w:p>
-    <w:p/>
-    <w:p>
-      <w:r>
-        <w:t>Thank you so much for reaching out about a potential partnership with Michaela!! However her rates are higher than your offer. I’m happy to share her media kit HERE and rates below for visibility:</w:t>
-      </w:r>
-    </w:p>
-    <w:p>
-      <w:r>
-        <w:t>• 1 TikTok: $6,000</w:t>
-      </w:r>
-    </w:p>
-    <w:p>
-      <w:r>
-        <w:t>• 1 IG Reel: $3,500</w:t>
-      </w:r>
-    </w:p>
-    <w:p/>
-    <w:p>
-      <w:r>
-        <w:t>Michaela’s pricing reflects her high-quality, conversion-focused content and consistent performance for brands!</w:t>
-      </w:r>
-    </w:p>
-    <w:p/>
-    <w:p>
-      <w:r>
-        <w:t>Please let us know if you have the budget to move forward. We’d love to explore working together!</w:t>
-      </w:r>
-    </w:p>
-    <w:p>
-      <w:r>
-        <w:rPr>
-          <w:b/>
-        </w:rPr>
-        <w:t>Internal Note:</w:t>
-      </w:r>
-    </w:p>
-    <w:p>
-      <w:r>
-        <w:t>—</w:t>
-      </w:r>
-    </w:p>
-    <w:p>
-      <w:pPr>
-        <w:pStyle w:val="Heading2"/>
-      </w:pPr>
-      <w:r>
-        <w:t xml:space="preserve">SCENARIO 3: Initially offered a rate that is CLOSE to or at her minimum </w:t>
-      </w:r>
-    </w:p>
-    <w:p>
-      <w:r>
-        <w:rPr>
-          <w:b/>
-        </w:rPr>
-        <w:t>Use when (triggers):</w:t>
-      </w:r>
-    </w:p>
-    <w:p>
-      <w:r>
-        <w:t>Initially offered a rate that is CLOSE to or at her minimum ($2,500-3,500)</w:t>
-      </w:r>
-    </w:p>
-    <w:p>
-      <w:r>
-        <w:rPr>
-          <w:b/>
-        </w:rPr>
-        <w:t>Do not use when (exceptions):</w:t>
-      </w:r>
-    </w:p>
-    <w:p>
-      <w:r>
-        <w:t>—</w:t>
-      </w:r>
-    </w:p>
-    <w:p>
-      <w:r>
-        <w:rPr>
-          <w:b/>
-        </w:rPr>
-        <w:t>Approved Response:</w:t>
-      </w:r>
-    </w:p>
-    <w:p>
-      <w:r>
-        <w:t>Hi,</w:t>
-      </w:r>
-    </w:p>
-    <w:p/>
-    <w:p>
-      <w:r>
-        <w:t>Thank you so much for reaching out about a potential partnership with Michaela!! However her rates are a tad higher than your offer. I’m happy to share her media kit HERE and rates below for visibility:</w:t>
-      </w:r>
-    </w:p>
-    <w:p>
-      <w:r>
-        <w:t>• 1 TikTok: $6,000</w:t>
-      </w:r>
-    </w:p>
-    <w:p>
-      <w:r>
-        <w:t>• 1 IG Reel: $3,500</w:t>
-      </w:r>
-    </w:p>
-    <w:p/>
-    <w:p>
-      <w:r>
-        <w:t>Michaela’s pricing reflects her high-quality, conversion-focused content and consistent performance for brands!</w:t>
-      </w:r>
-    </w:p>
-    <w:p/>
-    <w:p>
-      <w:r>
-        <w:t>Please let us know if you can expand your budget. We’d love to explore working together!</w:t>
-      </w:r>
-    </w:p>
-    <w:p>
-      <w:r>
-        <w:rPr>
-          <w:b/>
-        </w:rPr>
-        <w:t>Internal Note:</w:t>
-      </w:r>
-    </w:p>
-    <w:p>
-      <w:r>
-        <w:t>—</w:t>
-      </w:r>
-    </w:p>
-    <w:p>
-      <w:pPr>
-        <w:pStyle w:val="Heading2"/>
-      </w:pPr>
-      <w:r>
-        <w:t>SCENARIO 4: Asking for bundle rates</w:t>
-      </w:r>
-    </w:p>
-    <w:p>
-      <w:r>
-        <w:rPr>
-          <w:b/>
-        </w:rPr>
-        <w:t>Use when (triggers):</w:t>
-      </w:r>
-    </w:p>
-    <w:p>
-      <w:r>
-        <w:t>Asking for bundle rates</w:t>
-      </w:r>
-    </w:p>
-    <w:p>
-      <w:r>
-        <w:rPr>
-          <w:b/>
-        </w:rPr>
-        <w:t>Do not use when (exceptions):</w:t>
-      </w:r>
-    </w:p>
-    <w:p>
-      <w:r>
-        <w:t>—</w:t>
-      </w:r>
-    </w:p>
-    <w:p>
-      <w:r>
-        <w:rPr>
-          <w:b/>
-        </w:rPr>
-        <w:t>Approved Response:</w:t>
-      </w:r>
-    </w:p>
-    <w:p>
-      <w:r>
-        <w:t>Thank you so much for reaching out about a potential partnership with Michaela!! Her standard rate is $6,000 per video! Below is her bundle pricing:</w:t>
-      </w:r>
-    </w:p>
-    <w:p/>
-    <w:p>
-      <w:r>
-        <w:t>3 videos (90%) → $16,200</w:t>
-      </w:r>
-    </w:p>
-    <w:p>
-      <w:r>
-        <w:t>5 videos (85%) → $25,500</w:t>
-      </w:r>
-    </w:p>
-    <w:p>
-      <w:r>
-        <w:t>10 videos (75%) → $45,000</w:t>
-      </w:r>
-    </w:p>
-    <w:p/>
-    <w:p>
-      <w:r>
-        <w:t>We’ve found bundles usually perform better since multiple posts make the product feel like a real part of her routine instead of a one-off. Let me know your thoughts!</w:t>
-      </w:r>
-    </w:p>
-    <w:p>
-      <w:r>
-        <w:rPr>
-          <w:b/>
-        </w:rPr>
-        <w:t>Internal Note:</w:t>
-      </w:r>
-    </w:p>
-    <w:p>
-      <w:r>
-        <w:t>All of the above responses → Move to A Initial Response</w:t>
-      </w:r>
-    </w:p>
-    <w:p>
-      <w:pPr>
-        <w:pStyle w:val="Heading2"/>
-      </w:pPr>
-      <w:r>
-        <w:t>SCENARIO 5: Initially offered a rate that is OVER $5,000</w:t>
-      </w:r>
-    </w:p>
-    <w:p>
-      <w:r>
-        <w:rPr>
-          <w:b/>
-        </w:rPr>
-        <w:t>Use when (triggers):</w:t>
-      </w:r>
-    </w:p>
-    <w:p>
-      <w:r>
-        <w:t>Initially offered a rate that is OVER $5,000</w:t>
-      </w:r>
-    </w:p>
-    <w:p>
-      <w:r>
-        <w:rPr>
-          <w:b/>
-        </w:rPr>
-        <w:t>Do not use when (exceptions):</w:t>
-      </w:r>
-    </w:p>
-    <w:p>
-      <w:r>
-        <w:t>—</w:t>
-      </w:r>
-    </w:p>
-    <w:p>
-      <w:r>
-        <w:rPr>
-          <w:b/>
-        </w:rPr>
-        <w:t>Approved Response:</w:t>
-      </w:r>
-    </w:p>
-    <w:p>
-      <w:r>
-        <w:t>Thank you so much for reaching out about a potential partnership with Michaela!!I think this collab could be a really good fit. Looping her in management team who can move forward with this convo!!</w:t>
-      </w:r>
-    </w:p>
-    <w:p>
-      <w:r>
-        <w:rPr>
-          <w:b/>
-        </w:rPr>
-        <w:t>Internal Note:</w:t>
-      </w:r>
-    </w:p>
-    <w:p>
-      <w:r>
-        <w:t>Initially offered a rate below $1,000 → Move it to revisit</w:t>
-      </w:r>
-    </w:p>
-    <w:p>
-      <w:pPr>
-        <w:pStyle w:val="Heading2"/>
-      </w:pPr>
-      <w:r>
-        <w:t>SCENARIO 6: PR Request</w:t>
-      </w:r>
-    </w:p>
-    <w:p>
-      <w:r>
-        <w:rPr>
-          <w:b/>
-        </w:rPr>
-        <w:t>Use when (triggers):</w:t>
-      </w:r>
-    </w:p>
-    <w:p>
-      <w:r>
-        <w:t>PR Request</w:t>
-        <w:br/>
-        <w:t>from notable brand</w:t>
-      </w:r>
-    </w:p>
-    <w:p>
-      <w:r>
-        <w:rPr>
-          <w:b/>
-        </w:rPr>
-        <w:t>Do not use when (exceptions):</w:t>
-      </w:r>
-    </w:p>
-    <w:p>
-      <w:r>
-        <w:t>—</w:t>
-      </w:r>
-    </w:p>
-    <w:p>
-      <w:r>
-        <w:rPr>
-          <w:b/>
-        </w:rPr>
-        <w:t>Approved Response:</w:t>
-      </w:r>
-    </w:p>
-    <w:p>
-      <w:r>
-        <w:t>Hi,</w:t>
-      </w:r>
-    </w:p>
-    <w:p/>
-    <w:p>
-      <w:r>
-        <w:t>Michaela would LOVE to get some PR! Her address is:</w:t>
-      </w:r>
-    </w:p>
-    <w:p>
-      <w:r>
-        <w:t>8 Beith Lane, Bella Vista, AR, 72715</w:t>
-      </w:r>
-    </w:p>
-    <w:p/>
-    <w:p>
-      <w:r>
-        <w:t>Let me know when it's sent &amp; the tracking number is avaialble so I can pass her way :)</w:t>
-      </w:r>
-    </w:p>
-    <w:p>
-      <w:r>
-        <w:rPr>
-          <w:b/>
-        </w:rPr>
-        <w:t>Internal Note:</w:t>
-      </w:r>
-    </w:p>
-    <w:p>
-      <w:r>
-        <w:t>convos marked A Inital Response: if the brand offers above $4,000 → CC Cara</w:t>
+        <w:t>(Add approved scenarios below when ready.)</w:t>
       </w:r>
     </w:p>
     <w:sectPr>

--- a/sheets/sop.docx
+++ b/sheets/sop.docx
@@ -27,7 +27,7 @@
         <w:t xml:space="preserve">✅ APPROVED (AI may draft): </w:t>
       </w:r>
       <w:r>
-        <w:t>Sylvia Van Hoeven</w:t>
+        <w:t>Sylvia Van Hoeven, Sam Jones, Lizz Freixas, Katrina Moore</w:t>
       </w:r>
     </w:p>
     <w:p>
@@ -38,7 +38,7 @@
         <w:t xml:space="preserve">⏳ PENDING (AI will NOT draft — Human Admin Required): </w:t>
       </w:r>
       <w:r>
-        <w:t>Trinity Blair, Sam Jones, Brittanie Hammer, Allee Baray, Lizz Freixas, Katrina, Jenn Lyles, Angela Callisto, Colleen Fusco, Alana Calviello, Grayson Finks, Kylika Miller, Anastasiya, Katrina D, Michaela, Skyler Clark</w:t>
+        <w:t>Trinity Blair, Brittanie Hammer, Allee Baray, Jenn Lyles, Angela Callisto, Colleen Fusco, Alana Calviello, Grayson Finks, Kylika Miller, Anastasiya, Katrina D, Michaela, Skyler Clark</w:t>
       </w:r>
     </w:p>
     <w:p>
@@ -448,17 +448,221 @@
         <w:rPr>
           <w:b/>
         </w:rPr>
-        <w:t>⏳ SOP PENDING — AI will NOT draft. All emails routed to Human Admin Required.</w:t>
+        <w:t>✅ SOP APPROVED — AI may draft for this talent</w:t>
       </w:r>
     </w:p>
     <w:p>
       <w:r>
-        <w:t>Manager: Cara  |  Minimum Rate: $700 per video</w:t>
+        <w:t>Manager: Cara Best (cara@taboost.me)  |  Minimum Rate: $700 per video</w:t>
+      </w:r>
+    </w:p>
+    <w:p>
+      <w:pPr>
+        <w:pStyle w:val="Heading2"/>
+      </w:pPr>
+      <w:r>
+        <w:t>Scenario A: Initial Inbound (Default Response) — DEFAULT RESPONSE</w:t>
       </w:r>
     </w:p>
     <w:p>
       <w:r>
-        <w:t>(Add approved scenarios below when ready.)</w:t>
+        <w:rPr>
+          <w:b/>
+        </w:rPr>
+        <w:t>Use when:</w:t>
+      </w:r>
+    </w:p>
+    <w:p>
+      <w:r>
+        <w:t>• Asking for rates or a potential to collab</w:t>
+      </w:r>
+    </w:p>
+    <w:p>
+      <w:r>
+        <w:t>• All other general inquiries</w:t>
+      </w:r>
+    </w:p>
+    <w:p>
+      <w:r>
+        <w:rPr>
+          <w:b/>
+        </w:rPr>
+        <w:t>Do not use when:</w:t>
+      </w:r>
+    </w:p>
+    <w:p>
+      <w:r>
+        <w:t>• An exact match from a more specific scenario below</w:t>
+      </w:r>
+    </w:p>
+    <w:p>
+      <w:r>
+        <w:rPr>
+          <w:b/>
+        </w:rPr>
+        <w:t>Approved Response:</w:t>
+      </w:r>
+    </w:p>
+    <w:p>
+      <w:r>
+        <w:t>Thank you so much for reaching out about a potential partnership with Sam!! I'm happy to share her rates below:</w:t>
+      </w:r>
+    </w:p>
+    <w:p>
+      <w:r>
+        <w:t>• 1 TikTok: $900</w:t>
+      </w:r>
+    </w:p>
+    <w:p>
+      <w:r>
+        <w:t>• 1 IG Reel: $600</w:t>
+      </w:r>
+    </w:p>
+    <w:p>
+      <w:r>
+        <w:t>• 1 UGC Video: $1,500 (usage can be added on for an additional cost)</w:t>
+      </w:r>
+    </w:p>
+    <w:p/>
+    <w:p>
+      <w:r>
+        <w:t>Sam's pricing reflects her high-quality, conversion-focused content and consistent performance for brands. Last month on TikTok Shop her GMV was over $150k!</w:t>
+      </w:r>
+    </w:p>
+    <w:p/>
+    <w:p>
+      <w:r>
+        <w:t>Please let us know what type of collab you're looking for in your offer + if you have any questions moving forward. We'd love to explore working together!</w:t>
+      </w:r>
+    </w:p>
+    <w:p>
+      <w:pPr>
+        <w:pStyle w:val="Heading2"/>
+      </w:pPr>
+      <w:r>
+        <w:t>Scenario B: Initial Inbound (Bundle Rate Requested)</w:t>
+      </w:r>
+    </w:p>
+    <w:p>
+      <w:r>
+        <w:rPr>
+          <w:b/>
+        </w:rPr>
+        <w:t>Use when:</w:t>
+      </w:r>
+    </w:p>
+    <w:p>
+      <w:r>
+        <w:t>• Asking for bundle rates</w:t>
+      </w:r>
+    </w:p>
+    <w:p>
+      <w:r>
+        <w:rPr>
+          <w:b/>
+        </w:rPr>
+        <w:t>Do not use when:</w:t>
+      </w:r>
+    </w:p>
+    <w:p>
+      <w:r>
+        <w:t>• Multiple post rate is not asked for</w:t>
+      </w:r>
+    </w:p>
+    <w:p>
+      <w:r>
+        <w:rPr>
+          <w:b/>
+        </w:rPr>
+        <w:t>Approved Response:</w:t>
+      </w:r>
+    </w:p>
+    <w:p>
+      <w:r>
+        <w:t>Her standard rate is $900 per video! Below is her bundle pricing:</w:t>
+      </w:r>
+    </w:p>
+    <w:p/>
+    <w:p>
+      <w:r>
+        <w:t>3 videos (90%) → $2,400</w:t>
+      </w:r>
+    </w:p>
+    <w:p>
+      <w:r>
+        <w:t>5 videos (85%) → $3,800</w:t>
+      </w:r>
+    </w:p>
+    <w:p>
+      <w:r>
+        <w:t>10 videos (75%) → $6,750</w:t>
+      </w:r>
+    </w:p>
+    <w:p/>
+    <w:p>
+      <w:r>
+        <w:t>We've found bundles usually perform better since multiple posts make the product feel like a real part of her routine instead of a one-off. Let me know your thoughts!</w:t>
+      </w:r>
+    </w:p>
+    <w:p>
+      <w:pPr>
+        <w:pStyle w:val="Heading2"/>
+      </w:pPr>
+      <w:r>
+        <w:t>Scenario C: Initial Inbound (Adequate Offer)</w:t>
+      </w:r>
+    </w:p>
+    <w:p>
+      <w:r>
+        <w:rPr>
+          <w:b/>
+        </w:rPr>
+        <w:t>Use when:</w:t>
+      </w:r>
+    </w:p>
+    <w:p>
+      <w:r>
+        <w:t>• Initially offered a rate that is OVER $900 for one post</w:t>
+      </w:r>
+    </w:p>
+    <w:p>
+      <w:r>
+        <w:rPr>
+          <w:b/>
+        </w:rPr>
+        <w:t>Do not use when:</w:t>
+      </w:r>
+    </w:p>
+    <w:p>
+      <w:r>
+        <w:t>• An explicit offer of the above rate is not specified</w:t>
+      </w:r>
+    </w:p>
+    <w:p>
+      <w:r>
+        <w:rPr>
+          <w:b/>
+        </w:rPr>
+        <w:t>CC: cara@taboost.me</w:t>
+      </w:r>
+    </w:p>
+    <w:p>
+      <w:r>
+        <w:rPr>
+          <w:b/>
+        </w:rPr>
+        <w:t>Approved Response:</w:t>
+      </w:r>
+    </w:p>
+    <w:p>
+      <w:r>
+        <w:t>Hi,</w:t>
+      </w:r>
+    </w:p>
+    <w:p/>
+    <w:p>
+      <w:r>
+        <w:t>Thank you for the offer! I think this collab could be a good fit for Sam. Looping her in management team who can move forward with this convo!</w:t>
       </w:r>
     </w:p>
     <w:p>
@@ -526,17 +730,216 @@
         <w:rPr>
           <w:b/>
         </w:rPr>
-        <w:t>⏳ SOP PENDING — AI will NOT draft. All emails routed to Human Admin Required.</w:t>
+        <w:t>✅ SOP APPROVED — AI may draft for this talent</w:t>
       </w:r>
     </w:p>
     <w:p>
       <w:r>
-        <w:t>Manager: Chenni  |  Minimum Rate: $600 per video</w:t>
+        <w:t>Manager: Chenni Li (chenni@taboost.me)  |  Minimum Rate: $600 per video</w:t>
+      </w:r>
+    </w:p>
+    <w:p>
+      <w:pPr>
+        <w:pStyle w:val="Heading2"/>
+      </w:pPr>
+      <w:r>
+        <w:t>Scenario A: Initial Inbound (Default Response) — DEFAULT RESPONSE</w:t>
       </w:r>
     </w:p>
     <w:p>
       <w:r>
-        <w:t>(Add approved scenarios below when ready.)</w:t>
+        <w:rPr>
+          <w:b/>
+        </w:rPr>
+        <w:t>Use when:</w:t>
+      </w:r>
+    </w:p>
+    <w:p>
+      <w:r>
+        <w:t>• Asking for rates or a potential to collab</w:t>
+      </w:r>
+    </w:p>
+    <w:p>
+      <w:r>
+        <w:t>• All other general inquiries</w:t>
+      </w:r>
+    </w:p>
+    <w:p>
+      <w:r>
+        <w:rPr>
+          <w:b/>
+        </w:rPr>
+        <w:t>Do not use when:</w:t>
+      </w:r>
+    </w:p>
+    <w:p>
+      <w:r>
+        <w:t>• An exact match from a more specific scenario below</w:t>
+      </w:r>
+    </w:p>
+    <w:p>
+      <w:r>
+        <w:rPr>
+          <w:b/>
+        </w:rPr>
+        <w:t>Approved Response:</w:t>
+      </w:r>
+    </w:p>
+    <w:p>
+      <w:r>
+        <w:t>Thank you so much for reaching out about a potential partnership with Lizz!! I'm happy to share her rates below:</w:t>
+      </w:r>
+    </w:p>
+    <w:p>
+      <w:r>
+        <w:t>• 1 TikTok: $750</w:t>
+      </w:r>
+    </w:p>
+    <w:p>
+      <w:r>
+        <w:t>• 1 UGC Video: $900 (usage to be negotiated)</w:t>
+      </w:r>
+    </w:p>
+    <w:p/>
+    <w:p>
+      <w:r>
+        <w:t>Lizz's pricing reflects her extremely high conversion rate from content that truly sells. Her monthly GMV is $550k+ and she is an expert at directing her loyal followers/buyers to the right fashion products. Lizz's engagement rate is also super high for a shop creator which is ideal for brand collabs.</w:t>
+      </w:r>
+    </w:p>
+    <w:p/>
+    <w:p>
+      <w:r>
+        <w:t>Please let us know what type of collab you're looking for in your offer + if you have any questions moving forward. We'd love to explore working together!</w:t>
+      </w:r>
+    </w:p>
+    <w:p>
+      <w:pPr>
+        <w:pStyle w:val="Heading2"/>
+      </w:pPr>
+      <w:r>
+        <w:t>Scenario B: Initial Inbound (Bundle Rate Requested)</w:t>
+      </w:r>
+    </w:p>
+    <w:p>
+      <w:r>
+        <w:rPr>
+          <w:b/>
+        </w:rPr>
+        <w:t>Use when:</w:t>
+      </w:r>
+    </w:p>
+    <w:p>
+      <w:r>
+        <w:t>• Asking for bundle rates</w:t>
+      </w:r>
+    </w:p>
+    <w:p>
+      <w:r>
+        <w:rPr>
+          <w:b/>
+        </w:rPr>
+        <w:t>Do not use when:</w:t>
+      </w:r>
+    </w:p>
+    <w:p>
+      <w:r>
+        <w:t>• Multiple post rate is not asked for</w:t>
+      </w:r>
+    </w:p>
+    <w:p>
+      <w:r>
+        <w:rPr>
+          <w:b/>
+        </w:rPr>
+        <w:t>Approved Response:</w:t>
+      </w:r>
+    </w:p>
+    <w:p>
+      <w:r>
+        <w:t>Lizz's standard rate is $750 per video! Below is her bundle pricing:</w:t>
+      </w:r>
+    </w:p>
+    <w:p/>
+    <w:p>
+      <w:r>
+        <w:t>3 videos (90%) → $2,000</w:t>
+      </w:r>
+    </w:p>
+    <w:p>
+      <w:r>
+        <w:t>5 videos (85%) → $3,100</w:t>
+      </w:r>
+    </w:p>
+    <w:p>
+      <w:r>
+        <w:t>10 videos (75%) → $5,600</w:t>
+      </w:r>
+    </w:p>
+    <w:p/>
+    <w:p>
+      <w:r>
+        <w:t>We've found bundles usually perform better since multiple posts make the product feel like a real part of her routine instead of a one-off. Let me know your thoughts!</w:t>
+      </w:r>
+    </w:p>
+    <w:p>
+      <w:pPr>
+        <w:pStyle w:val="Heading2"/>
+      </w:pPr>
+      <w:r>
+        <w:t>Scenario C: Initial Inbound (Adequate Offer)</w:t>
+      </w:r>
+    </w:p>
+    <w:p>
+      <w:r>
+        <w:rPr>
+          <w:b/>
+        </w:rPr>
+        <w:t>Use when:</w:t>
+      </w:r>
+    </w:p>
+    <w:p>
+      <w:r>
+        <w:t>• Initially offered a rate that is OVER $600 for one post</w:t>
+      </w:r>
+    </w:p>
+    <w:p>
+      <w:r>
+        <w:rPr>
+          <w:b/>
+        </w:rPr>
+        <w:t>Do not use when:</w:t>
+      </w:r>
+    </w:p>
+    <w:p>
+      <w:r>
+        <w:t>• An explicit offer of the above rate is not specified</w:t>
+      </w:r>
+    </w:p>
+    <w:p>
+      <w:r>
+        <w:rPr>
+          <w:b/>
+        </w:rPr>
+        <w:t>CC: chenni@taboost.me</w:t>
+      </w:r>
+    </w:p>
+    <w:p>
+      <w:r>
+        <w:rPr>
+          <w:b/>
+        </w:rPr>
+        <w:t>Approved Response:</w:t>
+      </w:r>
+    </w:p>
+    <w:p>
+      <w:r>
+        <w:t>Hi,</w:t>
+      </w:r>
+    </w:p>
+    <w:p/>
+    <w:p>
+      <w:r>
+        <w:t>Thank you for the offer! I think this collab could be a good fit for Lizz. Looping her in management team who can move forward with this convo!</w:t>
       </w:r>
     </w:p>
     <w:p>
@@ -544,7 +947,7 @@
         <w:pStyle w:val="Heading1"/>
       </w:pPr>
       <w:r>
-        <w:t>KATRINA</w:t>
+        <w:t>KATRINA MOORE</w:t>
       </w:r>
     </w:p>
     <w:p>
@@ -552,17 +955,221 @@
         <w:rPr>
           <w:b/>
         </w:rPr>
-        <w:t>⏳ SOP PENDING — AI will NOT draft. All emails routed to Human Admin Required.</w:t>
+        <w:t>✅ SOP APPROVED — AI may draft for this talent</w:t>
       </w:r>
     </w:p>
     <w:p>
       <w:r>
-        <w:t>Manager: Chenni  |  Minimum Rate: $300 per video</w:t>
+        <w:t>Manager: Chenni Li (chenni@taboost.me)  |  Minimum Rate: $300 per video</w:t>
+      </w:r>
+    </w:p>
+    <w:p>
+      <w:pPr>
+        <w:pStyle w:val="Heading2"/>
+      </w:pPr>
+      <w:r>
+        <w:t>Scenario A: Initial Inbound (Default Response) — DEFAULT RESPONSE</w:t>
       </w:r>
     </w:p>
     <w:p>
       <w:r>
-        <w:t>(Add approved scenarios below when ready.)</w:t>
+        <w:rPr>
+          <w:b/>
+        </w:rPr>
+        <w:t>Use when:</w:t>
+      </w:r>
+    </w:p>
+    <w:p>
+      <w:r>
+        <w:t>• Asking for rates or a potential to collab</w:t>
+      </w:r>
+    </w:p>
+    <w:p>
+      <w:r>
+        <w:t>• All other general inquiries</w:t>
+      </w:r>
+    </w:p>
+    <w:p>
+      <w:r>
+        <w:rPr>
+          <w:b/>
+        </w:rPr>
+        <w:t>Do not use when:</w:t>
+      </w:r>
+    </w:p>
+    <w:p>
+      <w:r>
+        <w:t>• An exact match from a more specific scenario below</w:t>
+      </w:r>
+    </w:p>
+    <w:p>
+      <w:r>
+        <w:rPr>
+          <w:b/>
+        </w:rPr>
+        <w:t>Approved Response:</w:t>
+      </w:r>
+    </w:p>
+    <w:p>
+      <w:r>
+        <w:t>Thank you so much for reaching out about a potential partnership with Katrina!! I'm happy to share her rates below:</w:t>
+      </w:r>
+    </w:p>
+    <w:p>
+      <w:r>
+        <w:t>• 1 TikTok: $500</w:t>
+      </w:r>
+    </w:p>
+    <w:p>
+      <w:r>
+        <w:t>• Cross posting to IG Reels: + $150</w:t>
+      </w:r>
+    </w:p>
+    <w:p>
+      <w:r>
+        <w:t>• 1 UGC Video: $400 (usage to be negotiated)</w:t>
+      </w:r>
+    </w:p>
+    <w:p/>
+    <w:p>
+      <w:r>
+        <w:t>Katrina's pricing reflects her extremely high conversion rate. Her monthly GMV is $450k+ and she is an expert at directing her loyal followers/buyers to the right fashion products. Katrina has a strong following plus great engagement!!!.</w:t>
+      </w:r>
+    </w:p>
+    <w:p/>
+    <w:p>
+      <w:r>
+        <w:t>Please let us know what type of collab you're looking for in your offer + if you have any questions moving forward. We'd love to explore working together!</w:t>
+      </w:r>
+    </w:p>
+    <w:p>
+      <w:pPr>
+        <w:pStyle w:val="Heading2"/>
+      </w:pPr>
+      <w:r>
+        <w:t>Scenario B: Initial Inbound (Bundle Rate Requested)</w:t>
+      </w:r>
+    </w:p>
+    <w:p>
+      <w:r>
+        <w:rPr>
+          <w:b/>
+        </w:rPr>
+        <w:t>Use when:</w:t>
+      </w:r>
+    </w:p>
+    <w:p>
+      <w:r>
+        <w:t>• Asking for bundle rates</w:t>
+      </w:r>
+    </w:p>
+    <w:p>
+      <w:r>
+        <w:rPr>
+          <w:b/>
+        </w:rPr>
+        <w:t>Do not use when:</w:t>
+      </w:r>
+    </w:p>
+    <w:p>
+      <w:r>
+        <w:t>• Multiple post rate is not asked for</w:t>
+      </w:r>
+    </w:p>
+    <w:p>
+      <w:r>
+        <w:rPr>
+          <w:b/>
+        </w:rPr>
+        <w:t>Approved Response:</w:t>
+      </w:r>
+    </w:p>
+    <w:p>
+      <w:r>
+        <w:t>Katrina's standard rate is $500 per video! Below is her bundle pricing:</w:t>
+      </w:r>
+    </w:p>
+    <w:p/>
+    <w:p>
+      <w:r>
+        <w:t>3 videos (90%) → $1,350</w:t>
+      </w:r>
+    </w:p>
+    <w:p>
+      <w:r>
+        <w:t>5 videos (85%) → $2,100</w:t>
+      </w:r>
+    </w:p>
+    <w:p>
+      <w:r>
+        <w:t>10 videos (75%) → $3,750</w:t>
+      </w:r>
+    </w:p>
+    <w:p/>
+    <w:p>
+      <w:r>
+        <w:t>We've found bundles usually perform better since multiple posts make the product feel like a real part of her routine instead of a one-off. Let me know your thoughts!</w:t>
+      </w:r>
+    </w:p>
+    <w:p>
+      <w:pPr>
+        <w:pStyle w:val="Heading2"/>
+      </w:pPr>
+      <w:r>
+        <w:t>Scenario C: Initial Inbound (Adequate Offer)</w:t>
+      </w:r>
+    </w:p>
+    <w:p>
+      <w:r>
+        <w:rPr>
+          <w:b/>
+        </w:rPr>
+        <w:t>Use when:</w:t>
+      </w:r>
+    </w:p>
+    <w:p>
+      <w:r>
+        <w:t>• Initially offered a rate that is OVER $600 for one post</w:t>
+      </w:r>
+    </w:p>
+    <w:p>
+      <w:r>
+        <w:rPr>
+          <w:b/>
+        </w:rPr>
+        <w:t>Do not use when:</w:t>
+      </w:r>
+    </w:p>
+    <w:p>
+      <w:r>
+        <w:t>• An explicit offer of the above rate is not specified</w:t>
+      </w:r>
+    </w:p>
+    <w:p>
+      <w:r>
+        <w:rPr>
+          <w:b/>
+        </w:rPr>
+        <w:t>CC: chenni@taboost.me</w:t>
+      </w:r>
+    </w:p>
+    <w:p>
+      <w:r>
+        <w:rPr>
+          <w:b/>
+        </w:rPr>
+        <w:t>Approved Response:</w:t>
+      </w:r>
+    </w:p>
+    <w:p>
+      <w:r>
+        <w:t>Hi,</w:t>
+      </w:r>
+    </w:p>
+    <w:p/>
+    <w:p>
+      <w:r>
+        <w:t>Thank you for the offer! I think this collab could be a good fit for Katrina. Looping her in management team who can move forward with this convo!</w:t>
       </w:r>
     </w:p>
     <w:p>

--- a/sheets/sop.docx
+++ b/sheets/sop.docx
@@ -38,7 +38,7 @@
         <w:t xml:space="preserve">⏳ PENDING (AI will NOT draft — Human Admin Required): </w:t>
       </w:r>
       <w:r>
-        <w:t>Trinity Blair, Brittanie Hammer, Allee Baray, Jenn Lyles, Angela Callisto, Colleen Fusco, Alana Calviello, Grayson Finks, Kylika Miller, Anastasiya, Katrina D, Michaela, Skyler Clark</w:t>
+        <w:t>Trinity Blair, Brittanie Hammer, Allee Baray, Jenn Lyles, Angela Callisto, Colleen Fusco, Alana Calviello, Grayson Finks, Kylika Miller, Anastasiya, Michaela, Skyler Clark</w:t>
       </w:r>
     </w:p>
     <w:p>
@@ -1359,32 +1359,6 @@
         <w:pStyle w:val="Heading1"/>
       </w:pPr>
       <w:r>
-        <w:t>KATRINA D</w:t>
-      </w:r>
-    </w:p>
-    <w:p>
-      <w:r>
-        <w:rPr>
-          <w:b/>
-        </w:rPr>
-        <w:t>⏳ SOP PENDING — AI will NOT draft. All emails routed to Human Admin Required.</w:t>
-      </w:r>
-    </w:p>
-    <w:p>
-      <w:r>
-        <w:t>Manager: Cara  |  Minimum Rate: $150 per hour</w:t>
-      </w:r>
-    </w:p>
-    <w:p>
-      <w:r>
-        <w:t>(Add approved scenarios below when ready.)</w:t>
-      </w:r>
-    </w:p>
-    <w:p>
-      <w:pPr>
-        <w:pStyle w:val="Heading1"/>
-      </w:pPr>
-      <w:r>
         <w:t>MICHAELA</w:t>
       </w:r>
     </w:p>

--- a/sheets/sop.docx
+++ b/sheets/sop.docx
@@ -38,7 +38,7 @@
         <w:t xml:space="preserve">⏳ PENDING (AI will NOT draft — Human Admin Required): </w:t>
       </w:r>
       <w:r>
-        <w:t>Trinity Blair, Brittanie Hammer, Allee Baray, Jenn Lyles, Angela Callisto, Colleen Fusco, Alana Calviello, Grayson Finks, Kylika Miller, Anastasiya, Michaela, Skyler Clark</w:t>
+        <w:t>Trinity Blair, Brittanie Hammer, Allee Baray, Jenn Lyles, Angela Callisto, Colleen Fusco, Alana Calviello, Grayson Finks, Kylika Miller, Anastasiya Ray, Michaela, Skyler Clark, Wesley Barker</w:t>
       </w:r>
     </w:p>
     <w:p>
@@ -1333,7 +1333,7 @@
         <w:pStyle w:val="Heading1"/>
       </w:pPr>
       <w:r>
-        <w:t>ANASTASIYA</w:t>
+        <w:t>ANASTASIYA RAY</w:t>
       </w:r>
     </w:p>
     <w:p>
@@ -1386,6 +1386,32 @@
       </w:pPr>
       <w:r>
         <w:t>SKYLER CLARK</w:t>
+      </w:r>
+    </w:p>
+    <w:p>
+      <w:r>
+        <w:rPr>
+          <w:b/>
+        </w:rPr>
+        <w:t>⏳ SOP PENDING — AI will NOT draft. All emails routed to Human Admin Required.</w:t>
+      </w:r>
+    </w:p>
+    <w:p>
+      <w:r>
+        <w:t>Manager:   |  Minimum Rate: $0 per video</w:t>
+      </w:r>
+    </w:p>
+    <w:p>
+      <w:r>
+        <w:t>(Add approved scenarios below when ready.)</w:t>
+      </w:r>
+    </w:p>
+    <w:p>
+      <w:pPr>
+        <w:pStyle w:val="Heading1"/>
+      </w:pPr>
+      <w:r>
+        <w:t>WESLEY BARKER</w:t>
       </w:r>
     </w:p>
     <w:p>

--- a/sheets/sop.docx
+++ b/sheets/sop.docx
@@ -244,7 +244,7 @@
     </w:p>
     <w:p>
       <w:r>
-        <w:t>Thank you so much for reaching out about a potential partnership with Sylvia!! I'm happy to share her media kit HERE + rates below:</w:t>
+        <w:t>Thank you so much for reaching out about a potential partnership with Sylvia!! I'm happy to share her media kit https://taboost.my.canva.site/sylvia + rates below:</w:t>
       </w:r>
     </w:p>
     <w:p>
@@ -323,7 +323,7 @@
     </w:p>
     <w:p>
       <w:r>
-        <w:t>Sylvia's standard rate is $2,000 per video! HERE is her media kit. Below is her bundle pricing:</w:t>
+        <w:t>Sylvia's standard rate is $2,000 per video! https://taboost.my.canva.site/sylvia is her media kit. Below is her bundle pricing:</w:t>
       </w:r>
     </w:p>
     <w:p/>

--- a/sheets/sop.docx
+++ b/sheets/sop.docx
@@ -27,7 +27,7 @@
         <w:t xml:space="preserve">✅ APPROVED (AI may draft): </w:t>
       </w:r>
       <w:r>
-        <w:t>Sylvia Van Hoeven, Sam Jones, Lizz Freixas, Katrina Moore</w:t>
+        <w:t>Sylvia Van Hoeven, Trinity Blair, Sam Jones, Lizz Freixas, Katrina Moore</w:t>
       </w:r>
     </w:p>
     <w:p>
@@ -38,7 +38,7 @@
         <w:t xml:space="preserve">⏳ PENDING (AI will NOT draft — Human Admin Required): </w:t>
       </w:r>
       <w:r>
-        <w:t>Trinity Blair, Brittanie Hammer, Allee Baray, Jenn Lyles, Angela Callisto, Colleen Fusco, Alana Calviello, Grayson Finks, Kylika Miller, Anastasiya Ray, Michaela, Skyler Clark, Wesley Barker</w:t>
+        <w:t>Brittanie Hammer, Allee Baray, Jenn Lyles, Angela Callisto, Colleen Fusco, Alana Calviello, Grayson Finks, Kylika Miller, Anastasiya Ray, Michaela, Skyler Clark, Wesley Barker</w:t>
       </w:r>
     </w:p>
     <w:p>
@@ -81,12 +81,17 @@
     </w:p>
     <w:p>
       <w:r>
-        <w:t>7. Output must clearly state the action taken: Approved Response / Human Admin Required / Spam / Ignore.</w:t>
+        <w:t>7. Output must clearly state the action taken: Approved Response / Human Admin Required / Spam/Trash.</w:t>
       </w:r>
     </w:p>
     <w:p>
       <w:r>
         <w:t>8. If using an approved response: return the exact approved response only. Do not modify the response text. Do not combine multiple approved responses. Do not add extra commentary inside the email draft.</w:t>
+      </w:r>
+    </w:p>
+    <w:p>
+      <w:r>
+        <w:t>9. Approved hyperlinks preserved + rendering behavior. The format Anchor Text [URL] is an internal formatting instruction, not final output text. In drafted emails, render only the Anchor Text visibly, attach the URL as hyperlink destination, and do not display the bracketed URL in visible email copy.</w:t>
       </w:r>
     </w:p>
     <w:p>
@@ -124,21 +129,10 @@
         <w:rPr>
           <w:b/>
         </w:rPr>
-        <w:t xml:space="preserve">Spam: </w:t>
+        <w:t xml:space="preserve">Spam/Trash: </w:t>
       </w:r>
       <w:r>
         <w:t>Emails that are clearly junk: phishing, scams, unrelated service pitches, fake prizes, malware. Conservative threshold — when in doubt, do not classify as Spam.</w:t>
-      </w:r>
-    </w:p>
-    <w:p>
-      <w:r>
-        <w:rPr>
-          <w:b/>
-        </w:rPr>
-        <w:t xml:space="preserve">Ignore: </w:t>
-      </w:r>
-      <w:r>
-        <w:t>Emails that are not real brand deals, are fan mail, or require no response. Trinity receives fan mail which is classified as Ignore.</w:t>
       </w:r>
     </w:p>
     <w:p>
@@ -231,7 +225,7 @@
     </w:p>
     <w:p>
       <w:r>
-        <w:t>• An exact match from a more specific scenario below</w:t>
+        <w:t>• An exact match from scenario below</w:t>
       </w:r>
     </w:p>
     <w:p>
@@ -244,22 +238,22 @@
     </w:p>
     <w:p>
       <w:r>
-        <w:t>Thank you so much for reaching out about a potential partnership with Sylvia!! I'm happy to share her media kit https://taboost.my.canva.site/sylvia + rates below:</w:t>
+        <w:t>Thank you so much for reaching out about a potential partnership with Sylvia!! I’m happy to share her media kit HERE [https://taboost.my.canva.site/sylvia] + rates below:</w:t>
       </w:r>
     </w:p>
     <w:p>
       <w:r>
-        <w:t>• 1 TikTok (beauty): $2,000</w:t>
+        <w:t>• 1 TikTok [https://www.tiktok.com/@sylviavanhoevenbeauty] (beauty): $2,000</w:t>
       </w:r>
     </w:p>
     <w:p>
       <w:r>
-        <w:t>• 1 TikTok (fashion): $1,000</w:t>
+        <w:t>• 1 TikTok [https://www.tiktok.com/@sylviavanhoeven] (fashion): $1,000</w:t>
       </w:r>
     </w:p>
     <w:p>
       <w:r>
-        <w:t>• 1 IG Reel: $850</w:t>
+        <w:t>• 1 IG Reel [https://www.instagram.com/sylviavanhoeven]: $850</w:t>
       </w:r>
     </w:p>
     <w:p>
@@ -276,7 +270,7 @@
     <w:p/>
     <w:p>
       <w:r>
-        <w:t>Please let us know what account you'd like her to post on in your offer + if you have any questions moving forward. We'd love to explore working together!</w:t>
+        <w:t>Please let us know what account you'd like her to post on in your offer + if you have any questions moving forward. We’d love to explore working together!</w:t>
       </w:r>
     </w:p>
     <w:p>
@@ -323,7 +317,7 @@
     </w:p>
     <w:p>
       <w:r>
-        <w:t>Sylvia's standard rate is $2,000 per video! https://taboost.my.canva.site/sylvia is her media kit. Below is her bundle pricing:</w:t>
+        <w:t>Sylvia's standard rate is $2,000 per video! HERE [https://taboost.my.canva.site/sylvia] is her media kit. Below is her bundle pricing:</w:t>
       </w:r>
     </w:p>
     <w:p/>
@@ -345,7 +339,7 @@
     <w:p/>
     <w:p>
       <w:r>
-        <w:t>We've found bundles usually perform better since multiple posts make the product feel like a real part of her routine instead of a one-off. Let me know your thoughts!</w:t>
+        <w:t>We’ve found bundles usually perform better since multiple posts make the product feel like a real part of her routine instead of a one-off. Let me know your thoughts!</w:t>
       </w:r>
     </w:p>
     <w:p>
@@ -400,13 +394,18 @@
     </w:p>
     <w:p>
       <w:r>
+        <w:t>Email Draft: CC cara@taboost.me</w:t>
+      </w:r>
+    </w:p>
+    <w:p>
+      <w:r>
         <w:t>Hi,</w:t>
       </w:r>
     </w:p>
     <w:p/>
     <w:p>
       <w:r>
-        <w:t>Thank you for the offer! I think this collab could be a good fit for Sylvia. Looping in her management team who can move forward with this convo!</w:t>
+        <w:t>Thank you for the offer! I think this collab could be a good fit for Sylvia [https://www.tiktok.com/@sylviavanhoevenbeauty]. Looping in her management team who can move forward with this convo!</w:t>
       </w:r>
     </w:p>
     <w:p>
@@ -422,17 +421,231 @@
         <w:rPr>
           <w:b/>
         </w:rPr>
-        <w:t>⏳ SOP PENDING — AI will NOT draft. All emails routed to Human Admin Required.</w:t>
+        <w:t>✅ SOP APPROVED — AI may draft for this talent</w:t>
       </w:r>
     </w:p>
     <w:p>
       <w:r>
-        <w:t>Manager: Chenni  |  Minimum Rate: $2000 per video</w:t>
+        <w:t>Manager: Chenni Li (chenni@taboost.me)  |  Minimum Rate: $2000 per video</w:t>
       </w:r>
     </w:p>
     <w:p>
-      <w:r>
-        <w:t>(Add approved scenarios below when ready.)</w:t>
+      <w:pPr>
+        <w:pStyle w:val="Heading2"/>
+      </w:pPr>
+      <w:r>
+        <w:t>Scenario A: Initial Inbound (Default Response) — DEFAULT RESPONSE</w:t>
+      </w:r>
+    </w:p>
+    <w:p>
+      <w:r>
+        <w:rPr>
+          <w:b/>
+        </w:rPr>
+        <w:t>Use when:</w:t>
+      </w:r>
+    </w:p>
+    <w:p>
+      <w:r>
+        <w:t>• Asking for rates or a potential to collab</w:t>
+      </w:r>
+    </w:p>
+    <w:p>
+      <w:r>
+        <w:t>• All other general inquiries</w:t>
+      </w:r>
+    </w:p>
+    <w:p>
+      <w:r>
+        <w:rPr>
+          <w:b/>
+        </w:rPr>
+        <w:t>Do not use when:</w:t>
+      </w:r>
+    </w:p>
+    <w:p>
+      <w:r>
+        <w:t>• An exact match from scenario below</w:t>
+      </w:r>
+    </w:p>
+    <w:p>
+      <w:r>
+        <w:rPr>
+          <w:b/>
+        </w:rPr>
+        <w:t>Approved Response:</w:t>
+      </w:r>
+    </w:p>
+    <w:p>
+      <w:r>
+        <w:t>Thank you so much for reaching out about a potential partnership with Trinity!! I’m happy to share her media kit HERE [https://taboost.my.canva.site/trinity] + rates below:</w:t>
+      </w:r>
+    </w:p>
+    <w:p>
+      <w:r>
+        <w:t>• 1 TikTok [https://www.tiktok.com/@trinity.blair]: $4,000</w:t>
+      </w:r>
+    </w:p>
+    <w:p>
+      <w:r>
+        <w:t>• 1 IG Reel [https://www.instagram.com/trinyxo]: $2,000</w:t>
+      </w:r>
+    </w:p>
+    <w:p>
+      <w:r>
+        <w:t>• Podcast [https://open.spotify.com/show/5j2Sagld5jGiJibHlXUohQ?si=330cd6a1acc54cbf] Feature: $1,500</w:t>
+      </w:r>
+    </w:p>
+    <w:p>
+      <w:r>
+        <w:t>• 1 UGC Video: $1,500 (usage to be negotiated)</w:t>
+      </w:r>
+    </w:p>
+    <w:p/>
+    <w:p>
+      <w:r>
+        <w:t>Trinity's pricing reflects her 3.4M followers + high engagement rate. She has a cult following always asking her for suggestions, recommendations, and advice via TikTok, her Podcast, Snapchat, and IG!!</w:t>
+      </w:r>
+    </w:p>
+    <w:p/>
+    <w:p>
+      <w:r>
+        <w:t>Please let us know what type of collab you're looking for in your offer + if you have any questions moving forward. We’d love to explore working together!</w:t>
+      </w:r>
+    </w:p>
+    <w:p>
+      <w:pPr>
+        <w:pStyle w:val="Heading2"/>
+      </w:pPr>
+      <w:r>
+        <w:t>Scenario B: Initial Inbound (Bundle Rate Requested)</w:t>
+      </w:r>
+    </w:p>
+    <w:p>
+      <w:r>
+        <w:rPr>
+          <w:b/>
+        </w:rPr>
+        <w:t>Use when:</w:t>
+      </w:r>
+    </w:p>
+    <w:p>
+      <w:r>
+        <w:t>• Asking for bundle rates</w:t>
+      </w:r>
+    </w:p>
+    <w:p>
+      <w:r>
+        <w:rPr>
+          <w:b/>
+        </w:rPr>
+        <w:t>Do not use when:</w:t>
+      </w:r>
+    </w:p>
+    <w:p>
+      <w:r>
+        <w:t>• Multiple post rate is not asked for</w:t>
+      </w:r>
+    </w:p>
+    <w:p>
+      <w:r>
+        <w:rPr>
+          <w:b/>
+        </w:rPr>
+        <w:t>Approved Response:</w:t>
+      </w:r>
+    </w:p>
+    <w:p>
+      <w:r>
+        <w:t>Trinity's standard rate is $4,000 per video! HERE [https://taboost.my.canva.site/trinity] is her media kit. Below is her bundle pricing:</w:t>
+      </w:r>
+    </w:p>
+    <w:p/>
+    <w:p>
+      <w:r>
+        <w:t>3 videos (85%) → $10,000</w:t>
+      </w:r>
+    </w:p>
+    <w:p>
+      <w:r>
+        <w:t>5 videos (80%) → $16,000</w:t>
+      </w:r>
+    </w:p>
+    <w:p>
+      <w:r>
+        <w:t>10 videos (70%) → $28,000</w:t>
+      </w:r>
+    </w:p>
+    <w:p/>
+    <w:p>
+      <w:r>
+        <w:t>We’ve found bundles usually perform better since multiple posts make the product feel like a real part of her routine instead of a one-off. Let me know your thoughts!</w:t>
+      </w:r>
+    </w:p>
+    <w:p>
+      <w:pPr>
+        <w:pStyle w:val="Heading2"/>
+      </w:pPr>
+      <w:r>
+        <w:t>Scenario C: Initial Inbound (Adequate Offer)</w:t>
+      </w:r>
+    </w:p>
+    <w:p>
+      <w:r>
+        <w:rPr>
+          <w:b/>
+        </w:rPr>
+        <w:t>Use when:</w:t>
+      </w:r>
+    </w:p>
+    <w:p>
+      <w:r>
+        <w:t>• Initially offered a rate that is OVER $600 for one post</w:t>
+      </w:r>
+    </w:p>
+    <w:p>
+      <w:r>
+        <w:rPr>
+          <w:b/>
+        </w:rPr>
+        <w:t>Do not use when:</w:t>
+      </w:r>
+    </w:p>
+    <w:p>
+      <w:r>
+        <w:t>• An explicit offer of the above rate is not specified</w:t>
+      </w:r>
+    </w:p>
+    <w:p>
+      <w:r>
+        <w:rPr>
+          <w:b/>
+        </w:rPr>
+        <w:t>CC: chenni@taboost.me</w:t>
+      </w:r>
+    </w:p>
+    <w:p>
+      <w:r>
+        <w:rPr>
+          <w:b/>
+        </w:rPr>
+        <w:t>Approved Response:</w:t>
+      </w:r>
+    </w:p>
+    <w:p>
+      <w:r>
+        <w:t>Email Draft: CC chenni@taboost.me</w:t>
+      </w:r>
+    </w:p>
+    <w:p>
+      <w:r>
+        <w:t>Hi,</w:t>
+      </w:r>
+    </w:p>
+    <w:p/>
+    <w:p>
+      <w:r>
+        <w:t>Thank you for the offer! I think this collab could be a good fit for Trinity [https://www.tiktok.com/@trinity.blair]. Looping in her management team who can move forward with this convo!</w:t>
       </w:r>
     </w:p>
     <w:p>
@@ -492,7 +705,7 @@
     </w:p>
     <w:p>
       <w:r>
-        <w:t>• An exact match from a more specific scenario below</w:t>
+        <w:t>• An exact match from scenario below</w:t>
       </w:r>
     </w:p>
     <w:p>
@@ -505,22 +718,22 @@
     </w:p>
     <w:p>
       <w:r>
-        <w:t>Thank you so much for reaching out about a potential partnership with Sam!! I'm happy to share her rates below:</w:t>
+        <w:t>Thank you so much for reaching out about a potential partnership with Sam!! I’m happy to share her rates below:</w:t>
       </w:r>
     </w:p>
     <w:p>
       <w:r>
-        <w:t>• 1 TikTok: $900</w:t>
+        <w:t>• 1 TikTok [https://www.tiktok.com/@sam_joness_]: $900</w:t>
       </w:r>
     </w:p>
     <w:p>
       <w:r>
-        <w:t>• 1 IG Reel: $600</w:t>
+        <w:t>• 1 IG Reel [https://www.instagram.com/its_samjones_/reels/]: $600</w:t>
       </w:r>
     </w:p>
     <w:p>
       <w:r>
-        <w:t>• 1 UGC Video: $1,500 (usage can be added on for an additional cost)</w:t>
+        <w:t>• 1 UGC Video [https://samjonesugc.my.canva.site/]: $1,500 (usage can be added on for an additional cost)</w:t>
       </w:r>
     </w:p>
     <w:p/>
@@ -532,7 +745,7 @@
     <w:p/>
     <w:p>
       <w:r>
-        <w:t>Please let us know what type of collab you're looking for in your offer + if you have any questions moving forward. We'd love to explore working together!</w:t>
+        <w:t>Please let us know what type of collab you're looking for in your offer + if you have any questions moving forward. We’d love to explore working together!</w:t>
       </w:r>
     </w:p>
     <w:p>
@@ -601,7 +814,7 @@
     <w:p/>
     <w:p>
       <w:r>
-        <w:t>We've found bundles usually perform better since multiple posts make the product feel like a real part of her routine instead of a one-off. Let me know your thoughts!</w:t>
+        <w:t>We’ve found bundles usually perform better since multiple posts make the product feel like a real part of her routine instead of a one-off. Let me know your thoughts!</w:t>
       </w:r>
     </w:p>
     <w:p>
@@ -656,13 +869,18 @@
     </w:p>
     <w:p>
       <w:r>
+        <w:t>Email Draft: CC cara@taboost.me</w:t>
+      </w:r>
+    </w:p>
+    <w:p>
+      <w:r>
         <w:t>Hi,</w:t>
       </w:r>
     </w:p>
     <w:p/>
     <w:p>
       <w:r>
-        <w:t>Thank you for the offer! I think this collab could be a good fit for Sam. Looping her in management team who can move forward with this convo!</w:t>
+        <w:t>Thank you for the offer! I think this collab could be a good fit for Sam [https://www.tiktok.com/@sam_joness_]. Looping in her management team who can move forward with this convo!</w:t>
       </w:r>
     </w:p>
     <w:p>
@@ -774,7 +992,7 @@
     </w:p>
     <w:p>
       <w:r>
-        <w:t>• An exact match from a more specific scenario below</w:t>
+        <w:t>• An exact match from scenario below</w:t>
       </w:r>
     </w:p>
     <w:p>
@@ -787,12 +1005,12 @@
     </w:p>
     <w:p>
       <w:r>
-        <w:t>Thank you so much for reaching out about a potential partnership with Lizz!! I'm happy to share her rates below:</w:t>
+        <w:t>Thank you so much for reaching out about a potential partnership with Lizz!! I’m happy to share her rates below:</w:t>
       </w:r>
     </w:p>
     <w:p>
       <w:r>
-        <w:t>• 1 TikTok: $750</w:t>
+        <w:t>• 1 TikTok [https://www.tiktok.com/@lizzmi45]: $750</w:t>
       </w:r>
     </w:p>
     <w:p>
@@ -809,7 +1027,7 @@
     <w:p/>
     <w:p>
       <w:r>
-        <w:t>Please let us know what type of collab you're looking for in your offer + if you have any questions moving forward. We'd love to explore working together!</w:t>
+        <w:t>Please let us know what type of collab you're looking for in your offer + if you have any questions moving forward. We’d love to explore working together!</w:t>
       </w:r>
     </w:p>
     <w:p>
@@ -856,7 +1074,7 @@
     </w:p>
     <w:p>
       <w:r>
-        <w:t>Lizz's standard rate is $750 per video! Below is her bundle pricing:</w:t>
+        <w:t>Lizz's [https://www.tiktok.com/@lizzmi45] standard rate is $750 per video! Below is her bundle pricing:</w:t>
       </w:r>
     </w:p>
     <w:p/>
@@ -878,7 +1096,7 @@
     <w:p/>
     <w:p>
       <w:r>
-        <w:t>We've found bundles usually perform better since multiple posts make the product feel like a real part of her routine instead of a one-off. Let me know your thoughts!</w:t>
+        <w:t>We’ve found bundles usually perform better since multiple posts make the product feel like a real part of her routine instead of a one-off. Let me know your thoughts!</w:t>
       </w:r>
     </w:p>
     <w:p>
@@ -933,13 +1151,18 @@
     </w:p>
     <w:p>
       <w:r>
+        <w:t>Email Draft: CC chenni@taboost.me</w:t>
+      </w:r>
+    </w:p>
+    <w:p>
+      <w:r>
         <w:t>Hi,</w:t>
       </w:r>
     </w:p>
     <w:p/>
     <w:p>
       <w:r>
-        <w:t>Thank you for the offer! I think this collab could be a good fit for Lizz. Looping her in management team who can move forward with this convo!</w:t>
+        <w:t>Thank you for the offer! I think this collab could be a good fit for Lizz [https://www.tiktok.com/@lizzmi45]. Looping in her management team who can move forward with this convo!</w:t>
       </w:r>
     </w:p>
     <w:p>
@@ -999,7 +1222,7 @@
     </w:p>
     <w:p>
       <w:r>
-        <w:t>• An exact match from a more specific scenario below</w:t>
+        <w:t>• An exact match from scenario below</w:t>
       </w:r>
     </w:p>
     <w:p>
@@ -1012,17 +1235,17 @@
     </w:p>
     <w:p>
       <w:r>
-        <w:t>Thank you so much for reaching out about a potential partnership with Katrina!! I'm happy to share her rates below:</w:t>
+        <w:t>Thank you so much for reaching out about a potential partnership with Katrina!! I’m happy to share her rates below:</w:t>
       </w:r>
     </w:p>
     <w:p>
       <w:r>
-        <w:t>• 1 TikTok: $500</w:t>
+        <w:t>• 1 TikTok [https://www.tiktok.com/@katrinagmoore]: $500</w:t>
       </w:r>
     </w:p>
     <w:p>
       <w:r>
-        <w:t>• Cross posting to IG Reels: + $150</w:t>
+        <w:t>• Cross posting to IG Reels [https://www.instagram.com/katrinamoore621/reels/]: + $150</w:t>
       </w:r>
     </w:p>
     <w:p>
@@ -1039,7 +1262,7 @@
     <w:p/>
     <w:p>
       <w:r>
-        <w:t>Please let us know what type of collab you're looking for in your offer + if you have any questions moving forward. We'd love to explore working together!</w:t>
+        <w:t>Please let us know what type of collab you're looking for in your offer + if you have any questions moving forward. We’d love to explore working together!</w:t>
       </w:r>
     </w:p>
     <w:p>
@@ -1086,7 +1309,7 @@
     </w:p>
     <w:p>
       <w:r>
-        <w:t>Katrina's standard rate is $500 per video! Below is her bundle pricing:</w:t>
+        <w:t>Katrina's [https://www.tiktok.com/@katrinagmoore] standard rate is $500 per video! Below is her bundle pricing:</w:t>
       </w:r>
     </w:p>
     <w:p/>
@@ -1108,7 +1331,7 @@
     <w:p/>
     <w:p>
       <w:r>
-        <w:t>We've found bundles usually perform better since multiple posts make the product feel like a real part of her routine instead of a one-off. Let me know your thoughts!</w:t>
+        <w:t>We’ve found bundles usually perform better since multiple posts make the product feel like a real part of her routine instead of a one-off. Let me know your thoughts!</w:t>
       </w:r>
     </w:p>
     <w:p>
@@ -1163,13 +1386,18 @@
     </w:p>
     <w:p>
       <w:r>
+        <w:t>Email Draft: CC chenni@taboost.me</w:t>
+      </w:r>
+    </w:p>
+    <w:p>
+      <w:r>
         <w:t>Hi,</w:t>
       </w:r>
     </w:p>
     <w:p/>
     <w:p>
       <w:r>
-        <w:t>Thank you for the offer! I think this collab could be a good fit for Katrina. Looping her in management team who can move forward with this convo!</w:t>
+        <w:t>Thank you for the offer! I think this collab could be a good fit for Katrina [https://www.tiktok.com/@katrinagmoore]. Looping in her management team who can move forward with this convo!</w:t>
       </w:r>
     </w:p>
     <w:p>
